--- a/32IV Inzhenerija vbudovanyh/5/KNT-122_Onyshchenko_Variant-19_PR5.docx
+++ b/32IV Inzhenerija vbudovanyh/5/KNT-122_Onyshchenko_Variant-19_PR5.docx
@@ -457,16 +457,345 @@
         <w:pStyle w:val="H1"/>
       </w:pPr>
       <w:r>
+        <w:t>Виконання</w:t>
+      </w:r>
+    </w:p>
+    <w:p>
+      <w:pPr>
+        <w:pStyle w:val="H2"/>
+        <w:rPr>
+          <w:lang w:val="en-US"/>
+        </w:rPr>
+      </w:pPr>
+      <w:r>
+        <w:t>1 Приклад датчика руху</w:t>
+      </w:r>
+    </w:p>
+    <w:p>
+      <w:pPr>
+        <w:pStyle w:val="P"/>
+        <w:rPr>
+          <w:lang w:val="en-US"/>
+        </w:rPr>
+      </w:pPr>
+    </w:p>
+    <w:p>
+      <w:pPr>
+        <w:pStyle w:val="IMG"/>
+        <w:rPr>
+          <w:lang w:val="en-US"/>
+        </w:rPr>
+      </w:pPr>
+      <w:r>
+        <w:rPr>
+          <w:lang w:val="en-US"/>
+        </w:rPr>
         <w:lastRenderedPageBreak/>
-        <w:t>Виконання</w:t>
-      </w:r>
+        <w:drawing>
+          <wp:inline distT="0" distB="0" distL="0" distR="0" wp14:anchorId="3B8DC9EA" wp14:editId="77B6C2DB">
+            <wp:extent cx="5474912" cy="8413750"/>
+            <wp:effectExtent l="0" t="0" r="0" b="6350"/>
+            <wp:docPr id="1902234608" name="Рисунок 1" descr="Зображення, що містить текст, Електронна інженерія, електроніка, Компонент схеми&#10;&#10;Вміст, створений ШІ, може бути неправильним."/>
+            <wp:cNvGraphicFramePr>
+              <a:graphicFrameLocks xmlns:a="http://schemas.openxmlformats.org/drawingml/2006/main" noChangeAspect="1"/>
+            </wp:cNvGraphicFramePr>
+            <a:graphic xmlns:a="http://schemas.openxmlformats.org/drawingml/2006/main">
+              <a:graphicData uri="http://schemas.openxmlformats.org/drawingml/2006/picture">
+                <pic:pic xmlns:pic="http://schemas.openxmlformats.org/drawingml/2006/picture">
+                  <pic:nvPicPr>
+                    <pic:cNvPr id="1902234608" name="Рисунок 1" descr="Зображення, що містить текст, Електронна інженерія, електроніка, Компонент схеми&#10;&#10;Вміст, створений ШІ, може бути неправильним."/>
+                    <pic:cNvPicPr/>
+                  </pic:nvPicPr>
+                  <pic:blipFill>
+                    <a:blip r:embed="rId6"/>
+                    <a:stretch>
+                      <a:fillRect/>
+                    </a:stretch>
+                  </pic:blipFill>
+                  <pic:spPr>
+                    <a:xfrm>
+                      <a:off x="0" y="0"/>
+                      <a:ext cx="5476675" cy="8416460"/>
+                    </a:xfrm>
+                    <a:prstGeom prst="rect">
+                      <a:avLst/>
+                    </a:prstGeom>
+                  </pic:spPr>
+                </pic:pic>
+              </a:graphicData>
+            </a:graphic>
+          </wp:inline>
+        </w:drawing>
+      </w:r>
+    </w:p>
+    <w:p>
+      <w:pPr>
+        <w:pStyle w:val="IMG"/>
+      </w:pPr>
+      <w:r>
+        <w:t>Рисунок 1.1 – Схема</w:t>
+      </w:r>
+    </w:p>
+    <w:p>
+      <w:pPr>
+        <w:pStyle w:val="P"/>
+      </w:pPr>
+    </w:p>
+    <w:p>
+      <w:pPr>
+        <w:pStyle w:val="H3"/>
+      </w:pPr>
+      <w:r>
+        <w:t>Код</w:t>
+      </w:r>
+    </w:p>
+    <w:p>
+      <w:pPr>
+        <w:pStyle w:val="P"/>
+      </w:pPr>
+    </w:p>
+    <w:p>
+      <w:pPr>
+        <w:pStyle w:val="Code"/>
+      </w:pPr>
+      <w:r>
+        <w:t>int sensorPostiion=0;</w:t>
+      </w:r>
+    </w:p>
+    <w:p>
+      <w:pPr>
+        <w:pStyle w:val="Code"/>
+      </w:pPr>
+      <w:r>
+        <w:t>int sensorPin=3;</w:t>
+      </w:r>
+    </w:p>
+    <w:p>
+      <w:pPr>
+        <w:pStyle w:val="Code"/>
+      </w:pPr>
+      <w:r>
+        <w:t>int ledPin=13;</w:t>
+      </w:r>
+    </w:p>
+    <w:p>
+      <w:pPr>
+        <w:pStyle w:val="Code"/>
+      </w:pPr>
+    </w:p>
+    <w:p>
+      <w:pPr>
+        <w:pStyle w:val="Code"/>
+      </w:pPr>
+      <w:r>
+        <w:t xml:space="preserve">void </w:t>
+      </w:r>
+      <w:proofErr w:type="gramStart"/>
+      <w:r>
+        <w:t>setup(</w:t>
+      </w:r>
+      <w:proofErr w:type="gramEnd"/>
+      <w:r>
+        <w:t>)</w:t>
+      </w:r>
+    </w:p>
+    <w:p>
+      <w:pPr>
+        <w:pStyle w:val="Code"/>
+      </w:pPr>
+      <w:r>
+        <w:t>{</w:t>
+      </w:r>
+    </w:p>
+    <w:p>
+      <w:pPr>
+        <w:pStyle w:val="Code"/>
+      </w:pPr>
+      <w:r>
+        <w:t xml:space="preserve">  </w:t>
+      </w:r>
+      <w:proofErr w:type="gramStart"/>
+      <w:r>
+        <w:t>pinMode(</w:t>
+      </w:r>
+      <w:proofErr w:type="gramEnd"/>
+      <w:r>
+        <w:t>sensorPin, INPUT);</w:t>
+      </w:r>
+    </w:p>
+    <w:p>
+      <w:pPr>
+        <w:pStyle w:val="Code"/>
+      </w:pPr>
+      <w:r>
+        <w:t xml:space="preserve">  </w:t>
+      </w:r>
+      <w:proofErr w:type="gramStart"/>
+      <w:r>
+        <w:t>pinMode(</w:t>
+      </w:r>
+      <w:proofErr w:type="gramEnd"/>
+      <w:r>
+        <w:t>ledPin, OUTPUT);</w:t>
+      </w:r>
+    </w:p>
+    <w:p>
+      <w:pPr>
+        <w:pStyle w:val="Code"/>
+      </w:pPr>
+      <w:r>
+        <w:t>  Serial.begin(9600);</w:t>
+      </w:r>
+    </w:p>
+    <w:p>
+      <w:pPr>
+        <w:pStyle w:val="Code"/>
+      </w:pPr>
+      <w:r>
+        <w:t>}</w:t>
+      </w:r>
+    </w:p>
+    <w:p>
+      <w:pPr>
+        <w:pStyle w:val="Code"/>
+      </w:pPr>
+    </w:p>
+    <w:p>
+      <w:pPr>
+        <w:pStyle w:val="Code"/>
+      </w:pPr>
+      <w:r>
+        <w:t xml:space="preserve">void </w:t>
+      </w:r>
+      <w:proofErr w:type="gramStart"/>
+      <w:r>
+        <w:t>loop(</w:t>
+      </w:r>
+      <w:proofErr w:type="gramEnd"/>
+      <w:r>
+        <w:t>)</w:t>
+      </w:r>
+    </w:p>
+    <w:p>
+      <w:pPr>
+        <w:pStyle w:val="Code"/>
+      </w:pPr>
+      <w:r>
+        <w:t>{</w:t>
+      </w:r>
+    </w:p>
+    <w:p>
+      <w:pPr>
+        <w:pStyle w:val="Code"/>
+      </w:pPr>
+      <w:r>
+        <w:t>  sensorPostiion=digitalRead(sensorPin);</w:t>
+      </w:r>
+    </w:p>
+    <w:p>
+      <w:pPr>
+        <w:pStyle w:val="Code"/>
+      </w:pPr>
+      <w:r>
+        <w:t>  if (sensorPostiion==</w:t>
+      </w:r>
+      <w:proofErr w:type="gramStart"/>
+      <w:r>
+        <w:t>HIGH){</w:t>
+      </w:r>
+      <w:proofErr w:type="gramEnd"/>
+    </w:p>
+    <w:p>
+      <w:pPr>
+        <w:pStyle w:val="Code"/>
+      </w:pPr>
+      <w:r>
+        <w:t xml:space="preserve">    </w:t>
+      </w:r>
+      <w:proofErr w:type="gramStart"/>
+      <w:r>
+        <w:t>digitalWrite(</w:t>
+      </w:r>
+      <w:proofErr w:type="gramEnd"/>
+      <w:r>
+        <w:t>ledPin, HIGH);</w:t>
+      </w:r>
+    </w:p>
+    <w:p>
+      <w:pPr>
+        <w:pStyle w:val="Code"/>
+      </w:pPr>
+      <w:r>
+        <w:t>    Serial.println("Sensor on");</w:t>
+      </w:r>
+    </w:p>
+    <w:p>
+      <w:pPr>
+        <w:pStyle w:val="Code"/>
+      </w:pPr>
+      <w:r>
+        <w:t>  } else {</w:t>
+      </w:r>
+    </w:p>
+    <w:p>
+      <w:pPr>
+        <w:pStyle w:val="Code"/>
+      </w:pPr>
+      <w:r>
+        <w:t xml:space="preserve">    </w:t>
+      </w:r>
+      <w:proofErr w:type="gramStart"/>
+      <w:r>
+        <w:t>digitalWrite(</w:t>
+      </w:r>
+      <w:proofErr w:type="gramEnd"/>
+      <w:r>
+        <w:t>ledPin, LOW);</w:t>
+      </w:r>
+    </w:p>
+    <w:p>
+      <w:pPr>
+        <w:pStyle w:val="Code"/>
+      </w:pPr>
+      <w:r>
+        <w:t>  }</w:t>
+      </w:r>
+    </w:p>
+    <w:p>
+      <w:pPr>
+        <w:pStyle w:val="Code"/>
+      </w:pPr>
+      <w:r>
+        <w:t xml:space="preserve">  </w:t>
+      </w:r>
+      <w:proofErr w:type="gramStart"/>
+      <w:r>
+        <w:t>delay(</w:t>
+      </w:r>
+      <w:proofErr w:type="gramEnd"/>
+      <w:r>
+        <w:t>120);</w:t>
+      </w:r>
+    </w:p>
+    <w:p>
+      <w:pPr>
+        <w:pStyle w:val="Code"/>
+      </w:pPr>
+      <w:r>
+        <w:t>}</w:t>
+      </w:r>
+    </w:p>
+    <w:p>
+      <w:pPr>
+        <w:pStyle w:val="P"/>
+      </w:pPr>
     </w:p>
     <w:p>
       <w:pPr>
         <w:pStyle w:val="H2"/>
       </w:pPr>
       <w:r>
-        <w:t>1 Приклад датчика руху</w:t>
+        <w:t>2 Приклад клавіатури</w:t>
       </w:r>
     </w:p>
     <w:p>
@@ -474,7 +803,7 @@
         <w:pStyle w:val="H2"/>
       </w:pPr>
       <w:r>
-        <w:t>2 Приклад клавіатури</w:t>
+        <w:t>3 Датчик руху і світлодіод</w:t>
       </w:r>
     </w:p>
     <w:p>
@@ -482,20 +811,15 @@
         <w:pStyle w:val="H2"/>
       </w:pPr>
       <w:r>
-        <w:t>3 Датчик руху і світлодіод</w:t>
+        <w:t>4 Клавіатура і сервомотор</w:t>
       </w:r>
     </w:p>
     <w:p>
       <w:pPr>
         <w:pStyle w:val="H2"/>
-      </w:pPr>
-      <w:r>
-        <w:t>4 Клавіатура і сервомотор</w:t>
-      </w:r>
-    </w:p>
-    <w:p>
-      <w:pPr>
-        <w:pStyle w:val="H2"/>
+        <w:rPr>
+          <w:lang w:val="en-US"/>
+        </w:rPr>
       </w:pPr>
       <w:r>
         <w:t>5 Датчик руху і п’єзо</w:t>

--- a/32IV Inzhenerija vbudovanyh/5/KNT-122_Onyshchenko_Variant-19_PR5.docx
+++ b/32IV Inzhenerija vbudovanyh/5/KNT-122_Onyshchenko_Variant-19_PR5.docx
@@ -474,10 +474,23 @@
     <w:p>
       <w:pPr>
         <w:pStyle w:val="P"/>
-        <w:rPr>
-          <w:lang w:val="en-US"/>
-        </w:rPr>
-      </w:pPr>
+      </w:pPr>
+    </w:p>
+    <w:p>
+      <w:pPr>
+        <w:pStyle w:val="P"/>
+      </w:pPr>
+      <w:hyperlink r:id="rId6" w:history="1">
+        <w:r>
+          <w:rPr>
+            <w:rStyle w:val="a4"/>
+          </w:rPr>
+          <w:t>Посилання</w:t>
+        </w:r>
+      </w:hyperlink>
+      <w:r>
+        <w:t>.</w:t>
+      </w:r>
     </w:p>
     <w:p>
       <w:pPr>
@@ -507,7 +520,7 @@
                     <pic:cNvPicPr/>
                   </pic:nvPicPr>
                   <pic:blipFill>
-                    <a:blip r:embed="rId6"/>
+                    <a:blip r:embed="rId7"/>
                     <a:stretch>
                       <a:fillRect/>
                     </a:stretch>
@@ -588,15 +601,7 @@
         <w:pStyle w:val="Code"/>
       </w:pPr>
       <w:r>
-        <w:t xml:space="preserve">void </w:t>
-      </w:r>
-      <w:proofErr w:type="gramStart"/>
-      <w:r>
-        <w:t>setup(</w:t>
-      </w:r>
-      <w:proofErr w:type="gramEnd"/>
-      <w:r>
-        <w:t>)</w:t>
+        <w:t>void setup()</w:t>
       </w:r>
     </w:p>
     <w:p>
@@ -612,15 +617,7 @@
         <w:pStyle w:val="Code"/>
       </w:pPr>
       <w:r>
-        <w:t xml:space="preserve">  </w:t>
-      </w:r>
-      <w:proofErr w:type="gramStart"/>
-      <w:r>
-        <w:t>pinMode(</w:t>
-      </w:r>
-      <w:proofErr w:type="gramEnd"/>
-      <w:r>
-        <w:t>sensorPin, INPUT);</w:t>
+        <w:t>  pinMode(sensorPin, INPUT);</w:t>
       </w:r>
     </w:p>
     <w:p>
@@ -628,15 +625,7 @@
         <w:pStyle w:val="Code"/>
       </w:pPr>
       <w:r>
-        <w:t xml:space="preserve">  </w:t>
-      </w:r>
-      <w:proofErr w:type="gramStart"/>
-      <w:r>
-        <w:t>pinMode(</w:t>
-      </w:r>
-      <w:proofErr w:type="gramEnd"/>
-      <w:r>
-        <w:t>ledPin, OUTPUT);</w:t>
+        <w:t>  pinMode(ledPin, OUTPUT);</w:t>
       </w:r>
     </w:p>
     <w:p>
@@ -665,15 +654,7 @@
         <w:pStyle w:val="Code"/>
       </w:pPr>
       <w:r>
-        <w:t xml:space="preserve">void </w:t>
-      </w:r>
-      <w:proofErr w:type="gramStart"/>
-      <w:r>
-        <w:t>loop(</w:t>
-      </w:r>
-      <w:proofErr w:type="gramEnd"/>
-      <w:r>
-        <w:t>)</w:t>
+        <w:t>void loop()</w:t>
       </w:r>
     </w:p>
     <w:p>
@@ -697,28 +678,15 @@
         <w:pStyle w:val="Code"/>
       </w:pPr>
       <w:r>
-        <w:t>  if (sensorPostiion==</w:t>
-      </w:r>
-      <w:proofErr w:type="gramStart"/>
-      <w:r>
-        <w:t>HIGH){</w:t>
-      </w:r>
-      <w:proofErr w:type="gramEnd"/>
+        <w:t>  if (sensorPostiion==HIGH){</w:t>
+      </w:r>
     </w:p>
     <w:p>
       <w:pPr>
         <w:pStyle w:val="Code"/>
       </w:pPr>
       <w:r>
-        <w:t xml:space="preserve">    </w:t>
-      </w:r>
-      <w:proofErr w:type="gramStart"/>
-      <w:r>
-        <w:t>digitalWrite(</w:t>
-      </w:r>
-      <w:proofErr w:type="gramEnd"/>
-      <w:r>
-        <w:t>ledPin, HIGH);</w:t>
+        <w:t>    digitalWrite(ledPin, HIGH);</w:t>
       </w:r>
     </w:p>
     <w:p>
@@ -742,15 +710,7 @@
         <w:pStyle w:val="Code"/>
       </w:pPr>
       <w:r>
-        <w:t xml:space="preserve">    </w:t>
-      </w:r>
-      <w:proofErr w:type="gramStart"/>
-      <w:r>
-        <w:t>digitalWrite(</w:t>
-      </w:r>
-      <w:proofErr w:type="gramEnd"/>
-      <w:r>
-        <w:t>ledPin, LOW);</w:t>
+        <w:t>    digitalWrite(ledPin, LOW);</w:t>
       </w:r>
     </w:p>
     <w:p>
@@ -766,15 +726,7 @@
         <w:pStyle w:val="Code"/>
       </w:pPr>
       <w:r>
-        <w:t xml:space="preserve">  </w:t>
-      </w:r>
-      <w:proofErr w:type="gramStart"/>
-      <w:r>
-        <w:t>delay(</w:t>
-      </w:r>
-      <w:proofErr w:type="gramEnd"/>
-      <w:r>
-        <w:t>120);</w:t>
+        <w:t>  delay(120);</w:t>
       </w:r>
     </w:p>
     <w:p>

--- a/32IV Inzhenerija vbudovanyh/5/KNT-122_Onyshchenko_Variant-19_PR5.docx
+++ b/32IV Inzhenerija vbudovanyh/5/KNT-122_Onyshchenko_Variant-19_PR5.docx
@@ -601,7 +601,15 @@
         <w:pStyle w:val="Code"/>
       </w:pPr>
       <w:r>
-        <w:t>void setup()</w:t>
+        <w:t xml:space="preserve">void </w:t>
+      </w:r>
+      <w:proofErr w:type="gramStart"/>
+      <w:r>
+        <w:t>setup(</w:t>
+      </w:r>
+      <w:proofErr w:type="gramEnd"/>
+      <w:r>
+        <w:t>)</w:t>
       </w:r>
     </w:p>
     <w:p>
@@ -617,15 +625,31 @@
         <w:pStyle w:val="Code"/>
       </w:pPr>
       <w:r>
-        <w:t>  pinMode(sensorPin, INPUT);</w:t>
-      </w:r>
-    </w:p>
-    <w:p>
-      <w:pPr>
-        <w:pStyle w:val="Code"/>
-      </w:pPr>
-      <w:r>
-        <w:t>  pinMode(ledPin, OUTPUT);</w:t>
+        <w:t xml:space="preserve">  </w:t>
+      </w:r>
+      <w:proofErr w:type="gramStart"/>
+      <w:r>
+        <w:t>pinMode(</w:t>
+      </w:r>
+      <w:proofErr w:type="gramEnd"/>
+      <w:r>
+        <w:t>sensorPin, INPUT);</w:t>
+      </w:r>
+    </w:p>
+    <w:p>
+      <w:pPr>
+        <w:pStyle w:val="Code"/>
+      </w:pPr>
+      <w:r>
+        <w:t xml:space="preserve">  </w:t>
+      </w:r>
+      <w:proofErr w:type="gramStart"/>
+      <w:r>
+        <w:t>pinMode(</w:t>
+      </w:r>
+      <w:proofErr w:type="gramEnd"/>
+      <w:r>
+        <w:t>ledPin, OUTPUT);</w:t>
       </w:r>
     </w:p>
     <w:p>
@@ -654,7 +678,15 @@
         <w:pStyle w:val="Code"/>
       </w:pPr>
       <w:r>
-        <w:t>void loop()</w:t>
+        <w:t xml:space="preserve">void </w:t>
+      </w:r>
+      <w:proofErr w:type="gramStart"/>
+      <w:r>
+        <w:t>loop(</w:t>
+      </w:r>
+      <w:proofErr w:type="gramEnd"/>
+      <w:r>
+        <w:t>)</w:t>
       </w:r>
     </w:p>
     <w:p>
@@ -678,15 +710,28 @@
         <w:pStyle w:val="Code"/>
       </w:pPr>
       <w:r>
-        <w:t>  if (sensorPostiion==HIGH){</w:t>
-      </w:r>
-    </w:p>
-    <w:p>
-      <w:pPr>
-        <w:pStyle w:val="Code"/>
-      </w:pPr>
-      <w:r>
-        <w:t>    digitalWrite(ledPin, HIGH);</w:t>
+        <w:t>  if (sensorPostiion==</w:t>
+      </w:r>
+      <w:proofErr w:type="gramStart"/>
+      <w:r>
+        <w:t>HIGH){</w:t>
+      </w:r>
+      <w:proofErr w:type="gramEnd"/>
+    </w:p>
+    <w:p>
+      <w:pPr>
+        <w:pStyle w:val="Code"/>
+      </w:pPr>
+      <w:r>
+        <w:t xml:space="preserve">    </w:t>
+      </w:r>
+      <w:proofErr w:type="gramStart"/>
+      <w:r>
+        <w:t>digitalWrite(</w:t>
+      </w:r>
+      <w:proofErr w:type="gramEnd"/>
+      <w:r>
+        <w:t>ledPin, HIGH);</w:t>
       </w:r>
     </w:p>
     <w:p>
@@ -710,7 +755,15 @@
         <w:pStyle w:val="Code"/>
       </w:pPr>
       <w:r>
-        <w:t>    digitalWrite(ledPin, LOW);</w:t>
+        <w:t xml:space="preserve">    </w:t>
+      </w:r>
+      <w:proofErr w:type="gramStart"/>
+      <w:r>
+        <w:t>digitalWrite(</w:t>
+      </w:r>
+      <w:proofErr w:type="gramEnd"/>
+      <w:r>
+        <w:t>ledPin, LOW);</w:t>
       </w:r>
     </w:p>
     <w:p>
@@ -726,7 +779,15 @@
         <w:pStyle w:val="Code"/>
       </w:pPr>
       <w:r>
-        <w:t>  delay(120);</w:t>
+        <w:t xml:space="preserve">  </w:t>
+      </w:r>
+      <w:proofErr w:type="gramStart"/>
+      <w:r>
+        <w:t>delay(</w:t>
+      </w:r>
+      <w:proofErr w:type="gramEnd"/>
+      <w:r>
+        <w:t>120);</w:t>
       </w:r>
     </w:p>
     <w:p>
@@ -745,10 +806,420 @@
     <w:p>
       <w:pPr>
         <w:pStyle w:val="H2"/>
+        <w:rPr>
+          <w:lang w:val="en-US"/>
+        </w:rPr>
       </w:pPr>
       <w:r>
         <w:t>2 Приклад клавіатури</w:t>
       </w:r>
+    </w:p>
+    <w:p>
+      <w:pPr>
+        <w:pStyle w:val="P"/>
+        <w:rPr>
+          <w:lang w:val="en-US"/>
+        </w:rPr>
+      </w:pPr>
+    </w:p>
+    <w:p>
+      <w:pPr>
+        <w:pStyle w:val="P"/>
+        <w:rPr>
+          <w:lang w:val="en-US"/>
+        </w:rPr>
+      </w:pPr>
+      <w:hyperlink r:id="rId8" w:history="1">
+        <w:r>
+          <w:rPr>
+            <w:rStyle w:val="a4"/>
+          </w:rPr>
+          <w:t>Посилання</w:t>
+        </w:r>
+      </w:hyperlink>
+      <w:r>
+        <w:t>.</w:t>
+      </w:r>
+    </w:p>
+    <w:p>
+      <w:pPr>
+        <w:pStyle w:val="P"/>
+      </w:pPr>
+    </w:p>
+    <w:p>
+      <w:pPr>
+        <w:pStyle w:val="IMG"/>
+      </w:pPr>
+      <w:r>
+        <w:lastRenderedPageBreak/>
+        <w:drawing>
+          <wp:inline distT="0" distB="0" distL="0" distR="0" wp14:anchorId="3837E279" wp14:editId="0F46043F">
+            <wp:extent cx="4398010" cy="8336406"/>
+            <wp:effectExtent l="0" t="0" r="2540" b="7620"/>
+            <wp:docPr id="1446190725" name="Рисунок 1" descr="Зображення, що містить текст, знімок екрана, Прямокутник, дизайн&#10;&#10;Вміст, створений ШІ, може бути неправильним."/>
+            <wp:cNvGraphicFramePr>
+              <a:graphicFrameLocks xmlns:a="http://schemas.openxmlformats.org/drawingml/2006/main" noChangeAspect="1"/>
+            </wp:cNvGraphicFramePr>
+            <a:graphic xmlns:a="http://schemas.openxmlformats.org/drawingml/2006/main">
+              <a:graphicData uri="http://schemas.openxmlformats.org/drawingml/2006/picture">
+                <pic:pic xmlns:pic="http://schemas.openxmlformats.org/drawingml/2006/picture">
+                  <pic:nvPicPr>
+                    <pic:cNvPr id="1446190725" name="Рисунок 1" descr="Зображення, що містить текст, знімок екрана, Прямокутник, дизайн&#10;&#10;Вміст, створений ШІ, може бути неправильним."/>
+                    <pic:cNvPicPr/>
+                  </pic:nvPicPr>
+                  <pic:blipFill rotWithShape="1">
+                    <a:blip r:embed="rId9"/>
+                    <a:srcRect t="2088"/>
+                    <a:stretch/>
+                  </pic:blipFill>
+                  <pic:spPr bwMode="auto">
+                    <a:xfrm>
+                      <a:off x="0" y="0"/>
+                      <a:ext cx="4403874" cy="8347521"/>
+                    </a:xfrm>
+                    <a:prstGeom prst="rect">
+                      <a:avLst/>
+                    </a:prstGeom>
+                    <a:ln>
+                      <a:noFill/>
+                    </a:ln>
+                    <a:extLst>
+                      <a:ext uri="{53640926-AAD7-44D8-BBD7-CCE9431645EC}">
+                        <a14:shadowObscured xmlns:a14="http://schemas.microsoft.com/office/drawing/2010/main"/>
+                      </a:ext>
+                    </a:extLst>
+                  </pic:spPr>
+                </pic:pic>
+              </a:graphicData>
+            </a:graphic>
+          </wp:inline>
+        </w:drawing>
+      </w:r>
+    </w:p>
+    <w:p>
+      <w:pPr>
+        <w:pStyle w:val="IMG"/>
+      </w:pPr>
+      <w:r>
+        <w:t>Рисунок 2.1 – Схема в роботі</w:t>
+      </w:r>
+    </w:p>
+    <w:p>
+      <w:pPr>
+        <w:pStyle w:val="P"/>
+      </w:pPr>
+    </w:p>
+    <w:p>
+      <w:pPr>
+        <w:pStyle w:val="H3"/>
+      </w:pPr>
+      <w:r>
+        <w:t>Код</w:t>
+      </w:r>
+    </w:p>
+    <w:p>
+      <w:pPr>
+        <w:pStyle w:val="P"/>
+      </w:pPr>
+    </w:p>
+    <w:p>
+      <w:pPr>
+        <w:pStyle w:val="Code"/>
+      </w:pPr>
+      <w:r>
+        <w:t>#include &lt;Keypad.h&gt;</w:t>
+      </w:r>
+    </w:p>
+    <w:p>
+      <w:pPr>
+        <w:pStyle w:val="Code"/>
+      </w:pPr>
+      <w:r>
+        <w:t>const byte rowsNum=4;</w:t>
+      </w:r>
+    </w:p>
+    <w:p>
+      <w:pPr>
+        <w:pStyle w:val="Code"/>
+      </w:pPr>
+      <w:r>
+        <w:t>const byte colsNum=4;</w:t>
+      </w:r>
+    </w:p>
+    <w:p>
+      <w:pPr>
+        <w:pStyle w:val="Code"/>
+      </w:pPr>
+    </w:p>
+    <w:p>
+      <w:pPr>
+        <w:pStyle w:val="Code"/>
+      </w:pPr>
+      <w:r>
+        <w:t>char keys[rowsNum][colsNum]</w:t>
+      </w:r>
+      <w:proofErr w:type="gramStart"/>
+      <w:r>
+        <w:t>={</w:t>
+      </w:r>
+      <w:proofErr w:type="gramEnd"/>
+    </w:p>
+    <w:p>
+      <w:pPr>
+        <w:pStyle w:val="Code"/>
+      </w:pPr>
+      <w:r>
+        <w:t>  {'1','2','3','A'},</w:t>
+      </w:r>
+    </w:p>
+    <w:p>
+      <w:pPr>
+        <w:pStyle w:val="Code"/>
+      </w:pPr>
+      <w:r>
+        <w:t>  {'4','5','6','B'},</w:t>
+      </w:r>
+    </w:p>
+    <w:p>
+      <w:pPr>
+        <w:pStyle w:val="Code"/>
+      </w:pPr>
+      <w:r>
+        <w:t>  {'7','8','9','C'},</w:t>
+      </w:r>
+    </w:p>
+    <w:p>
+      <w:pPr>
+        <w:pStyle w:val="Code"/>
+      </w:pPr>
+      <w:r>
+        <w:t>  {'*','0','#','D'},</w:t>
+      </w:r>
+    </w:p>
+    <w:p>
+      <w:pPr>
+        <w:pStyle w:val="Code"/>
+      </w:pPr>
+      <w:r>
+        <w:t>};</w:t>
+      </w:r>
+    </w:p>
+    <w:p>
+      <w:pPr>
+        <w:pStyle w:val="Code"/>
+      </w:pPr>
+    </w:p>
+    <w:p>
+      <w:pPr>
+        <w:pStyle w:val="Code"/>
+      </w:pPr>
+      <w:r>
+        <w:t>byte rowPins[rowsNum]</w:t>
+      </w:r>
+      <w:proofErr w:type="gramStart"/>
+      <w:r>
+        <w:t>={</w:t>
+      </w:r>
+      <w:proofErr w:type="gramEnd"/>
+      <w:r>
+        <w:t>12,11,10,9};</w:t>
+      </w:r>
+    </w:p>
+    <w:p>
+      <w:pPr>
+        <w:pStyle w:val="Code"/>
+      </w:pPr>
+      <w:r>
+        <w:t>byte colPins[colsNum]</w:t>
+      </w:r>
+      <w:proofErr w:type="gramStart"/>
+      <w:r>
+        <w:t>={</w:t>
+      </w:r>
+      <w:proofErr w:type="gramEnd"/>
+      <w:r>
+        <w:t>7,6,5,4};</w:t>
+      </w:r>
+    </w:p>
+    <w:p>
+      <w:pPr>
+        <w:pStyle w:val="Code"/>
+      </w:pPr>
+    </w:p>
+    <w:p>
+      <w:pPr>
+        <w:pStyle w:val="Code"/>
+      </w:pPr>
+      <w:r>
+        <w:t>Keypad k=Keypad(makeKeymap(keys</w:t>
+      </w:r>
+      <w:proofErr w:type="gramStart"/>
+      <w:r>
+        <w:t>),rowPins</w:t>
+      </w:r>
+      <w:proofErr w:type="gramEnd"/>
+      <w:r>
+        <w:t>,</w:t>
+      </w:r>
+      <w:proofErr w:type="gramStart"/>
+      <w:r>
+        <w:t>colPins,rowsNum</w:t>
+      </w:r>
+      <w:proofErr w:type="gramEnd"/>
+      <w:r>
+        <w:t>,colsNum);</w:t>
+      </w:r>
+    </w:p>
+    <w:p>
+      <w:pPr>
+        <w:pStyle w:val="Code"/>
+      </w:pPr>
+    </w:p>
+    <w:p>
+      <w:pPr>
+        <w:pStyle w:val="Code"/>
+      </w:pPr>
+      <w:r>
+        <w:t xml:space="preserve">void </w:t>
+      </w:r>
+      <w:proofErr w:type="gramStart"/>
+      <w:r>
+        <w:t>setup(</w:t>
+      </w:r>
+      <w:proofErr w:type="gramEnd"/>
+      <w:r>
+        <w:t>)</w:t>
+      </w:r>
+    </w:p>
+    <w:p>
+      <w:pPr>
+        <w:pStyle w:val="Code"/>
+      </w:pPr>
+      <w:r>
+        <w:t>{</w:t>
+      </w:r>
+    </w:p>
+    <w:p>
+      <w:pPr>
+        <w:pStyle w:val="Code"/>
+      </w:pPr>
+      <w:r>
+        <w:t>  Serial.begin(9600);</w:t>
+      </w:r>
+    </w:p>
+    <w:p>
+      <w:pPr>
+        <w:pStyle w:val="Code"/>
+      </w:pPr>
+      <w:r>
+        <w:t>}</w:t>
+      </w:r>
+    </w:p>
+    <w:p>
+      <w:pPr>
+        <w:pStyle w:val="Code"/>
+      </w:pPr>
+    </w:p>
+    <w:p>
+      <w:pPr>
+        <w:pStyle w:val="Code"/>
+      </w:pPr>
+      <w:r>
+        <w:t xml:space="preserve">void </w:t>
+      </w:r>
+      <w:proofErr w:type="gramStart"/>
+      <w:r>
+        <w:t>loop(</w:t>
+      </w:r>
+      <w:proofErr w:type="gramEnd"/>
+      <w:r>
+        <w:t>)</w:t>
+      </w:r>
+    </w:p>
+    <w:p>
+      <w:pPr>
+        <w:pStyle w:val="Code"/>
+      </w:pPr>
+      <w:r>
+        <w:t>{</w:t>
+      </w:r>
+    </w:p>
+    <w:p>
+      <w:pPr>
+        <w:pStyle w:val="Code"/>
+      </w:pPr>
+      <w:r>
+        <w:t>  char key=</w:t>
+      </w:r>
+      <w:proofErr w:type="gramStart"/>
+      <w:r>
+        <w:t>k.getKey</w:t>
+      </w:r>
+      <w:proofErr w:type="gramEnd"/>
+      <w:r>
+        <w:t>();</w:t>
+      </w:r>
+    </w:p>
+    <w:p>
+      <w:pPr>
+        <w:pStyle w:val="Code"/>
+      </w:pPr>
+      <w:r>
+        <w:t>  if (</w:t>
+      </w:r>
+      <w:proofErr w:type="gramStart"/>
+      <w:r>
+        <w:t>key!=</w:t>
+      </w:r>
+      <w:proofErr w:type="gramEnd"/>
+      <w:r>
+        <w:t>NO_KEY) {</w:t>
+      </w:r>
+    </w:p>
+    <w:p>
+      <w:pPr>
+        <w:pStyle w:val="Code"/>
+      </w:pPr>
+      <w:r>
+        <w:t>    Serial.println(key);</w:t>
+      </w:r>
+    </w:p>
+    <w:p>
+      <w:pPr>
+        <w:pStyle w:val="Code"/>
+      </w:pPr>
+      <w:r>
+        <w:t>  }</w:t>
+      </w:r>
+    </w:p>
+    <w:p>
+      <w:pPr>
+        <w:pStyle w:val="Code"/>
+      </w:pPr>
+      <w:r>
+        <w:t xml:space="preserve">  </w:t>
+      </w:r>
+      <w:proofErr w:type="gramStart"/>
+      <w:r>
+        <w:t>delay(</w:t>
+      </w:r>
+      <w:proofErr w:type="gramEnd"/>
+      <w:r>
+        <w:t>100);</w:t>
+      </w:r>
+    </w:p>
+    <w:p>
+      <w:pPr>
+        <w:pStyle w:val="Code"/>
+      </w:pPr>
+      <w:r>
+        <w:t>}</w:t>
+      </w:r>
+    </w:p>
+    <w:p>
+      <w:pPr>
+        <w:pStyle w:val="P"/>
+      </w:pPr>
     </w:p>
     <w:p>
       <w:pPr>

--- a/32IV Inzhenerija vbudovanyh/5/KNT-122_Onyshchenko_Variant-19_PR5.docx
+++ b/32IV Inzhenerija vbudovanyh/5/KNT-122_Onyshchenko_Variant-19_PR5.docx
@@ -1224,6 +1224,9 @@
     <w:p>
       <w:pPr>
         <w:pStyle w:val="H2"/>
+        <w:rPr>
+          <w:lang w:val="en-US"/>
+        </w:rPr>
       </w:pPr>
       <w:r>
         <w:t>3 Датчик руху і світлодіод</w:t>
@@ -1231,11 +1234,1205 @@
     </w:p>
     <w:p>
       <w:pPr>
+        <w:pStyle w:val="P"/>
+        <w:rPr>
+          <w:lang w:val="en-US"/>
+        </w:rPr>
+      </w:pPr>
+    </w:p>
+    <w:p>
+      <w:pPr>
         <w:pStyle w:val="H2"/>
+        <w:rPr>
+          <w:lang w:val="en-US"/>
+        </w:rPr>
       </w:pPr>
       <w:r>
         <w:t>4 Клавіатура і сервомотор</w:t>
       </w:r>
+    </w:p>
+    <w:p>
+      <w:pPr>
+        <w:pStyle w:val="P"/>
+        <w:rPr>
+          <w:lang w:val="en-US"/>
+        </w:rPr>
+      </w:pPr>
+    </w:p>
+    <w:p>
+      <w:pPr>
+        <w:pStyle w:val="P"/>
+      </w:pPr>
+      <w:hyperlink r:id="rId10" w:history="1">
+        <w:r>
+          <w:rPr>
+            <w:rStyle w:val="a4"/>
+          </w:rPr>
+          <w:t>Посилання</w:t>
+        </w:r>
+      </w:hyperlink>
+      <w:r>
+        <w:t>.</w:t>
+      </w:r>
+    </w:p>
+    <w:p>
+      <w:pPr>
+        <w:pStyle w:val="P"/>
+      </w:pPr>
+    </w:p>
+    <w:p>
+      <w:pPr>
+        <w:pStyle w:val="IMG"/>
+      </w:pPr>
+      <w:r>
+        <w:lastRenderedPageBreak/>
+        <w:drawing>
+          <wp:inline distT="0" distB="0" distL="0" distR="0" wp14:anchorId="14366A3B" wp14:editId="06961096">
+            <wp:extent cx="5340350" cy="8502407"/>
+            <wp:effectExtent l="0" t="0" r="0" b="0"/>
+            <wp:docPr id="866496" name="Рисунок 1" descr="Зображення, що містить текст, знімок екрана, калькулятор&#10;&#10;Вміст, створений ШІ, може бути неправильним."/>
+            <wp:cNvGraphicFramePr>
+              <a:graphicFrameLocks xmlns:a="http://schemas.openxmlformats.org/drawingml/2006/main" noChangeAspect="1"/>
+            </wp:cNvGraphicFramePr>
+            <a:graphic xmlns:a="http://schemas.openxmlformats.org/drawingml/2006/main">
+              <a:graphicData uri="http://schemas.openxmlformats.org/drawingml/2006/picture">
+                <pic:pic xmlns:pic="http://schemas.openxmlformats.org/drawingml/2006/picture">
+                  <pic:nvPicPr>
+                    <pic:cNvPr id="866496" name="Рисунок 1" descr="Зображення, що містить текст, знімок екрана, калькулятор&#10;&#10;Вміст, створений ШІ, може бути неправильним."/>
+                    <pic:cNvPicPr/>
+                  </pic:nvPicPr>
+                  <pic:blipFill>
+                    <a:blip r:embed="rId11"/>
+                    <a:stretch>
+                      <a:fillRect/>
+                    </a:stretch>
+                  </pic:blipFill>
+                  <pic:spPr>
+                    <a:xfrm>
+                      <a:off x="0" y="0"/>
+                      <a:ext cx="5343973" cy="8508175"/>
+                    </a:xfrm>
+                    <a:prstGeom prst="rect">
+                      <a:avLst/>
+                    </a:prstGeom>
+                  </pic:spPr>
+                </pic:pic>
+              </a:graphicData>
+            </a:graphic>
+          </wp:inline>
+        </w:drawing>
+      </w:r>
+    </w:p>
+    <w:p>
+      <w:pPr>
+        <w:pStyle w:val="IMG"/>
+      </w:pPr>
+      <w:r>
+        <w:t>Рисунок 3.1 – Відкритий замок</w:t>
+      </w:r>
+    </w:p>
+    <w:p>
+      <w:pPr>
+        <w:pStyle w:val="IMG"/>
+      </w:pPr>
+    </w:p>
+    <w:p>
+      <w:pPr>
+        <w:pStyle w:val="IMG"/>
+      </w:pPr>
+      <w:r>
+        <w:drawing>
+          <wp:inline distT="0" distB="0" distL="0" distR="0" wp14:anchorId="4606F1FB" wp14:editId="137DF976">
+            <wp:extent cx="5010090" cy="8191500"/>
+            <wp:effectExtent l="0" t="0" r="635" b="0"/>
+            <wp:docPr id="1026738487" name="Рисунок 1" descr="Зображення, що містить текст, знімок екрана, калькулятор, дизайн&#10;&#10;Вміст, створений ШІ, може бути неправильним."/>
+            <wp:cNvGraphicFramePr>
+              <a:graphicFrameLocks xmlns:a="http://schemas.openxmlformats.org/drawingml/2006/main" noChangeAspect="1"/>
+            </wp:cNvGraphicFramePr>
+            <a:graphic xmlns:a="http://schemas.openxmlformats.org/drawingml/2006/main">
+              <a:graphicData uri="http://schemas.openxmlformats.org/drawingml/2006/picture">
+                <pic:pic xmlns:pic="http://schemas.openxmlformats.org/drawingml/2006/picture">
+                  <pic:nvPicPr>
+                    <pic:cNvPr id="1026738487" name="Рисунок 1" descr="Зображення, що містить текст, знімок екрана, калькулятор, дизайн&#10;&#10;Вміст, створений ШІ, може бути неправильним."/>
+                    <pic:cNvPicPr/>
+                  </pic:nvPicPr>
+                  <pic:blipFill>
+                    <a:blip r:embed="rId12"/>
+                    <a:stretch>
+                      <a:fillRect/>
+                    </a:stretch>
+                  </pic:blipFill>
+                  <pic:spPr>
+                    <a:xfrm>
+                      <a:off x="0" y="0"/>
+                      <a:ext cx="5018317" cy="8204951"/>
+                    </a:xfrm>
+                    <a:prstGeom prst="rect">
+                      <a:avLst/>
+                    </a:prstGeom>
+                  </pic:spPr>
+                </pic:pic>
+              </a:graphicData>
+            </a:graphic>
+          </wp:inline>
+        </w:drawing>
+      </w:r>
+    </w:p>
+    <w:p>
+      <w:pPr>
+        <w:pStyle w:val="IMG"/>
+      </w:pPr>
+      <w:r>
+        <w:t>Рисунок 3.2 – Закритий замок</w:t>
+      </w:r>
+    </w:p>
+    <w:p>
+      <w:pPr>
+        <w:pStyle w:val="P"/>
+      </w:pPr>
+    </w:p>
+    <w:p>
+      <w:pPr>
+        <w:pStyle w:val="H3"/>
+      </w:pPr>
+      <w:r>
+        <w:t>Код</w:t>
+      </w:r>
+    </w:p>
+    <w:p>
+      <w:pPr>
+        <w:pStyle w:val="P"/>
+      </w:pPr>
+    </w:p>
+    <w:p>
+      <w:pPr>
+        <w:pStyle w:val="Code"/>
+      </w:pPr>
+      <w:r>
+        <w:t>#include &lt;Keypad.h&gt;</w:t>
+      </w:r>
+    </w:p>
+    <w:p>
+      <w:pPr>
+        <w:pStyle w:val="Code"/>
+      </w:pPr>
+      <w:r>
+        <w:t>#include &lt;Servo.h&gt;</w:t>
+      </w:r>
+    </w:p>
+    <w:p>
+      <w:pPr>
+        <w:pStyle w:val="Code"/>
+      </w:pPr>
+    </w:p>
+    <w:p>
+      <w:pPr>
+        <w:pStyle w:val="Code"/>
+      </w:pPr>
+      <w:r>
+        <w:t>const byte rowsNum=4;</w:t>
+      </w:r>
+    </w:p>
+    <w:p>
+      <w:pPr>
+        <w:pStyle w:val="Code"/>
+      </w:pPr>
+      <w:r>
+        <w:t>const byte colsNum=4;</w:t>
+      </w:r>
+    </w:p>
+    <w:p>
+      <w:pPr>
+        <w:pStyle w:val="Code"/>
+      </w:pPr>
+    </w:p>
+    <w:p>
+      <w:pPr>
+        <w:pStyle w:val="Code"/>
+      </w:pPr>
+      <w:r>
+        <w:t>char keys[rowsNum][colsNum]</w:t>
+      </w:r>
+      <w:proofErr w:type="gramStart"/>
+      <w:r>
+        <w:t>={</w:t>
+      </w:r>
+      <w:proofErr w:type="gramEnd"/>
+    </w:p>
+    <w:p>
+      <w:pPr>
+        <w:pStyle w:val="Code"/>
+      </w:pPr>
+      <w:r>
+        <w:t xml:space="preserve">  {'1','2','3','A'},</w:t>
+      </w:r>
+    </w:p>
+    <w:p>
+      <w:pPr>
+        <w:pStyle w:val="Code"/>
+      </w:pPr>
+      <w:r>
+        <w:t xml:space="preserve">  {'4','5','6','B'},</w:t>
+      </w:r>
+    </w:p>
+    <w:p>
+      <w:pPr>
+        <w:pStyle w:val="Code"/>
+      </w:pPr>
+      <w:r>
+        <w:t xml:space="preserve">  {'7','8','9','C'},</w:t>
+      </w:r>
+    </w:p>
+    <w:p>
+      <w:pPr>
+        <w:pStyle w:val="Code"/>
+      </w:pPr>
+      <w:r>
+        <w:t xml:space="preserve">  {'*','0','#','D'},</w:t>
+      </w:r>
+    </w:p>
+    <w:p>
+      <w:pPr>
+        <w:pStyle w:val="Code"/>
+      </w:pPr>
+      <w:r>
+        <w:t>};</w:t>
+      </w:r>
+    </w:p>
+    <w:p>
+      <w:pPr>
+        <w:pStyle w:val="Code"/>
+      </w:pPr>
+    </w:p>
+    <w:p>
+      <w:pPr>
+        <w:pStyle w:val="Code"/>
+      </w:pPr>
+      <w:r>
+        <w:t>byte rowPins[rowsNum]</w:t>
+      </w:r>
+      <w:proofErr w:type="gramStart"/>
+      <w:r>
+        <w:t>={</w:t>
+      </w:r>
+      <w:proofErr w:type="gramEnd"/>
+      <w:r>
+        <w:t>12,11,10,9};</w:t>
+      </w:r>
+    </w:p>
+    <w:p>
+      <w:pPr>
+        <w:pStyle w:val="Code"/>
+      </w:pPr>
+      <w:r>
+        <w:t>byte colPins[colsNum]</w:t>
+      </w:r>
+      <w:proofErr w:type="gramStart"/>
+      <w:r>
+        <w:t>={</w:t>
+      </w:r>
+      <w:proofErr w:type="gramEnd"/>
+      <w:r>
+        <w:t>7,6,5,4};</w:t>
+      </w:r>
+    </w:p>
+    <w:p>
+      <w:pPr>
+        <w:pStyle w:val="Code"/>
+      </w:pPr>
+    </w:p>
+    <w:p>
+      <w:pPr>
+        <w:pStyle w:val="Code"/>
+      </w:pPr>
+      <w:r>
+        <w:t>Keypad k=Keypad(makeKeymap(keys</w:t>
+      </w:r>
+      <w:proofErr w:type="gramStart"/>
+      <w:r>
+        <w:t>),rowPins</w:t>
+      </w:r>
+      <w:proofErr w:type="gramEnd"/>
+      <w:r>
+        <w:t>,</w:t>
+      </w:r>
+      <w:proofErr w:type="gramStart"/>
+      <w:r>
+        <w:t>colPins,rowsNum</w:t>
+      </w:r>
+      <w:proofErr w:type="gramEnd"/>
+      <w:r>
+        <w:t>,colsNum);</w:t>
+      </w:r>
+    </w:p>
+    <w:p>
+      <w:pPr>
+        <w:pStyle w:val="Code"/>
+      </w:pPr>
+      <w:r>
+        <w:t>Servo servo;</w:t>
+      </w:r>
+    </w:p>
+    <w:p>
+      <w:pPr>
+        <w:pStyle w:val="Code"/>
+      </w:pPr>
+    </w:p>
+    <w:p>
+      <w:pPr>
+        <w:pStyle w:val="Code"/>
+      </w:pPr>
+      <w:r>
+        <w:t>int servoPin=3;</w:t>
+      </w:r>
+    </w:p>
+    <w:p>
+      <w:pPr>
+        <w:pStyle w:val="Code"/>
+      </w:pPr>
+      <w:r>
+        <w:t>int ledPin=13;</w:t>
+      </w:r>
+    </w:p>
+    <w:p>
+      <w:pPr>
+        <w:pStyle w:val="Code"/>
+      </w:pPr>
+    </w:p>
+    <w:p>
+      <w:pPr>
+        <w:pStyle w:val="Code"/>
+      </w:pPr>
+      <w:r>
+        <w:t xml:space="preserve">char </w:t>
+      </w:r>
+      <w:proofErr w:type="gramStart"/>
+      <w:r>
+        <w:t>keysPressed[</w:t>
+      </w:r>
+      <w:proofErr w:type="gramEnd"/>
+      <w:r>
+        <w:t>5];</w:t>
+      </w:r>
+    </w:p>
+    <w:p>
+      <w:pPr>
+        <w:pStyle w:val="Code"/>
+      </w:pPr>
+      <w:r>
+        <w:t>char lastKey;</w:t>
+      </w:r>
+    </w:p>
+    <w:p>
+      <w:pPr>
+        <w:pStyle w:val="Code"/>
+      </w:pPr>
+    </w:p>
+    <w:p>
+      <w:pPr>
+        <w:pStyle w:val="Code"/>
+      </w:pPr>
+      <w:r>
+        <w:t xml:space="preserve">void </w:t>
+      </w:r>
+      <w:proofErr w:type="gramStart"/>
+      <w:r>
+        <w:t>lock(</w:t>
+      </w:r>
+      <w:proofErr w:type="gramEnd"/>
+      <w:r>
+        <w:t>) {</w:t>
+      </w:r>
+    </w:p>
+    <w:p>
+      <w:pPr>
+        <w:pStyle w:val="Code"/>
+      </w:pPr>
+      <w:r>
+        <w:t xml:space="preserve">  </w:t>
+      </w:r>
+      <w:proofErr w:type="gramStart"/>
+      <w:r>
+        <w:t>servo.write</w:t>
+      </w:r>
+      <w:proofErr w:type="gramEnd"/>
+      <w:r>
+        <w:t>(90);</w:t>
+      </w:r>
+    </w:p>
+    <w:p>
+      <w:pPr>
+        <w:pStyle w:val="Code"/>
+      </w:pPr>
+      <w:r>
+        <w:t xml:space="preserve">  </w:t>
+      </w:r>
+      <w:proofErr w:type="gramStart"/>
+      <w:r>
+        <w:t>digitalWrite(</w:t>
+      </w:r>
+      <w:proofErr w:type="gramEnd"/>
+      <w:r>
+        <w:t>ledPin, HIGH);</w:t>
+      </w:r>
+    </w:p>
+    <w:p>
+      <w:pPr>
+        <w:pStyle w:val="Code"/>
+      </w:pPr>
+      <w:r>
+        <w:t>}</w:t>
+      </w:r>
+    </w:p>
+    <w:p>
+      <w:pPr>
+        <w:pStyle w:val="Code"/>
+      </w:pPr>
+    </w:p>
+    <w:p>
+      <w:pPr>
+        <w:pStyle w:val="Code"/>
+      </w:pPr>
+      <w:r>
+        <w:t xml:space="preserve">void </w:t>
+      </w:r>
+      <w:proofErr w:type="gramStart"/>
+      <w:r>
+        <w:t>open(</w:t>
+      </w:r>
+      <w:proofErr w:type="gramEnd"/>
+      <w:r>
+        <w:t>) {</w:t>
+      </w:r>
+    </w:p>
+    <w:p>
+      <w:pPr>
+        <w:pStyle w:val="Code"/>
+      </w:pPr>
+      <w:r>
+        <w:t xml:space="preserve">  </w:t>
+      </w:r>
+      <w:proofErr w:type="gramStart"/>
+      <w:r>
+        <w:t>servo.write</w:t>
+      </w:r>
+      <w:proofErr w:type="gramEnd"/>
+      <w:r>
+        <w:t>(0);</w:t>
+      </w:r>
+    </w:p>
+    <w:p>
+      <w:pPr>
+        <w:pStyle w:val="Code"/>
+      </w:pPr>
+      <w:r>
+        <w:t xml:space="preserve">  </w:t>
+      </w:r>
+      <w:proofErr w:type="gramStart"/>
+      <w:r>
+        <w:t>digitalWrite(</w:t>
+      </w:r>
+      <w:proofErr w:type="gramEnd"/>
+      <w:r>
+        <w:t>ledPin, LOW);</w:t>
+      </w:r>
+    </w:p>
+    <w:p>
+      <w:pPr>
+        <w:pStyle w:val="Code"/>
+      </w:pPr>
+      <w:r>
+        <w:t>}</w:t>
+      </w:r>
+    </w:p>
+    <w:p>
+      <w:pPr>
+        <w:pStyle w:val="Code"/>
+      </w:pPr>
+    </w:p>
+    <w:p>
+      <w:pPr>
+        <w:pStyle w:val="Code"/>
+      </w:pPr>
+      <w:r>
+        <w:t xml:space="preserve">void </w:t>
+      </w:r>
+      <w:proofErr w:type="gramStart"/>
+      <w:r>
+        <w:t>clearCache(</w:t>
+      </w:r>
+      <w:proofErr w:type="gramEnd"/>
+      <w:r>
+        <w:t>) {</w:t>
+      </w:r>
+    </w:p>
+    <w:p>
+      <w:pPr>
+        <w:pStyle w:val="Code"/>
+      </w:pPr>
+      <w:r>
+        <w:t xml:space="preserve">  </w:t>
+      </w:r>
+      <w:proofErr w:type="gramStart"/>
+      <w:r>
+        <w:t>keysPressed[0]=</w:t>
+      </w:r>
+      <w:proofErr w:type="gramEnd"/>
+      <w:r>
+        <w:t>'0';</w:t>
+      </w:r>
+    </w:p>
+    <w:p>
+      <w:pPr>
+        <w:pStyle w:val="Code"/>
+      </w:pPr>
+      <w:r>
+        <w:t xml:space="preserve">  </w:t>
+      </w:r>
+      <w:proofErr w:type="gramStart"/>
+      <w:r>
+        <w:t>keysPressed[1]=</w:t>
+      </w:r>
+      <w:proofErr w:type="gramEnd"/>
+      <w:r>
+        <w:t>'0';</w:t>
+      </w:r>
+    </w:p>
+    <w:p>
+      <w:pPr>
+        <w:pStyle w:val="Code"/>
+      </w:pPr>
+      <w:r>
+        <w:t xml:space="preserve">  </w:t>
+      </w:r>
+      <w:proofErr w:type="gramStart"/>
+      <w:r>
+        <w:t>keysPressed[2]=</w:t>
+      </w:r>
+      <w:proofErr w:type="gramEnd"/>
+      <w:r>
+        <w:t>'0';</w:t>
+      </w:r>
+    </w:p>
+    <w:p>
+      <w:pPr>
+        <w:pStyle w:val="Code"/>
+      </w:pPr>
+      <w:r>
+        <w:t xml:space="preserve">  </w:t>
+      </w:r>
+      <w:proofErr w:type="gramStart"/>
+      <w:r>
+        <w:t>keysPressed[3]=</w:t>
+      </w:r>
+      <w:proofErr w:type="gramEnd"/>
+      <w:r>
+        <w:t>'0';</w:t>
+      </w:r>
+    </w:p>
+    <w:p>
+      <w:pPr>
+        <w:pStyle w:val="Code"/>
+      </w:pPr>
+      <w:r>
+        <w:t xml:space="preserve">  </w:t>
+      </w:r>
+      <w:proofErr w:type="gramStart"/>
+      <w:r>
+        <w:t>keysPressed[4]=</w:t>
+      </w:r>
+      <w:proofErr w:type="gramEnd"/>
+      <w:r>
+        <w:t>'0';</w:t>
+      </w:r>
+    </w:p>
+    <w:p>
+      <w:pPr>
+        <w:pStyle w:val="Code"/>
+      </w:pPr>
+      <w:r>
+        <w:t>}</w:t>
+      </w:r>
+    </w:p>
+    <w:p>
+      <w:pPr>
+        <w:pStyle w:val="Code"/>
+      </w:pPr>
+    </w:p>
+    <w:p>
+      <w:pPr>
+        <w:pStyle w:val="Code"/>
+      </w:pPr>
+      <w:r>
+        <w:t xml:space="preserve">void </w:t>
+      </w:r>
+      <w:proofErr w:type="gramStart"/>
+      <w:r>
+        <w:t>setup(</w:t>
+      </w:r>
+      <w:proofErr w:type="gramEnd"/>
+      <w:r>
+        <w:t>)</w:t>
+      </w:r>
+    </w:p>
+    <w:p>
+      <w:pPr>
+        <w:pStyle w:val="Code"/>
+      </w:pPr>
+      <w:r>
+        <w:t>{</w:t>
+      </w:r>
+    </w:p>
+    <w:p>
+      <w:pPr>
+        <w:pStyle w:val="Code"/>
+      </w:pPr>
+      <w:r>
+        <w:t xml:space="preserve">  Serial.begin(9600);</w:t>
+      </w:r>
+    </w:p>
+    <w:p>
+      <w:pPr>
+        <w:pStyle w:val="Code"/>
+      </w:pPr>
+      <w:r>
+        <w:t xml:space="preserve">  </w:t>
+      </w:r>
+      <w:proofErr w:type="gramStart"/>
+      <w:r>
+        <w:t>servo.attach</w:t>
+      </w:r>
+      <w:proofErr w:type="gramEnd"/>
+      <w:r>
+        <w:t>(servoPin);</w:t>
+      </w:r>
+    </w:p>
+    <w:p>
+      <w:pPr>
+        <w:pStyle w:val="Code"/>
+      </w:pPr>
+      <w:r>
+        <w:t xml:space="preserve">  </w:t>
+      </w:r>
+      <w:proofErr w:type="gramStart"/>
+      <w:r>
+        <w:t>lock(</w:t>
+      </w:r>
+      <w:proofErr w:type="gramEnd"/>
+      <w:r>
+        <w:t>);</w:t>
+      </w:r>
+    </w:p>
+    <w:p>
+      <w:pPr>
+        <w:pStyle w:val="Code"/>
+      </w:pPr>
+      <w:r>
+        <w:t>}</w:t>
+      </w:r>
+    </w:p>
+    <w:p>
+      <w:pPr>
+        <w:pStyle w:val="Code"/>
+      </w:pPr>
+    </w:p>
+    <w:p>
+      <w:pPr>
+        <w:pStyle w:val="Code"/>
+      </w:pPr>
+      <w:r>
+        <w:t xml:space="preserve">void </w:t>
+      </w:r>
+      <w:proofErr w:type="gramStart"/>
+      <w:r>
+        <w:t>loop(</w:t>
+      </w:r>
+      <w:proofErr w:type="gramEnd"/>
+      <w:r>
+        <w:t>)</w:t>
+      </w:r>
+    </w:p>
+    <w:p>
+      <w:pPr>
+        <w:pStyle w:val="Code"/>
+      </w:pPr>
+      <w:r>
+        <w:t>{</w:t>
+      </w:r>
+    </w:p>
+    <w:p>
+      <w:pPr>
+        <w:pStyle w:val="Code"/>
+      </w:pPr>
+      <w:r>
+        <w:lastRenderedPageBreak/>
+        <w:t xml:space="preserve">  char key=</w:t>
+      </w:r>
+      <w:proofErr w:type="gramStart"/>
+      <w:r>
+        <w:t>k.getKey</w:t>
+      </w:r>
+      <w:proofErr w:type="gramEnd"/>
+      <w:r>
+        <w:t>();</w:t>
+      </w:r>
+    </w:p>
+    <w:p>
+      <w:pPr>
+        <w:pStyle w:val="Code"/>
+      </w:pPr>
+      <w:r>
+        <w:t xml:space="preserve">  if (</w:t>
+      </w:r>
+      <w:proofErr w:type="gramStart"/>
+      <w:r>
+        <w:t>key!=</w:t>
+      </w:r>
+      <w:proofErr w:type="gramEnd"/>
+      <w:r>
+        <w:t>NO_KEY) {</w:t>
+      </w:r>
+    </w:p>
+    <w:p>
+      <w:pPr>
+        <w:pStyle w:val="Code"/>
+      </w:pPr>
+      <w:r>
+        <w:t xml:space="preserve">    Serial.print("Pressed ");</w:t>
+      </w:r>
+    </w:p>
+    <w:p>
+      <w:pPr>
+        <w:pStyle w:val="Code"/>
+      </w:pPr>
+      <w:r>
+        <w:t xml:space="preserve">    Serial.print(key);</w:t>
+      </w:r>
+    </w:p>
+    <w:p>
+      <w:pPr>
+        <w:pStyle w:val="Code"/>
+      </w:pPr>
+      <w:r>
+        <w:t xml:space="preserve">    Serial.print(", previous: ");</w:t>
+      </w:r>
+    </w:p>
+    <w:p>
+      <w:pPr>
+        <w:pStyle w:val="Code"/>
+      </w:pPr>
+      <w:r>
+        <w:t xml:space="preserve">    Serial.println(lastKey);</w:t>
+      </w:r>
+    </w:p>
+    <w:p>
+      <w:pPr>
+        <w:pStyle w:val="Code"/>
+      </w:pPr>
+      <w:r>
+        <w:t xml:space="preserve">    </w:t>
+      </w:r>
+    </w:p>
+    <w:p>
+      <w:pPr>
+        <w:pStyle w:val="Code"/>
+      </w:pPr>
+      <w:r>
+        <w:t xml:space="preserve">    if (key=='1') {</w:t>
+      </w:r>
+    </w:p>
+    <w:p>
+      <w:pPr>
+        <w:pStyle w:val="Code"/>
+      </w:pPr>
+      <w:r>
+        <w:t xml:space="preserve">      </w:t>
+      </w:r>
+      <w:proofErr w:type="gramStart"/>
+      <w:r>
+        <w:t>clearCache(</w:t>
+      </w:r>
+      <w:proofErr w:type="gramEnd"/>
+      <w:r>
+        <w:t>);</w:t>
+      </w:r>
+    </w:p>
+    <w:p>
+      <w:pPr>
+        <w:pStyle w:val="Code"/>
+      </w:pPr>
+      <w:r>
+        <w:t xml:space="preserve">      </w:t>
+      </w:r>
+      <w:proofErr w:type="gramStart"/>
+      <w:r>
+        <w:t>keysPressed[0]=</w:t>
+      </w:r>
+      <w:proofErr w:type="gramEnd"/>
+      <w:r>
+        <w:t>key;</w:t>
+      </w:r>
+    </w:p>
+    <w:p>
+      <w:pPr>
+        <w:pStyle w:val="Code"/>
+      </w:pPr>
+      <w:r>
+        <w:t xml:space="preserve">    } else if (key=='2' &amp;&amp; lastKey=='1') {</w:t>
+      </w:r>
+    </w:p>
+    <w:p>
+      <w:pPr>
+        <w:pStyle w:val="Code"/>
+      </w:pPr>
+      <w:r>
+        <w:t xml:space="preserve">      </w:t>
+      </w:r>
+      <w:proofErr w:type="gramStart"/>
+      <w:r>
+        <w:t>keysPressed[1]=</w:t>
+      </w:r>
+      <w:proofErr w:type="gramEnd"/>
+      <w:r>
+        <w:t>key;</w:t>
+      </w:r>
+    </w:p>
+    <w:p>
+      <w:pPr>
+        <w:pStyle w:val="Code"/>
+      </w:pPr>
+      <w:r>
+        <w:t xml:space="preserve">    } else if (key=='3' &amp;&amp; lastKey=='2' &amp;&amp; </w:t>
+      </w:r>
+      <w:proofErr w:type="gramStart"/>
+      <w:r>
+        <w:t>keysPressed[0]=</w:t>
+      </w:r>
+      <w:proofErr w:type="gramEnd"/>
+      <w:r>
+        <w:t>='1') {</w:t>
+      </w:r>
+    </w:p>
+    <w:p>
+      <w:pPr>
+        <w:pStyle w:val="Code"/>
+      </w:pPr>
+      <w:r>
+        <w:t xml:space="preserve">      </w:t>
+      </w:r>
+      <w:proofErr w:type="gramStart"/>
+      <w:r>
+        <w:t>keysPressed[2]=</w:t>
+      </w:r>
+      <w:proofErr w:type="gramEnd"/>
+      <w:r>
+        <w:t>key;</w:t>
+      </w:r>
+    </w:p>
+    <w:p>
+      <w:pPr>
+        <w:pStyle w:val="Code"/>
+      </w:pPr>
+      <w:r>
+        <w:t xml:space="preserve">    } else if (key=='4' &amp;&amp; lastKey=='3' &amp;&amp; </w:t>
+      </w:r>
+      <w:proofErr w:type="gramStart"/>
+      <w:r>
+        <w:t>keysPressed[0]=</w:t>
+      </w:r>
+      <w:proofErr w:type="gramEnd"/>
+      <w:r>
+        <w:t xml:space="preserve">='1' &amp;&amp; </w:t>
+      </w:r>
+      <w:proofErr w:type="gramStart"/>
+      <w:r>
+        <w:t>keysPressed[1]=</w:t>
+      </w:r>
+      <w:proofErr w:type="gramEnd"/>
+      <w:r>
+        <w:t>='2') {</w:t>
+      </w:r>
+    </w:p>
+    <w:p>
+      <w:pPr>
+        <w:pStyle w:val="Code"/>
+      </w:pPr>
+      <w:r>
+        <w:t xml:space="preserve">      </w:t>
+      </w:r>
+      <w:proofErr w:type="gramStart"/>
+      <w:r>
+        <w:t>keysPressed[3]=</w:t>
+      </w:r>
+      <w:proofErr w:type="gramEnd"/>
+      <w:r>
+        <w:t>='4';</w:t>
+      </w:r>
+    </w:p>
+    <w:p>
+      <w:pPr>
+        <w:pStyle w:val="Code"/>
+      </w:pPr>
+      <w:r>
+        <w:t xml:space="preserve">    } else if (key=='D' &amp;&amp; lastKey=='4' &amp;&amp; </w:t>
+      </w:r>
+      <w:proofErr w:type="gramStart"/>
+      <w:r>
+        <w:t>keysPressed[0]=</w:t>
+      </w:r>
+      <w:proofErr w:type="gramEnd"/>
+      <w:r>
+        <w:t xml:space="preserve">='1' &amp;&amp; </w:t>
+      </w:r>
+      <w:proofErr w:type="gramStart"/>
+      <w:r>
+        <w:t>keysPressed[1]=</w:t>
+      </w:r>
+      <w:proofErr w:type="gramEnd"/>
+      <w:r>
+        <w:t xml:space="preserve">='2' &amp;&amp; </w:t>
+      </w:r>
+      <w:proofErr w:type="gramStart"/>
+      <w:r>
+        <w:t>keysPressed[2]=</w:t>
+      </w:r>
+      <w:proofErr w:type="gramEnd"/>
+      <w:r>
+        <w:t>='3') {</w:t>
+      </w:r>
+    </w:p>
+    <w:p>
+      <w:pPr>
+        <w:pStyle w:val="Code"/>
+      </w:pPr>
+      <w:r>
+        <w:t xml:space="preserve">      Serial.println("Opened");</w:t>
+      </w:r>
+    </w:p>
+    <w:p>
+      <w:pPr>
+        <w:pStyle w:val="Code"/>
+      </w:pPr>
+      <w:r>
+        <w:t xml:space="preserve">      </w:t>
+      </w:r>
+      <w:proofErr w:type="gramStart"/>
+      <w:r>
+        <w:t>open(</w:t>
+      </w:r>
+      <w:proofErr w:type="gramEnd"/>
+      <w:r>
+        <w:t>);</w:t>
+      </w:r>
+    </w:p>
+    <w:p>
+      <w:pPr>
+        <w:pStyle w:val="Code"/>
+      </w:pPr>
+      <w:r>
+        <w:t xml:space="preserve">      </w:t>
+      </w:r>
+      <w:proofErr w:type="gramStart"/>
+      <w:r>
+        <w:t>clearCache(</w:t>
+      </w:r>
+      <w:proofErr w:type="gramEnd"/>
+      <w:r>
+        <w:t>);</w:t>
+      </w:r>
+    </w:p>
+    <w:p>
+      <w:pPr>
+        <w:pStyle w:val="Code"/>
+      </w:pPr>
+      <w:r>
+        <w:t xml:space="preserve">    } else if (key=='C') {</w:t>
+      </w:r>
+    </w:p>
+    <w:p>
+      <w:pPr>
+        <w:pStyle w:val="Code"/>
+      </w:pPr>
+      <w:r>
+        <w:t xml:space="preserve">      </w:t>
+      </w:r>
+      <w:proofErr w:type="gramStart"/>
+      <w:r>
+        <w:t>clearCache(</w:t>
+      </w:r>
+      <w:proofErr w:type="gramEnd"/>
+      <w:r>
+        <w:t>);</w:t>
+      </w:r>
+    </w:p>
+    <w:p>
+      <w:pPr>
+        <w:pStyle w:val="Code"/>
+      </w:pPr>
+      <w:r>
+        <w:t xml:space="preserve">      </w:t>
+      </w:r>
+      <w:proofErr w:type="gramStart"/>
+      <w:r>
+        <w:t>lock(</w:t>
+      </w:r>
+      <w:proofErr w:type="gramEnd"/>
+      <w:r>
+        <w:t>);</w:t>
+      </w:r>
+    </w:p>
+    <w:p>
+      <w:pPr>
+        <w:pStyle w:val="Code"/>
+      </w:pPr>
+      <w:r>
+        <w:t xml:space="preserve">      Serial.println("Locked");</w:t>
+      </w:r>
+    </w:p>
+    <w:p>
+      <w:pPr>
+        <w:pStyle w:val="Code"/>
+      </w:pPr>
+      <w:r>
+        <w:t xml:space="preserve">    } else if (key=='D' &amp;</w:t>
+      </w:r>
+      <w:proofErr w:type="gramStart"/>
+      <w:r>
+        <w:t>&amp; !</w:t>
+      </w:r>
+      <w:proofErr w:type="gramEnd"/>
+      <w:r>
+        <w:t xml:space="preserve">(lastKey=='4' &amp;&amp; </w:t>
+      </w:r>
+      <w:proofErr w:type="gramStart"/>
+      <w:r>
+        <w:t>keysPressed[0]=</w:t>
+      </w:r>
+      <w:proofErr w:type="gramEnd"/>
+      <w:r>
+        <w:t xml:space="preserve">='1' &amp;&amp; </w:t>
+      </w:r>
+      <w:proofErr w:type="gramStart"/>
+      <w:r>
+        <w:t>keysPressed[1]=</w:t>
+      </w:r>
+      <w:proofErr w:type="gramEnd"/>
+      <w:r>
+        <w:t xml:space="preserve">='2' &amp;&amp; </w:t>
+      </w:r>
+      <w:proofErr w:type="gramStart"/>
+      <w:r>
+        <w:t>keysPressed[2]=</w:t>
+      </w:r>
+      <w:proofErr w:type="gramEnd"/>
+      <w:r>
+        <w:t>='3')) {</w:t>
+      </w:r>
+    </w:p>
+    <w:p>
+      <w:pPr>
+        <w:pStyle w:val="Code"/>
+      </w:pPr>
+      <w:r>
+        <w:t xml:space="preserve">      </w:t>
+      </w:r>
+      <w:proofErr w:type="gramStart"/>
+      <w:r>
+        <w:t>clearCache(</w:t>
+      </w:r>
+      <w:proofErr w:type="gramEnd"/>
+      <w:r>
+        <w:t>);</w:t>
+      </w:r>
+    </w:p>
+    <w:p>
+      <w:pPr>
+        <w:pStyle w:val="Code"/>
+      </w:pPr>
+      <w:r>
+        <w:t xml:space="preserve">      Serial.println("Wrong password");</w:t>
+      </w:r>
+    </w:p>
+    <w:p>
+      <w:pPr>
+        <w:pStyle w:val="Code"/>
+      </w:pPr>
+      <w:r>
+        <w:t xml:space="preserve">    } else {</w:t>
+      </w:r>
+    </w:p>
+    <w:p>
+      <w:pPr>
+        <w:pStyle w:val="Code"/>
+      </w:pPr>
+      <w:r>
+        <w:t xml:space="preserve">      </w:t>
+      </w:r>
+      <w:proofErr w:type="gramStart"/>
+      <w:r>
+        <w:t>clearCache(</w:t>
+      </w:r>
+      <w:proofErr w:type="gramEnd"/>
+      <w:r>
+        <w:t>);</w:t>
+      </w:r>
+    </w:p>
+    <w:p>
+      <w:pPr>
+        <w:pStyle w:val="Code"/>
+      </w:pPr>
+      <w:r>
+        <w:t xml:space="preserve">    }</w:t>
+      </w:r>
+    </w:p>
+    <w:p>
+      <w:pPr>
+        <w:pStyle w:val="Code"/>
+      </w:pPr>
+      <w:r>
+        <w:t xml:space="preserve">    lastKey=key;</w:t>
+      </w:r>
+    </w:p>
+    <w:p>
+      <w:pPr>
+        <w:pStyle w:val="Code"/>
+      </w:pPr>
+      <w:r>
+        <w:t xml:space="preserve">  }</w:t>
+      </w:r>
+    </w:p>
+    <w:p>
+      <w:pPr>
+        <w:pStyle w:val="Code"/>
+      </w:pPr>
+      <w:r>
+        <w:t xml:space="preserve">  </w:t>
+      </w:r>
+      <w:proofErr w:type="gramStart"/>
+      <w:r>
+        <w:t>delay(</w:t>
+      </w:r>
+      <w:proofErr w:type="gramEnd"/>
+      <w:r>
+        <w:t>30);</w:t>
+      </w:r>
+    </w:p>
+    <w:p>
+      <w:pPr>
+        <w:pStyle w:val="Code"/>
+      </w:pPr>
+      <w:r>
+        <w:t>}</w:t>
+      </w:r>
+    </w:p>
+    <w:p>
+      <w:pPr>
+        <w:pStyle w:val="P"/>
+        <w:ind w:firstLine="0"/>
+        <w:rPr>
+          <w:lang w:val="en-US"/>
+        </w:rPr>
+      </w:pPr>
     </w:p>
     <w:p>
       <w:pPr>
@@ -2356,6 +3553,7 @@
   <w:style w:type="character" w:default="1" w:styleId="a0">
     <w:name w:val="Default Paragraph Font"/>
     <w:uiPriority w:val="1"/>
+    <w:semiHidden/>
     <w:unhideWhenUsed/>
   </w:style>
   <w:style w:type="table" w:default="1" w:styleId="a1">

--- a/32IV Inzhenerija vbudovanyh/5/KNT-122_Onyshchenko_Variant-19_PR5.docx
+++ b/32IV Inzhenerija vbudovanyh/5/KNT-122_Onyshchenko_Variant-19_PR5.docx
@@ -385,6 +385,9 @@
     <w:p>
       <w:pPr>
         <w:pStyle w:val="P"/>
+        <w:rPr>
+          <w:lang w:val="en-US"/>
+        </w:rPr>
       </w:pPr>
     </w:p>
     <w:p>
@@ -2443,6 +2446,1256 @@
       </w:pPr>
       <w:r>
         <w:t>5 Датчик руху і п’єзо</w:t>
+      </w:r>
+    </w:p>
+    <w:p>
+      <w:pPr>
+        <w:pStyle w:val="P"/>
+        <w:rPr>
+          <w:lang w:val="en-US"/>
+        </w:rPr>
+      </w:pPr>
+    </w:p>
+    <w:p>
+      <w:pPr>
+        <w:pStyle w:val="P"/>
+      </w:pPr>
+      <w:hyperlink r:id="rId13" w:history="1">
+        <w:r>
+          <w:rPr>
+            <w:rStyle w:val="a4"/>
+          </w:rPr>
+          <w:t>Посилання</w:t>
+        </w:r>
+      </w:hyperlink>
+      <w:r>
+        <w:t>.</w:t>
+      </w:r>
+    </w:p>
+    <w:p>
+      <w:pPr>
+        <w:pStyle w:val="P"/>
+      </w:pPr>
+    </w:p>
+    <w:p>
+      <w:pPr>
+        <w:pStyle w:val="IMG"/>
+      </w:pPr>
+      <w:r>
+        <w:lastRenderedPageBreak/>
+        <w:drawing>
+          <wp:inline distT="0" distB="0" distL="0" distR="0" wp14:anchorId="61910F86" wp14:editId="1B3C5D47">
+            <wp:extent cx="5435600" cy="8487538"/>
+            <wp:effectExtent l="0" t="0" r="0" b="8890"/>
+            <wp:docPr id="767872311" name="Рисунок 1" descr="Зображення, що містить текст, знімок екрана, калькулятор, дизайн&#10;&#10;Вміст, створений ШІ, може бути неправильним."/>
+            <wp:cNvGraphicFramePr>
+              <a:graphicFrameLocks xmlns:a="http://schemas.openxmlformats.org/drawingml/2006/main" noChangeAspect="1"/>
+            </wp:cNvGraphicFramePr>
+            <a:graphic xmlns:a="http://schemas.openxmlformats.org/drawingml/2006/main">
+              <a:graphicData uri="http://schemas.openxmlformats.org/drawingml/2006/picture">
+                <pic:pic xmlns:pic="http://schemas.openxmlformats.org/drawingml/2006/picture">
+                  <pic:nvPicPr>
+                    <pic:cNvPr id="767872311" name="Рисунок 1" descr="Зображення, що містить текст, знімок екрана, калькулятор, дизайн&#10;&#10;Вміст, створений ШІ, може бути неправильним."/>
+                    <pic:cNvPicPr/>
+                  </pic:nvPicPr>
+                  <pic:blipFill>
+                    <a:blip r:embed="rId14"/>
+                    <a:stretch>
+                      <a:fillRect/>
+                    </a:stretch>
+                  </pic:blipFill>
+                  <pic:spPr>
+                    <a:xfrm>
+                      <a:off x="0" y="0"/>
+                      <a:ext cx="5436803" cy="8489416"/>
+                    </a:xfrm>
+                    <a:prstGeom prst="rect">
+                      <a:avLst/>
+                    </a:prstGeom>
+                  </pic:spPr>
+                </pic:pic>
+              </a:graphicData>
+            </a:graphic>
+          </wp:inline>
+        </w:drawing>
+      </w:r>
+    </w:p>
+    <w:p>
+      <w:pPr>
+        <w:pStyle w:val="IMG"/>
+      </w:pPr>
+      <w:r>
+        <w:t>Рисунок 5.1 – Схема в роботі</w:t>
+      </w:r>
+    </w:p>
+    <w:p>
+      <w:pPr>
+        <w:pStyle w:val="P"/>
+      </w:pPr>
+    </w:p>
+    <w:p>
+      <w:pPr>
+        <w:pStyle w:val="H3"/>
+      </w:pPr>
+      <w:r>
+        <w:t>Код</w:t>
+      </w:r>
+    </w:p>
+    <w:p>
+      <w:pPr>
+        <w:pStyle w:val="P"/>
+      </w:pPr>
+    </w:p>
+    <w:p>
+      <w:pPr>
+        <w:pStyle w:val="Code"/>
+      </w:pPr>
+      <w:r>
+        <w:t>#include &lt;Keypad.h&gt;</w:t>
+      </w:r>
+    </w:p>
+    <w:p>
+      <w:pPr>
+        <w:pStyle w:val="Code"/>
+      </w:pPr>
+      <w:r>
+        <w:t>#include &lt;Servo.h&gt;</w:t>
+      </w:r>
+    </w:p>
+    <w:p>
+      <w:pPr>
+        <w:pStyle w:val="Code"/>
+      </w:pPr>
+    </w:p>
+    <w:p>
+      <w:pPr>
+        <w:pStyle w:val="Code"/>
+      </w:pPr>
+      <w:r>
+        <w:t>const byte rowsNum=4;</w:t>
+      </w:r>
+    </w:p>
+    <w:p>
+      <w:pPr>
+        <w:pStyle w:val="Code"/>
+      </w:pPr>
+      <w:r>
+        <w:t>const byte colsNum=4;</w:t>
+      </w:r>
+    </w:p>
+    <w:p>
+      <w:pPr>
+        <w:pStyle w:val="Code"/>
+      </w:pPr>
+    </w:p>
+    <w:p>
+      <w:pPr>
+        <w:pStyle w:val="Code"/>
+      </w:pPr>
+      <w:r>
+        <w:t>char keys[rowsNum][colsNum]</w:t>
+      </w:r>
+      <w:proofErr w:type="gramStart"/>
+      <w:r>
+        <w:t>={</w:t>
+      </w:r>
+      <w:proofErr w:type="gramEnd"/>
+    </w:p>
+    <w:p>
+      <w:pPr>
+        <w:pStyle w:val="Code"/>
+      </w:pPr>
+      <w:r>
+        <w:t xml:space="preserve">  {'1','2','3','A'},</w:t>
+      </w:r>
+    </w:p>
+    <w:p>
+      <w:pPr>
+        <w:pStyle w:val="Code"/>
+      </w:pPr>
+      <w:r>
+        <w:t xml:space="preserve">  {'4','5','6','B'},</w:t>
+      </w:r>
+    </w:p>
+    <w:p>
+      <w:pPr>
+        <w:pStyle w:val="Code"/>
+      </w:pPr>
+      <w:r>
+        <w:t xml:space="preserve">  {'7','8','9','C'},</w:t>
+      </w:r>
+    </w:p>
+    <w:p>
+      <w:pPr>
+        <w:pStyle w:val="Code"/>
+      </w:pPr>
+      <w:r>
+        <w:t xml:space="preserve">  {'*','0','#','D'},</w:t>
+      </w:r>
+    </w:p>
+    <w:p>
+      <w:pPr>
+        <w:pStyle w:val="Code"/>
+      </w:pPr>
+      <w:r>
+        <w:t>};</w:t>
+      </w:r>
+    </w:p>
+    <w:p>
+      <w:pPr>
+        <w:pStyle w:val="Code"/>
+      </w:pPr>
+    </w:p>
+    <w:p>
+      <w:pPr>
+        <w:pStyle w:val="Code"/>
+      </w:pPr>
+      <w:r>
+        <w:t>byte rowPins[rowsNum]</w:t>
+      </w:r>
+      <w:proofErr w:type="gramStart"/>
+      <w:r>
+        <w:t>={</w:t>
+      </w:r>
+      <w:proofErr w:type="gramEnd"/>
+      <w:r>
+        <w:t>12,11,10,9};</w:t>
+      </w:r>
+    </w:p>
+    <w:p>
+      <w:pPr>
+        <w:pStyle w:val="Code"/>
+      </w:pPr>
+      <w:r>
+        <w:t>byte colPins[colsNum]</w:t>
+      </w:r>
+      <w:proofErr w:type="gramStart"/>
+      <w:r>
+        <w:t>={</w:t>
+      </w:r>
+      <w:proofErr w:type="gramEnd"/>
+      <w:r>
+        <w:t>7,6,5,4};</w:t>
+      </w:r>
+    </w:p>
+    <w:p>
+      <w:pPr>
+        <w:pStyle w:val="Code"/>
+      </w:pPr>
+    </w:p>
+    <w:p>
+      <w:pPr>
+        <w:pStyle w:val="Code"/>
+      </w:pPr>
+      <w:r>
+        <w:t>Keypad k=Keypad(makeKeymap(keys</w:t>
+      </w:r>
+      <w:proofErr w:type="gramStart"/>
+      <w:r>
+        <w:t>),rowPins</w:t>
+      </w:r>
+      <w:proofErr w:type="gramEnd"/>
+      <w:r>
+        <w:t>,</w:t>
+      </w:r>
+      <w:proofErr w:type="gramStart"/>
+      <w:r>
+        <w:t>colPins,rowsNum</w:t>
+      </w:r>
+      <w:proofErr w:type="gramEnd"/>
+      <w:r>
+        <w:t>,colsNum);</w:t>
+      </w:r>
+    </w:p>
+    <w:p>
+      <w:pPr>
+        <w:pStyle w:val="Code"/>
+      </w:pPr>
+      <w:r>
+        <w:t>Servo servo;</w:t>
+      </w:r>
+    </w:p>
+    <w:p>
+      <w:pPr>
+        <w:pStyle w:val="Code"/>
+      </w:pPr>
+    </w:p>
+    <w:p>
+      <w:pPr>
+        <w:pStyle w:val="Code"/>
+      </w:pPr>
+      <w:r>
+        <w:t>int servoPin=3;</w:t>
+      </w:r>
+    </w:p>
+    <w:p>
+      <w:pPr>
+        <w:pStyle w:val="Code"/>
+      </w:pPr>
+      <w:r>
+        <w:t>int ledPin=13;</w:t>
+      </w:r>
+    </w:p>
+    <w:p>
+      <w:pPr>
+        <w:pStyle w:val="Code"/>
+      </w:pPr>
+      <w:r>
+        <w:t>int piezoPin=A0;</w:t>
+      </w:r>
+    </w:p>
+    <w:p>
+      <w:pPr>
+        <w:pStyle w:val="Code"/>
+      </w:pPr>
+      <w:r>
+        <w:t>int movementPin=2;</w:t>
+      </w:r>
+    </w:p>
+    <w:p>
+      <w:pPr>
+        <w:pStyle w:val="Code"/>
+      </w:pPr>
+    </w:p>
+    <w:p>
+      <w:pPr>
+        <w:pStyle w:val="Code"/>
+      </w:pPr>
+      <w:r>
+        <w:t xml:space="preserve">char </w:t>
+      </w:r>
+      <w:proofErr w:type="gramStart"/>
+      <w:r>
+        <w:t>keysPressed[</w:t>
+      </w:r>
+      <w:proofErr w:type="gramEnd"/>
+      <w:r>
+        <w:t>5];</w:t>
+      </w:r>
+    </w:p>
+    <w:p>
+      <w:pPr>
+        <w:pStyle w:val="Code"/>
+      </w:pPr>
+      <w:r>
+        <w:t>char lastKey;</w:t>
+      </w:r>
+    </w:p>
+    <w:p>
+      <w:pPr>
+        <w:pStyle w:val="Code"/>
+      </w:pPr>
+      <w:r>
+        <w:t>bool isLocked=true;</w:t>
+      </w:r>
+    </w:p>
+    <w:p>
+      <w:pPr>
+        <w:pStyle w:val="Code"/>
+      </w:pPr>
+    </w:p>
+    <w:p>
+      <w:pPr>
+        <w:pStyle w:val="Code"/>
+      </w:pPr>
+      <w:r>
+        <w:t xml:space="preserve">void </w:t>
+      </w:r>
+      <w:proofErr w:type="gramStart"/>
+      <w:r>
+        <w:t>lock(</w:t>
+      </w:r>
+      <w:proofErr w:type="gramEnd"/>
+      <w:r>
+        <w:t>) {</w:t>
+      </w:r>
+    </w:p>
+    <w:p>
+      <w:pPr>
+        <w:pStyle w:val="Code"/>
+      </w:pPr>
+      <w:r>
+        <w:t xml:space="preserve">  </w:t>
+      </w:r>
+      <w:proofErr w:type="gramStart"/>
+      <w:r>
+        <w:t>servo.write</w:t>
+      </w:r>
+      <w:proofErr w:type="gramEnd"/>
+      <w:r>
+        <w:t>(90);</w:t>
+      </w:r>
+    </w:p>
+    <w:p>
+      <w:pPr>
+        <w:pStyle w:val="Code"/>
+      </w:pPr>
+      <w:r>
+        <w:t xml:space="preserve">  </w:t>
+      </w:r>
+      <w:proofErr w:type="gramStart"/>
+      <w:r>
+        <w:t>digitalWrite(</w:t>
+      </w:r>
+      <w:proofErr w:type="gramEnd"/>
+      <w:r>
+        <w:t>ledPin, HIGH);</w:t>
+      </w:r>
+    </w:p>
+    <w:p>
+      <w:pPr>
+        <w:pStyle w:val="Code"/>
+      </w:pPr>
+      <w:r>
+        <w:t>}</w:t>
+      </w:r>
+    </w:p>
+    <w:p>
+      <w:pPr>
+        <w:pStyle w:val="Code"/>
+      </w:pPr>
+    </w:p>
+    <w:p>
+      <w:pPr>
+        <w:pStyle w:val="Code"/>
+      </w:pPr>
+      <w:r>
+        <w:t xml:space="preserve">void </w:t>
+      </w:r>
+      <w:proofErr w:type="gramStart"/>
+      <w:r>
+        <w:t>open(</w:t>
+      </w:r>
+      <w:proofErr w:type="gramEnd"/>
+      <w:r>
+        <w:t>) {</w:t>
+      </w:r>
+    </w:p>
+    <w:p>
+      <w:pPr>
+        <w:pStyle w:val="Code"/>
+      </w:pPr>
+      <w:r>
+        <w:t xml:space="preserve">  </w:t>
+      </w:r>
+      <w:proofErr w:type="gramStart"/>
+      <w:r>
+        <w:t>servo.write</w:t>
+      </w:r>
+      <w:proofErr w:type="gramEnd"/>
+      <w:r>
+        <w:t>(0);</w:t>
+      </w:r>
+    </w:p>
+    <w:p>
+      <w:pPr>
+        <w:pStyle w:val="Code"/>
+      </w:pPr>
+      <w:r>
+        <w:t xml:space="preserve">  </w:t>
+      </w:r>
+      <w:proofErr w:type="gramStart"/>
+      <w:r>
+        <w:t>digitalWrite(</w:t>
+      </w:r>
+      <w:proofErr w:type="gramEnd"/>
+      <w:r>
+        <w:t>ledPin, LOW);</w:t>
+      </w:r>
+    </w:p>
+    <w:p>
+      <w:pPr>
+        <w:pStyle w:val="Code"/>
+      </w:pPr>
+      <w:r>
+        <w:t>}</w:t>
+      </w:r>
+    </w:p>
+    <w:p>
+      <w:pPr>
+        <w:pStyle w:val="Code"/>
+      </w:pPr>
+    </w:p>
+    <w:p>
+      <w:pPr>
+        <w:pStyle w:val="Code"/>
+      </w:pPr>
+      <w:r>
+        <w:t xml:space="preserve">void </w:t>
+      </w:r>
+      <w:proofErr w:type="gramStart"/>
+      <w:r>
+        <w:t>clearCache(</w:t>
+      </w:r>
+      <w:proofErr w:type="gramEnd"/>
+      <w:r>
+        <w:t>) {</w:t>
+      </w:r>
+    </w:p>
+    <w:p>
+      <w:pPr>
+        <w:pStyle w:val="Code"/>
+      </w:pPr>
+      <w:r>
+        <w:t xml:space="preserve">  </w:t>
+      </w:r>
+      <w:proofErr w:type="gramStart"/>
+      <w:r>
+        <w:t>keysPressed[0]=</w:t>
+      </w:r>
+      <w:proofErr w:type="gramEnd"/>
+      <w:r>
+        <w:t>'0';</w:t>
+      </w:r>
+    </w:p>
+    <w:p>
+      <w:pPr>
+        <w:pStyle w:val="Code"/>
+      </w:pPr>
+      <w:r>
+        <w:t xml:space="preserve">  </w:t>
+      </w:r>
+      <w:proofErr w:type="gramStart"/>
+      <w:r>
+        <w:t>keysPressed[1]=</w:t>
+      </w:r>
+      <w:proofErr w:type="gramEnd"/>
+      <w:r>
+        <w:t>'0';</w:t>
+      </w:r>
+    </w:p>
+    <w:p>
+      <w:pPr>
+        <w:pStyle w:val="Code"/>
+      </w:pPr>
+      <w:r>
+        <w:t xml:space="preserve">  </w:t>
+      </w:r>
+      <w:proofErr w:type="gramStart"/>
+      <w:r>
+        <w:t>keysPressed[2]=</w:t>
+      </w:r>
+      <w:proofErr w:type="gramEnd"/>
+      <w:r>
+        <w:t>'0';</w:t>
+      </w:r>
+    </w:p>
+    <w:p>
+      <w:pPr>
+        <w:pStyle w:val="Code"/>
+      </w:pPr>
+      <w:r>
+        <w:t xml:space="preserve">  </w:t>
+      </w:r>
+      <w:proofErr w:type="gramStart"/>
+      <w:r>
+        <w:t>keysPressed[3]=</w:t>
+      </w:r>
+      <w:proofErr w:type="gramEnd"/>
+      <w:r>
+        <w:t>'0';</w:t>
+      </w:r>
+    </w:p>
+    <w:p>
+      <w:pPr>
+        <w:pStyle w:val="Code"/>
+      </w:pPr>
+      <w:r>
+        <w:t xml:space="preserve">  </w:t>
+      </w:r>
+      <w:proofErr w:type="gramStart"/>
+      <w:r>
+        <w:t>keysPressed[4]=</w:t>
+      </w:r>
+      <w:proofErr w:type="gramEnd"/>
+      <w:r>
+        <w:t>'0';</w:t>
+      </w:r>
+    </w:p>
+    <w:p>
+      <w:pPr>
+        <w:pStyle w:val="Code"/>
+      </w:pPr>
+      <w:r>
+        <w:t>}</w:t>
+      </w:r>
+    </w:p>
+    <w:p>
+      <w:pPr>
+        <w:pStyle w:val="Code"/>
+      </w:pPr>
+    </w:p>
+    <w:p>
+      <w:pPr>
+        <w:pStyle w:val="Code"/>
+      </w:pPr>
+      <w:r>
+        <w:t xml:space="preserve">void </w:t>
+      </w:r>
+      <w:proofErr w:type="gramStart"/>
+      <w:r>
+        <w:t>setup(</w:t>
+      </w:r>
+      <w:proofErr w:type="gramEnd"/>
+      <w:r>
+        <w:t>)</w:t>
+      </w:r>
+    </w:p>
+    <w:p>
+      <w:pPr>
+        <w:pStyle w:val="Code"/>
+      </w:pPr>
+      <w:r>
+        <w:t>{</w:t>
+      </w:r>
+    </w:p>
+    <w:p>
+      <w:pPr>
+        <w:pStyle w:val="Code"/>
+      </w:pPr>
+      <w:r>
+        <w:t xml:space="preserve">  Serial.begin(9600);</w:t>
+      </w:r>
+    </w:p>
+    <w:p>
+      <w:pPr>
+        <w:pStyle w:val="Code"/>
+      </w:pPr>
+      <w:r>
+        <w:t xml:space="preserve">  </w:t>
+      </w:r>
+      <w:proofErr w:type="gramStart"/>
+      <w:r>
+        <w:t>servo.attach</w:t>
+      </w:r>
+      <w:proofErr w:type="gramEnd"/>
+      <w:r>
+        <w:t>(servoPin);</w:t>
+      </w:r>
+    </w:p>
+    <w:p>
+      <w:pPr>
+        <w:pStyle w:val="Code"/>
+      </w:pPr>
+      <w:r>
+        <w:t xml:space="preserve">  </w:t>
+      </w:r>
+      <w:proofErr w:type="gramStart"/>
+      <w:r>
+        <w:t>lock(</w:t>
+      </w:r>
+      <w:proofErr w:type="gramEnd"/>
+      <w:r>
+        <w:t>);</w:t>
+      </w:r>
+    </w:p>
+    <w:p>
+      <w:pPr>
+        <w:pStyle w:val="Code"/>
+      </w:pPr>
+      <w:r>
+        <w:t xml:space="preserve">  isLocked=true;</w:t>
+      </w:r>
+    </w:p>
+    <w:p>
+      <w:pPr>
+        <w:pStyle w:val="Code"/>
+      </w:pPr>
+      <w:r>
+        <w:lastRenderedPageBreak/>
+        <w:t>}</w:t>
+      </w:r>
+    </w:p>
+    <w:p>
+      <w:pPr>
+        <w:pStyle w:val="Code"/>
+      </w:pPr>
+    </w:p>
+    <w:p>
+      <w:pPr>
+        <w:pStyle w:val="Code"/>
+      </w:pPr>
+      <w:r>
+        <w:t xml:space="preserve">void </w:t>
+      </w:r>
+      <w:proofErr w:type="gramStart"/>
+      <w:r>
+        <w:t>loop(</w:t>
+      </w:r>
+      <w:proofErr w:type="gramEnd"/>
+      <w:r>
+        <w:t>)</w:t>
+      </w:r>
+    </w:p>
+    <w:p>
+      <w:pPr>
+        <w:pStyle w:val="Code"/>
+      </w:pPr>
+      <w:r>
+        <w:t>{</w:t>
+      </w:r>
+    </w:p>
+    <w:p>
+      <w:pPr>
+        <w:pStyle w:val="Code"/>
+      </w:pPr>
+      <w:r>
+        <w:t xml:space="preserve">  char key=</w:t>
+      </w:r>
+      <w:proofErr w:type="gramStart"/>
+      <w:r>
+        <w:t>k.getKey</w:t>
+      </w:r>
+      <w:proofErr w:type="gramEnd"/>
+      <w:r>
+        <w:t>();</w:t>
+      </w:r>
+    </w:p>
+    <w:p>
+      <w:pPr>
+        <w:pStyle w:val="Code"/>
+      </w:pPr>
+      <w:r>
+        <w:t xml:space="preserve">  if (</w:t>
+      </w:r>
+      <w:proofErr w:type="gramStart"/>
+      <w:r>
+        <w:t>key!=</w:t>
+      </w:r>
+      <w:proofErr w:type="gramEnd"/>
+      <w:r>
+        <w:t>NO_KEY) {</w:t>
+      </w:r>
+    </w:p>
+    <w:p>
+      <w:pPr>
+        <w:pStyle w:val="Code"/>
+      </w:pPr>
+      <w:r>
+        <w:t xml:space="preserve">    Serial.print("Pressed ");</w:t>
+      </w:r>
+    </w:p>
+    <w:p>
+      <w:pPr>
+        <w:pStyle w:val="Code"/>
+      </w:pPr>
+      <w:r>
+        <w:t xml:space="preserve">    Serial.print(key);</w:t>
+      </w:r>
+    </w:p>
+    <w:p>
+      <w:pPr>
+        <w:pStyle w:val="Code"/>
+      </w:pPr>
+      <w:r>
+        <w:t xml:space="preserve">    Serial.print(", previous: ");</w:t>
+      </w:r>
+    </w:p>
+    <w:p>
+      <w:pPr>
+        <w:pStyle w:val="Code"/>
+      </w:pPr>
+      <w:r>
+        <w:t xml:space="preserve">    Serial.println(lastKey);</w:t>
+      </w:r>
+    </w:p>
+    <w:p>
+      <w:pPr>
+        <w:pStyle w:val="Code"/>
+      </w:pPr>
+      <w:r>
+        <w:t xml:space="preserve">    </w:t>
+      </w:r>
+    </w:p>
+    <w:p>
+      <w:pPr>
+        <w:pStyle w:val="Code"/>
+      </w:pPr>
+      <w:r>
+        <w:t xml:space="preserve">    if (key=='1') {</w:t>
+      </w:r>
+    </w:p>
+    <w:p>
+      <w:pPr>
+        <w:pStyle w:val="Code"/>
+      </w:pPr>
+      <w:r>
+        <w:t xml:space="preserve">      </w:t>
+      </w:r>
+      <w:proofErr w:type="gramStart"/>
+      <w:r>
+        <w:t>clearCache(</w:t>
+      </w:r>
+      <w:proofErr w:type="gramEnd"/>
+      <w:r>
+        <w:t>);</w:t>
+      </w:r>
+    </w:p>
+    <w:p>
+      <w:pPr>
+        <w:pStyle w:val="Code"/>
+      </w:pPr>
+      <w:r>
+        <w:t xml:space="preserve">      </w:t>
+      </w:r>
+      <w:proofErr w:type="gramStart"/>
+      <w:r>
+        <w:t>keysPressed[0]=</w:t>
+      </w:r>
+      <w:proofErr w:type="gramEnd"/>
+      <w:r>
+        <w:t>key;</w:t>
+      </w:r>
+    </w:p>
+    <w:p>
+      <w:pPr>
+        <w:pStyle w:val="Code"/>
+      </w:pPr>
+      <w:r>
+        <w:t xml:space="preserve">    } else if (key=='2' &amp;&amp; lastKey=='1') {</w:t>
+      </w:r>
+    </w:p>
+    <w:p>
+      <w:pPr>
+        <w:pStyle w:val="Code"/>
+      </w:pPr>
+      <w:r>
+        <w:t xml:space="preserve">      </w:t>
+      </w:r>
+      <w:proofErr w:type="gramStart"/>
+      <w:r>
+        <w:t>keysPressed[1]=</w:t>
+      </w:r>
+      <w:proofErr w:type="gramEnd"/>
+      <w:r>
+        <w:t>key;</w:t>
+      </w:r>
+    </w:p>
+    <w:p>
+      <w:pPr>
+        <w:pStyle w:val="Code"/>
+      </w:pPr>
+      <w:r>
+        <w:t xml:space="preserve">    } else if (key=='3' &amp;&amp; lastKey=='2' &amp;&amp; </w:t>
+      </w:r>
+      <w:proofErr w:type="gramStart"/>
+      <w:r>
+        <w:t>keysPressed[0]=</w:t>
+      </w:r>
+      <w:proofErr w:type="gramEnd"/>
+      <w:r>
+        <w:t>='1') {</w:t>
+      </w:r>
+    </w:p>
+    <w:p>
+      <w:pPr>
+        <w:pStyle w:val="Code"/>
+      </w:pPr>
+      <w:r>
+        <w:t xml:space="preserve">      </w:t>
+      </w:r>
+      <w:proofErr w:type="gramStart"/>
+      <w:r>
+        <w:t>keysPressed[2]=</w:t>
+      </w:r>
+      <w:proofErr w:type="gramEnd"/>
+      <w:r>
+        <w:t>key;</w:t>
+      </w:r>
+    </w:p>
+    <w:p>
+      <w:pPr>
+        <w:pStyle w:val="Code"/>
+      </w:pPr>
+      <w:r>
+        <w:t xml:space="preserve">    } else if (key=='4' &amp;&amp; lastKey=='3' &amp;&amp; </w:t>
+      </w:r>
+      <w:proofErr w:type="gramStart"/>
+      <w:r>
+        <w:t>keysPressed[0]=</w:t>
+      </w:r>
+      <w:proofErr w:type="gramEnd"/>
+      <w:r>
+        <w:t xml:space="preserve">='1' &amp;&amp; </w:t>
+      </w:r>
+      <w:proofErr w:type="gramStart"/>
+      <w:r>
+        <w:t>keysPressed[1]=</w:t>
+      </w:r>
+      <w:proofErr w:type="gramEnd"/>
+      <w:r>
+        <w:t>='2') {</w:t>
+      </w:r>
+    </w:p>
+    <w:p>
+      <w:pPr>
+        <w:pStyle w:val="Code"/>
+      </w:pPr>
+      <w:r>
+        <w:t xml:space="preserve">      </w:t>
+      </w:r>
+      <w:proofErr w:type="gramStart"/>
+      <w:r>
+        <w:t>keysPressed[3]=</w:t>
+      </w:r>
+      <w:proofErr w:type="gramEnd"/>
+      <w:r>
+        <w:t>='4';</w:t>
+      </w:r>
+    </w:p>
+    <w:p>
+      <w:pPr>
+        <w:pStyle w:val="Code"/>
+      </w:pPr>
+      <w:r>
+        <w:t xml:space="preserve">    } else if (key=='D' &amp;&amp; lastKey=='4' &amp;&amp; </w:t>
+      </w:r>
+      <w:proofErr w:type="gramStart"/>
+      <w:r>
+        <w:t>keysPressed[0]=</w:t>
+      </w:r>
+      <w:proofErr w:type="gramEnd"/>
+      <w:r>
+        <w:t xml:space="preserve">='1' &amp;&amp; </w:t>
+      </w:r>
+      <w:proofErr w:type="gramStart"/>
+      <w:r>
+        <w:t>keysPressed[1]=</w:t>
+      </w:r>
+      <w:proofErr w:type="gramEnd"/>
+      <w:r>
+        <w:t xml:space="preserve">='2' &amp;&amp; </w:t>
+      </w:r>
+      <w:proofErr w:type="gramStart"/>
+      <w:r>
+        <w:t>keysPressed[2]=</w:t>
+      </w:r>
+      <w:proofErr w:type="gramEnd"/>
+      <w:r>
+        <w:t>='3') {</w:t>
+      </w:r>
+    </w:p>
+    <w:p>
+      <w:pPr>
+        <w:pStyle w:val="Code"/>
+      </w:pPr>
+      <w:r>
+        <w:t xml:space="preserve">      Serial.println("Opened");</w:t>
+      </w:r>
+    </w:p>
+    <w:p>
+      <w:pPr>
+        <w:pStyle w:val="Code"/>
+      </w:pPr>
+      <w:r>
+        <w:t xml:space="preserve">      </w:t>
+      </w:r>
+      <w:proofErr w:type="gramStart"/>
+      <w:r>
+        <w:t>open(</w:t>
+      </w:r>
+      <w:proofErr w:type="gramEnd"/>
+      <w:r>
+        <w:t>);</w:t>
+      </w:r>
+    </w:p>
+    <w:p>
+      <w:pPr>
+        <w:pStyle w:val="Code"/>
+      </w:pPr>
+      <w:r>
+        <w:t xml:space="preserve">      </w:t>
+      </w:r>
+      <w:proofErr w:type="gramStart"/>
+      <w:r>
+        <w:t>clearCache(</w:t>
+      </w:r>
+      <w:proofErr w:type="gramEnd"/>
+      <w:r>
+        <w:t>);</w:t>
+      </w:r>
+    </w:p>
+    <w:p>
+      <w:pPr>
+        <w:pStyle w:val="Code"/>
+      </w:pPr>
+      <w:r>
+        <w:t xml:space="preserve">      isLocked=false;</w:t>
+      </w:r>
+    </w:p>
+    <w:p>
+      <w:pPr>
+        <w:pStyle w:val="Code"/>
+      </w:pPr>
+      <w:r>
+        <w:t xml:space="preserve">    } else if (key=='C') {</w:t>
+      </w:r>
+    </w:p>
+    <w:p>
+      <w:pPr>
+        <w:pStyle w:val="Code"/>
+      </w:pPr>
+      <w:r>
+        <w:t xml:space="preserve">      </w:t>
+      </w:r>
+      <w:proofErr w:type="gramStart"/>
+      <w:r>
+        <w:t>clearCache(</w:t>
+      </w:r>
+      <w:proofErr w:type="gramEnd"/>
+      <w:r>
+        <w:t>);</w:t>
+      </w:r>
+    </w:p>
+    <w:p>
+      <w:pPr>
+        <w:pStyle w:val="Code"/>
+      </w:pPr>
+      <w:r>
+        <w:t xml:space="preserve">      </w:t>
+      </w:r>
+      <w:proofErr w:type="gramStart"/>
+      <w:r>
+        <w:t>lock(</w:t>
+      </w:r>
+      <w:proofErr w:type="gramEnd"/>
+      <w:r>
+        <w:t>);</w:t>
+      </w:r>
+    </w:p>
+    <w:p>
+      <w:pPr>
+        <w:pStyle w:val="Code"/>
+      </w:pPr>
+      <w:r>
+        <w:t xml:space="preserve">      isLocked=true;</w:t>
+      </w:r>
+    </w:p>
+    <w:p>
+      <w:pPr>
+        <w:pStyle w:val="Code"/>
+      </w:pPr>
+      <w:r>
+        <w:t xml:space="preserve">      Serial.println("Locked");</w:t>
+      </w:r>
+    </w:p>
+    <w:p>
+      <w:pPr>
+        <w:pStyle w:val="Code"/>
+      </w:pPr>
+      <w:r>
+        <w:t xml:space="preserve">    } else if (key=='D' &amp;</w:t>
+      </w:r>
+      <w:proofErr w:type="gramStart"/>
+      <w:r>
+        <w:t>&amp; !</w:t>
+      </w:r>
+      <w:proofErr w:type="gramEnd"/>
+      <w:r>
+        <w:t xml:space="preserve">(lastKey=='4' &amp;&amp; </w:t>
+      </w:r>
+      <w:proofErr w:type="gramStart"/>
+      <w:r>
+        <w:t>keysPressed[0]=</w:t>
+      </w:r>
+      <w:proofErr w:type="gramEnd"/>
+      <w:r>
+        <w:t xml:space="preserve">='1' &amp;&amp; </w:t>
+      </w:r>
+      <w:proofErr w:type="gramStart"/>
+      <w:r>
+        <w:t>keysPressed[1]=</w:t>
+      </w:r>
+      <w:proofErr w:type="gramEnd"/>
+      <w:r>
+        <w:t xml:space="preserve">='2' &amp;&amp; </w:t>
+      </w:r>
+      <w:proofErr w:type="gramStart"/>
+      <w:r>
+        <w:t>keysPressed[2]=</w:t>
+      </w:r>
+      <w:proofErr w:type="gramEnd"/>
+      <w:r>
+        <w:t>='3')) {</w:t>
+      </w:r>
+    </w:p>
+    <w:p>
+      <w:pPr>
+        <w:pStyle w:val="Code"/>
+      </w:pPr>
+      <w:r>
+        <w:t xml:space="preserve">      </w:t>
+      </w:r>
+      <w:proofErr w:type="gramStart"/>
+      <w:r>
+        <w:t>clearCache(</w:t>
+      </w:r>
+      <w:proofErr w:type="gramEnd"/>
+      <w:r>
+        <w:t>);</w:t>
+      </w:r>
+    </w:p>
+    <w:p>
+      <w:pPr>
+        <w:pStyle w:val="Code"/>
+      </w:pPr>
+      <w:r>
+        <w:t xml:space="preserve">      Serial.println("Wrong password");</w:t>
+      </w:r>
+    </w:p>
+    <w:p>
+      <w:pPr>
+        <w:pStyle w:val="Code"/>
+      </w:pPr>
+      <w:r>
+        <w:t xml:space="preserve">    } else {</w:t>
+      </w:r>
+    </w:p>
+    <w:p>
+      <w:pPr>
+        <w:pStyle w:val="Code"/>
+      </w:pPr>
+      <w:r>
+        <w:t xml:space="preserve">      </w:t>
+      </w:r>
+      <w:proofErr w:type="gramStart"/>
+      <w:r>
+        <w:t>clearCache(</w:t>
+      </w:r>
+      <w:proofErr w:type="gramEnd"/>
+      <w:r>
+        <w:t>);</w:t>
+      </w:r>
+    </w:p>
+    <w:p>
+      <w:pPr>
+        <w:pStyle w:val="Code"/>
+      </w:pPr>
+      <w:r>
+        <w:t xml:space="preserve">    }</w:t>
+      </w:r>
+    </w:p>
+    <w:p>
+      <w:pPr>
+        <w:pStyle w:val="Code"/>
+      </w:pPr>
+      <w:r>
+        <w:t xml:space="preserve">    lastKey=key;</w:t>
+      </w:r>
+    </w:p>
+    <w:p>
+      <w:pPr>
+        <w:pStyle w:val="Code"/>
+      </w:pPr>
+      <w:r>
+        <w:t xml:space="preserve">  }</w:t>
+      </w:r>
+    </w:p>
+    <w:p>
+      <w:pPr>
+        <w:pStyle w:val="Code"/>
+      </w:pPr>
+      <w:r>
+        <w:t xml:space="preserve">  </w:t>
+      </w:r>
+    </w:p>
+    <w:p>
+      <w:pPr>
+        <w:pStyle w:val="Code"/>
+      </w:pPr>
+      <w:r>
+        <w:t xml:space="preserve">  int movement=digitalRead(movementPin);</w:t>
+      </w:r>
+    </w:p>
+    <w:p>
+      <w:pPr>
+        <w:pStyle w:val="Code"/>
+      </w:pPr>
+      <w:r>
+        <w:t xml:space="preserve">  if (movement==HIGH &amp;&amp; isLocked==true) {</w:t>
+      </w:r>
+    </w:p>
+    <w:p>
+      <w:pPr>
+        <w:pStyle w:val="Code"/>
+      </w:pPr>
+      <w:r>
+        <w:t xml:space="preserve">    Serial.println("Movement when locked");</w:t>
+      </w:r>
+    </w:p>
+    <w:p>
+      <w:pPr>
+        <w:pStyle w:val="Code"/>
+      </w:pPr>
+      <w:r>
+        <w:t xml:space="preserve">    </w:t>
+      </w:r>
+      <w:proofErr w:type="gramStart"/>
+      <w:r>
+        <w:t>tone(</w:t>
+      </w:r>
+      <w:proofErr w:type="gramEnd"/>
+      <w:r>
+        <w:t>piezoPin, 1000, 1000);</w:t>
+      </w:r>
+    </w:p>
+    <w:p>
+      <w:pPr>
+        <w:pStyle w:val="Code"/>
+      </w:pPr>
+      <w:r>
+        <w:t xml:space="preserve">  } else {</w:t>
+      </w:r>
+    </w:p>
+    <w:p>
+      <w:pPr>
+        <w:pStyle w:val="Code"/>
+      </w:pPr>
+      <w:r>
+        <w:t xml:space="preserve">    </w:t>
+      </w:r>
+      <w:proofErr w:type="gramStart"/>
+      <w:r>
+        <w:t>digitalWrite(</w:t>
+      </w:r>
+      <w:proofErr w:type="gramEnd"/>
+      <w:r>
+        <w:t>piezoPin, LOW);</w:t>
+      </w:r>
+    </w:p>
+    <w:p>
+      <w:pPr>
+        <w:pStyle w:val="Code"/>
+      </w:pPr>
+      <w:r>
+        <w:t xml:space="preserve">  }</w:t>
+      </w:r>
+    </w:p>
+    <w:p>
+      <w:pPr>
+        <w:pStyle w:val="Code"/>
+      </w:pPr>
+      <w:r>
+        <w:t xml:space="preserve">  </w:t>
+      </w:r>
+      <w:proofErr w:type="gramStart"/>
+      <w:r>
+        <w:t>delay(</w:t>
+      </w:r>
+      <w:proofErr w:type="gramEnd"/>
+      <w:r>
+        <w:t>30);</w:t>
+      </w:r>
+    </w:p>
+    <w:p>
+      <w:pPr>
+        <w:pStyle w:val="Code"/>
+        <w:rPr>
+          <w:lang w:val="uk-UA"/>
+        </w:rPr>
+      </w:pPr>
+      <w:r>
+        <w:t>}</w:t>
       </w:r>
     </w:p>
     <w:sectPr>

--- a/32IV Inzhenerija vbudovanyh/5/KNT-122_Onyshchenko_Variant-19_PR5.docx
+++ b/32IV Inzhenerija vbudovanyh/5/KNT-122_Onyshchenko_Variant-19_PR5.docx
@@ -442,6 +442,9 @@
     <w:p>
       <w:pPr>
         <w:pStyle w:val="P"/>
+        <w:rPr>
+          <w:lang w:val="en-US"/>
+        </w:rPr>
       </w:pPr>
       <w:r>
         <w:t>5. Додайте в проєкт 5.3.4 датчик руху та п'єзо. Коли сервомотор у закритому положенні та датчик руху виявляє деякий рух, п’єзо вмикає сирену.</w:t>
@@ -478,6 +481,22 @@
       <w:pPr>
         <w:pStyle w:val="P"/>
       </w:pPr>
+    </w:p>
+    <w:p>
+      <w:pPr>
+        <w:pStyle w:val="P"/>
+        <w:rPr>
+          <w:i/>
+          <w:iCs/>
+        </w:rPr>
+      </w:pPr>
+      <w:r>
+        <w:rPr>
+          <w:i/>
+          <w:iCs/>
+        </w:rPr>
+        <w:t>Створити схему, як зображено на рис. 5.2, додати код.</w:t>
+      </w:r>
     </w:p>
     <w:p>
       <w:pPr>
@@ -488,12 +507,43 @@
           <w:rPr>
             <w:rStyle w:val="a4"/>
           </w:rPr>
-          <w:t>Посилання</w:t>
+          <w:t>Посиланн</w:t>
+        </w:r>
+        <w:r>
+          <w:rPr>
+            <w:rStyle w:val="a4"/>
+          </w:rPr>
+          <w:t>я</w:t>
+        </w:r>
+        <w:r>
+          <w:rPr>
+            <w:rStyle w:val="a4"/>
+          </w:rPr>
+          <w:t xml:space="preserve"> на проєкт</w:t>
         </w:r>
       </w:hyperlink>
       <w:r>
         <w:t>.</w:t>
       </w:r>
+    </w:p>
+    <w:p>
+      <w:pPr>
+        <w:pStyle w:val="P"/>
+      </w:pPr>
+    </w:p>
+    <w:p>
+      <w:pPr>
+        <w:pStyle w:val="H3"/>
+      </w:pPr>
+      <w:r>
+        <w:lastRenderedPageBreak/>
+        <w:t xml:space="preserve">Схема </w:t>
+      </w:r>
+    </w:p>
+    <w:p>
+      <w:pPr>
+        <w:pStyle w:val="P"/>
+      </w:pPr>
     </w:p>
     <w:p>
       <w:pPr>
@@ -506,11 +556,10 @@
         <w:rPr>
           <w:lang w:val="en-US"/>
         </w:rPr>
-        <w:lastRenderedPageBreak/>
         <w:drawing>
-          <wp:inline distT="0" distB="0" distL="0" distR="0" wp14:anchorId="3B8DC9EA" wp14:editId="77B6C2DB">
-            <wp:extent cx="5474912" cy="8413750"/>
-            <wp:effectExtent l="0" t="0" r="0" b="6350"/>
+          <wp:inline distT="0" distB="0" distL="0" distR="0" wp14:anchorId="3B8DC9EA" wp14:editId="754DF52D">
+            <wp:extent cx="5144351" cy="7905750"/>
+            <wp:effectExtent l="0" t="0" r="0" b="0"/>
             <wp:docPr id="1902234608" name="Рисунок 1" descr="Зображення, що містить текст, Електронна інженерія, електроніка, Компонент схеми&#10;&#10;Вміст, створений ШІ, може бути неправильним."/>
             <wp:cNvGraphicFramePr>
               <a:graphicFrameLocks xmlns:a="http://schemas.openxmlformats.org/drawingml/2006/main" noChangeAspect="1"/>
@@ -531,7 +580,7 @@
                   <pic:spPr>
                     <a:xfrm>
                       <a:off x="0" y="0"/>
-                      <a:ext cx="5476675" cy="8416460"/>
+                      <a:ext cx="5153555" cy="7919895"/>
                     </a:xfrm>
                     <a:prstGeom prst="rect">
                       <a:avLst/>
@@ -549,7 +598,10 @@
         <w:pStyle w:val="IMG"/>
       </w:pPr>
       <w:r>
-        <w:t>Рисунок 1.1 – Схема</w:t>
+        <w:t xml:space="preserve">Рисунок 1.1 – </w:t>
+      </w:r>
+      <w:r>
+        <w:t>Зроблена схема</w:t>
       </w:r>
     </w:p>
     <w:p>
@@ -604,15 +656,7 @@
         <w:pStyle w:val="Code"/>
       </w:pPr>
       <w:r>
-        <w:t xml:space="preserve">void </w:t>
-      </w:r>
-      <w:proofErr w:type="gramStart"/>
-      <w:r>
-        <w:t>setup(</w:t>
-      </w:r>
-      <w:proofErr w:type="gramEnd"/>
-      <w:r>
-        <w:t>)</w:t>
+        <w:t>void setup()</w:t>
       </w:r>
     </w:p>
     <w:p>
@@ -628,31 +672,15 @@
         <w:pStyle w:val="Code"/>
       </w:pPr>
       <w:r>
-        <w:t xml:space="preserve">  </w:t>
-      </w:r>
-      <w:proofErr w:type="gramStart"/>
-      <w:r>
-        <w:t>pinMode(</w:t>
-      </w:r>
-      <w:proofErr w:type="gramEnd"/>
-      <w:r>
-        <w:t>sensorPin, INPUT);</w:t>
-      </w:r>
-    </w:p>
-    <w:p>
-      <w:pPr>
-        <w:pStyle w:val="Code"/>
-      </w:pPr>
-      <w:r>
-        <w:t xml:space="preserve">  </w:t>
-      </w:r>
-      <w:proofErr w:type="gramStart"/>
-      <w:r>
-        <w:t>pinMode(</w:t>
-      </w:r>
-      <w:proofErr w:type="gramEnd"/>
-      <w:r>
-        <w:t>ledPin, OUTPUT);</w:t>
+        <w:t>  pinMode(sensorPin, INPUT);</w:t>
+      </w:r>
+    </w:p>
+    <w:p>
+      <w:pPr>
+        <w:pStyle w:val="Code"/>
+      </w:pPr>
+      <w:r>
+        <w:t>  pinMode(ledPin, OUTPUT);</w:t>
       </w:r>
     </w:p>
     <w:p>
@@ -681,15 +709,7 @@
         <w:pStyle w:val="Code"/>
       </w:pPr>
       <w:r>
-        <w:t xml:space="preserve">void </w:t>
-      </w:r>
-      <w:proofErr w:type="gramStart"/>
-      <w:r>
-        <w:t>loop(</w:t>
-      </w:r>
-      <w:proofErr w:type="gramEnd"/>
-      <w:r>
-        <w:t>)</w:t>
+        <w:t>void loop()</w:t>
       </w:r>
     </w:p>
     <w:p>
@@ -713,28 +733,15 @@
         <w:pStyle w:val="Code"/>
       </w:pPr>
       <w:r>
-        <w:t>  if (sensorPostiion==</w:t>
-      </w:r>
-      <w:proofErr w:type="gramStart"/>
-      <w:r>
-        <w:t>HIGH){</w:t>
-      </w:r>
-      <w:proofErr w:type="gramEnd"/>
-    </w:p>
-    <w:p>
-      <w:pPr>
-        <w:pStyle w:val="Code"/>
-      </w:pPr>
-      <w:r>
-        <w:t xml:space="preserve">    </w:t>
-      </w:r>
-      <w:proofErr w:type="gramStart"/>
-      <w:r>
-        <w:t>digitalWrite(</w:t>
-      </w:r>
-      <w:proofErr w:type="gramEnd"/>
-      <w:r>
-        <w:t>ledPin, HIGH);</w:t>
+        <w:t>  if (sensorPostiion==HIGH){</w:t>
+      </w:r>
+    </w:p>
+    <w:p>
+      <w:pPr>
+        <w:pStyle w:val="Code"/>
+      </w:pPr>
+      <w:r>
+        <w:t>    digitalWrite(ledPin, HIGH);</w:t>
       </w:r>
     </w:p>
     <w:p>
@@ -758,15 +765,7 @@
         <w:pStyle w:val="Code"/>
       </w:pPr>
       <w:r>
-        <w:t xml:space="preserve">    </w:t>
-      </w:r>
-      <w:proofErr w:type="gramStart"/>
-      <w:r>
-        <w:t>digitalWrite(</w:t>
-      </w:r>
-      <w:proofErr w:type="gramEnd"/>
-      <w:r>
-        <w:t>ledPin, LOW);</w:t>
+        <w:t>    digitalWrite(ledPin, LOW);</w:t>
       </w:r>
     </w:p>
     <w:p>
@@ -782,15 +781,7 @@
         <w:pStyle w:val="Code"/>
       </w:pPr>
       <w:r>
-        <w:t xml:space="preserve">  </w:t>
-      </w:r>
-      <w:proofErr w:type="gramStart"/>
-      <w:r>
-        <w:t>delay(</w:t>
-      </w:r>
-      <w:proofErr w:type="gramEnd"/>
-      <w:r>
-        <w:t>120);</w:t>
+        <w:t>  delay(120);</w:t>
       </w:r>
     </w:p>
     <w:p>
@@ -820,10 +811,23 @@
     <w:p>
       <w:pPr>
         <w:pStyle w:val="P"/>
+      </w:pPr>
+    </w:p>
+    <w:p>
+      <w:pPr>
+        <w:pStyle w:val="P"/>
         <w:rPr>
-          <w:lang w:val="en-US"/>
+          <w:i/>
+          <w:iCs/>
         </w:rPr>
       </w:pPr>
+      <w:r>
+        <w:rPr>
+          <w:i/>
+          <w:iCs/>
+        </w:rPr>
+        <w:t>Створити схему, як зображено на рис. 5.3, додати код.</w:t>
+      </w:r>
     </w:p>
     <w:p>
       <w:pPr>
@@ -837,11 +841,36 @@
           <w:rPr>
             <w:rStyle w:val="a4"/>
           </w:rPr>
-          <w:t>Посилання</w:t>
+          <w:t>Посиланн</w:t>
+        </w:r>
+        <w:r>
+          <w:rPr>
+            <w:rStyle w:val="a4"/>
+          </w:rPr>
+          <w:t>я</w:t>
+        </w:r>
+        <w:r>
+          <w:rPr>
+            <w:rStyle w:val="a4"/>
+          </w:rPr>
+          <w:t xml:space="preserve"> на проєкт</w:t>
         </w:r>
       </w:hyperlink>
       <w:r>
         <w:t>.</w:t>
+      </w:r>
+    </w:p>
+    <w:p>
+      <w:pPr>
+        <w:pStyle w:val="P"/>
+      </w:pPr>
+    </w:p>
+    <w:p>
+      <w:pPr>
+        <w:pStyle w:val="H3"/>
+      </w:pPr>
+      <w:r>
+        <w:t xml:space="preserve">Схема </w:t>
       </w:r>
     </w:p>
     <w:p>
@@ -959,13 +988,8 @@
         <w:pStyle w:val="Code"/>
       </w:pPr>
       <w:r>
-        <w:t>char keys[rowsNum][colsNum]</w:t>
-      </w:r>
-      <w:proofErr w:type="gramStart"/>
-      <w:r>
-        <w:t>={</w:t>
-      </w:r>
-      <w:proofErr w:type="gramEnd"/>
+        <w:t>char keys[rowsNum][colsNum]={</w:t>
+      </w:r>
     </w:p>
     <w:p>
       <w:pPr>
@@ -1017,81 +1041,41 @@
         <w:pStyle w:val="Code"/>
       </w:pPr>
       <w:r>
-        <w:t>byte rowPins[rowsNum]</w:t>
-      </w:r>
-      <w:proofErr w:type="gramStart"/>
-      <w:r>
-        <w:t>={</w:t>
-      </w:r>
-      <w:proofErr w:type="gramEnd"/>
-      <w:r>
-        <w:t>12,11,10,9};</w:t>
-      </w:r>
-    </w:p>
-    <w:p>
-      <w:pPr>
-        <w:pStyle w:val="Code"/>
-      </w:pPr>
-      <w:r>
-        <w:t>byte colPins[colsNum]</w:t>
-      </w:r>
-      <w:proofErr w:type="gramStart"/>
-      <w:r>
-        <w:t>={</w:t>
-      </w:r>
-      <w:proofErr w:type="gramEnd"/>
-      <w:r>
-        <w:t>7,6,5,4};</w:t>
-      </w:r>
-    </w:p>
-    <w:p>
-      <w:pPr>
-        <w:pStyle w:val="Code"/>
-      </w:pPr>
-    </w:p>
-    <w:p>
-      <w:pPr>
-        <w:pStyle w:val="Code"/>
-      </w:pPr>
-      <w:r>
-        <w:t>Keypad k=Keypad(makeKeymap(keys</w:t>
-      </w:r>
-      <w:proofErr w:type="gramStart"/>
-      <w:r>
-        <w:t>),rowPins</w:t>
-      </w:r>
-      <w:proofErr w:type="gramEnd"/>
-      <w:r>
-        <w:t>,</w:t>
-      </w:r>
-      <w:proofErr w:type="gramStart"/>
-      <w:r>
-        <w:t>colPins,rowsNum</w:t>
-      </w:r>
-      <w:proofErr w:type="gramEnd"/>
-      <w:r>
-        <w:t>,colsNum);</w:t>
-      </w:r>
-    </w:p>
-    <w:p>
-      <w:pPr>
-        <w:pStyle w:val="Code"/>
-      </w:pPr>
-    </w:p>
-    <w:p>
-      <w:pPr>
-        <w:pStyle w:val="Code"/>
-      </w:pPr>
-      <w:r>
-        <w:t xml:space="preserve">void </w:t>
-      </w:r>
-      <w:proofErr w:type="gramStart"/>
-      <w:r>
-        <w:t>setup(</w:t>
-      </w:r>
-      <w:proofErr w:type="gramEnd"/>
-      <w:r>
-        <w:t>)</w:t>
+        <w:t>byte rowPins[rowsNum]={12,11,10,9};</w:t>
+      </w:r>
+    </w:p>
+    <w:p>
+      <w:pPr>
+        <w:pStyle w:val="Code"/>
+      </w:pPr>
+      <w:r>
+        <w:t>byte colPins[colsNum]={7,6,5,4};</w:t>
+      </w:r>
+    </w:p>
+    <w:p>
+      <w:pPr>
+        <w:pStyle w:val="Code"/>
+      </w:pPr>
+    </w:p>
+    <w:p>
+      <w:pPr>
+        <w:pStyle w:val="Code"/>
+      </w:pPr>
+      <w:r>
+        <w:t>Keypad k=Keypad(makeKeymap(keys),rowPins,colPins,rowsNum,colsNum);</w:t>
+      </w:r>
+    </w:p>
+    <w:p>
+      <w:pPr>
+        <w:pStyle w:val="Code"/>
+      </w:pPr>
+    </w:p>
+    <w:p>
+      <w:pPr>
+        <w:pStyle w:val="Code"/>
+      </w:pPr>
+      <w:r>
+        <w:t>void setup()</w:t>
       </w:r>
     </w:p>
     <w:p>
@@ -1128,15 +1112,7 @@
         <w:pStyle w:val="Code"/>
       </w:pPr>
       <w:r>
-        <w:t xml:space="preserve">void </w:t>
-      </w:r>
-      <w:proofErr w:type="gramStart"/>
-      <w:r>
-        <w:t>loop(</w:t>
-      </w:r>
-      <w:proofErr w:type="gramEnd"/>
-      <w:r>
-        <w:t>)</w:t>
+        <w:t>void loop()</w:t>
       </w:r>
     </w:p>
     <w:p>
@@ -1152,31 +1128,15 @@
         <w:pStyle w:val="Code"/>
       </w:pPr>
       <w:r>
-        <w:t>  char key=</w:t>
-      </w:r>
-      <w:proofErr w:type="gramStart"/>
-      <w:r>
-        <w:t>k.getKey</w:t>
-      </w:r>
-      <w:proofErr w:type="gramEnd"/>
-      <w:r>
-        <w:t>();</w:t>
-      </w:r>
-    </w:p>
-    <w:p>
-      <w:pPr>
-        <w:pStyle w:val="Code"/>
-      </w:pPr>
-      <w:r>
-        <w:t>  if (</w:t>
-      </w:r>
-      <w:proofErr w:type="gramStart"/>
-      <w:r>
-        <w:t>key!=</w:t>
-      </w:r>
-      <w:proofErr w:type="gramEnd"/>
-      <w:r>
-        <w:t>NO_KEY) {</w:t>
+        <w:t>  char key=k.getKey();</w:t>
+      </w:r>
+    </w:p>
+    <w:p>
+      <w:pPr>
+        <w:pStyle w:val="Code"/>
+      </w:pPr>
+      <w:r>
+        <w:t>  if (key!=NO_KEY) {</w:t>
       </w:r>
     </w:p>
     <w:p>
@@ -1200,15 +1160,7 @@
         <w:pStyle w:val="Code"/>
       </w:pPr>
       <w:r>
-        <w:t xml:space="preserve">  </w:t>
-      </w:r>
-      <w:proofErr w:type="gramStart"/>
-      <w:r>
-        <w:t>delay(</w:t>
-      </w:r>
-      <w:proofErr w:type="gramEnd"/>
-      <w:r>
-        <w:t>100);</w:t>
+        <w:t>  delay(100);</w:t>
       </w:r>
     </w:p>
     <w:p>
@@ -1238,29 +1190,24 @@
     <w:p>
       <w:pPr>
         <w:pStyle w:val="P"/>
-        <w:rPr>
-          <w:lang w:val="en-US"/>
-        </w:rPr>
-      </w:pPr>
-    </w:p>
-    <w:p>
-      <w:pPr>
-        <w:pStyle w:val="H2"/>
-        <w:rPr>
-          <w:lang w:val="en-US"/>
-        </w:rPr>
-      </w:pPr>
-      <w:r>
-        <w:t>4 Клавіатура і сервомотор</w:t>
-      </w:r>
+        <w:ind w:firstLine="0"/>
+      </w:pPr>
     </w:p>
     <w:p>
       <w:pPr>
         <w:pStyle w:val="P"/>
         <w:rPr>
-          <w:lang w:val="en-US"/>
+          <w:i/>
+          <w:iCs/>
         </w:rPr>
       </w:pPr>
+      <w:r>
+        <w:rPr>
+          <w:i/>
+          <w:iCs/>
+        </w:rPr>
+        <w:t>Додати на схему фоторезистор. Якщо інтенсивність освітлення фоторезистора більше половини та у полі видимості датчика руху зафіксовано рух, то світлодіод повинен світитися.</w:t>
+      </w:r>
     </w:p>
     <w:p>
       <w:pPr>
@@ -1271,11 +1218,356 @@
           <w:rPr>
             <w:rStyle w:val="a4"/>
           </w:rPr>
-          <w:t>Посилання</w:t>
+          <w:t>Посиланн</w:t>
+        </w:r>
+        <w:r>
+          <w:rPr>
+            <w:rStyle w:val="a4"/>
+          </w:rPr>
+          <w:t>я</w:t>
+        </w:r>
+        <w:r>
+          <w:rPr>
+            <w:rStyle w:val="a4"/>
+          </w:rPr>
+          <w:t xml:space="preserve"> на проєкт</w:t>
         </w:r>
       </w:hyperlink>
       <w:r>
         <w:t>.</w:t>
+      </w:r>
+    </w:p>
+    <w:p>
+      <w:pPr>
+        <w:pStyle w:val="P"/>
+      </w:pPr>
+    </w:p>
+    <w:p>
+      <w:pPr>
+        <w:pStyle w:val="H3"/>
+      </w:pPr>
+      <w:r>
+        <w:t xml:space="preserve">Схема </w:t>
+      </w:r>
+    </w:p>
+    <w:p>
+      <w:pPr>
+        <w:pStyle w:val="P"/>
+      </w:pPr>
+    </w:p>
+    <w:p>
+      <w:pPr>
+        <w:pStyle w:val="IMG"/>
+      </w:pPr>
+      <w:r>
+        <w:lastRenderedPageBreak/>
+        <w:drawing>
+          <wp:inline distT="0" distB="0" distL="0" distR="0" wp14:anchorId="1C95EB61" wp14:editId="370BE641">
+            <wp:extent cx="4419600" cy="8509971"/>
+            <wp:effectExtent l="0" t="0" r="0" b="5715"/>
+            <wp:docPr id="1606605358" name="Рисунок 1" descr="Зображення, що містить текст, Електронна інженерія, схема&#10;&#10;Вміст, створений ШІ, може бути неправильним."/>
+            <wp:cNvGraphicFramePr>
+              <a:graphicFrameLocks xmlns:a="http://schemas.openxmlformats.org/drawingml/2006/main" noChangeAspect="1"/>
+            </wp:cNvGraphicFramePr>
+            <a:graphic xmlns:a="http://schemas.openxmlformats.org/drawingml/2006/main">
+              <a:graphicData uri="http://schemas.openxmlformats.org/drawingml/2006/picture">
+                <pic:pic xmlns:pic="http://schemas.openxmlformats.org/drawingml/2006/picture">
+                  <pic:nvPicPr>
+                    <pic:cNvPr id="1606605358" name="Рисунок 1" descr="Зображення, що містить текст, Електронна інженерія, схема&#10;&#10;Вміст, створений ШІ, може бути неправильним."/>
+                    <pic:cNvPicPr/>
+                  </pic:nvPicPr>
+                  <pic:blipFill>
+                    <a:blip r:embed="rId11"/>
+                    <a:stretch>
+                      <a:fillRect/>
+                    </a:stretch>
+                  </pic:blipFill>
+                  <pic:spPr>
+                    <a:xfrm>
+                      <a:off x="0" y="0"/>
+                      <a:ext cx="4424830" cy="8520041"/>
+                    </a:xfrm>
+                    <a:prstGeom prst="rect">
+                      <a:avLst/>
+                    </a:prstGeom>
+                  </pic:spPr>
+                </pic:pic>
+              </a:graphicData>
+            </a:graphic>
+          </wp:inline>
+        </w:drawing>
+      </w:r>
+    </w:p>
+    <w:p>
+      <w:pPr>
+        <w:pStyle w:val="IMG"/>
+      </w:pPr>
+      <w:r>
+        <w:t>Рисунок 3.1 – Схема в роботі</w:t>
+      </w:r>
+    </w:p>
+    <w:p>
+      <w:pPr>
+        <w:pStyle w:val="P"/>
+      </w:pPr>
+    </w:p>
+    <w:p>
+      <w:pPr>
+        <w:pStyle w:val="H3"/>
+      </w:pPr>
+      <w:r>
+        <w:t xml:space="preserve">Код </w:t>
+      </w:r>
+    </w:p>
+    <w:p>
+      <w:pPr>
+        <w:pStyle w:val="P"/>
+      </w:pPr>
+    </w:p>
+    <w:p>
+      <w:pPr>
+        <w:pStyle w:val="Code"/>
+      </w:pPr>
+      <w:r>
+        <w:t>int sensorPin=3;</w:t>
+      </w:r>
+    </w:p>
+    <w:p>
+      <w:pPr>
+        <w:pStyle w:val="Code"/>
+      </w:pPr>
+      <w:r>
+        <w:t>int ledPin=13;</w:t>
+      </w:r>
+    </w:p>
+    <w:p>
+      <w:pPr>
+        <w:pStyle w:val="Code"/>
+      </w:pPr>
+      <w:r>
+        <w:t>bool ledOn=false;</w:t>
+      </w:r>
+    </w:p>
+    <w:p>
+      <w:pPr>
+        <w:pStyle w:val="Code"/>
+      </w:pPr>
+      <w:r>
+        <w:t>int lastState=0;</w:t>
+      </w:r>
+    </w:p>
+    <w:p>
+      <w:pPr>
+        <w:pStyle w:val="Code"/>
+      </w:pPr>
+    </w:p>
+    <w:p>
+      <w:pPr>
+        <w:pStyle w:val="Code"/>
+      </w:pPr>
+      <w:r>
+        <w:t>void setup()</w:t>
+      </w:r>
+    </w:p>
+    <w:p>
+      <w:pPr>
+        <w:pStyle w:val="Code"/>
+      </w:pPr>
+      <w:r>
+        <w:t>{</w:t>
+      </w:r>
+    </w:p>
+    <w:p>
+      <w:pPr>
+        <w:pStyle w:val="Code"/>
+      </w:pPr>
+      <w:r>
+        <w:t xml:space="preserve">  pinMode(sensorPin, INPUT);</w:t>
+      </w:r>
+    </w:p>
+    <w:p>
+      <w:pPr>
+        <w:pStyle w:val="Code"/>
+      </w:pPr>
+      <w:r>
+        <w:t xml:space="preserve">  pinMode(ledPin, OUTPUT);</w:t>
+      </w:r>
+    </w:p>
+    <w:p>
+      <w:pPr>
+        <w:pStyle w:val="Code"/>
+      </w:pPr>
+      <w:r>
+        <w:t>}</w:t>
+      </w:r>
+    </w:p>
+    <w:p>
+      <w:pPr>
+        <w:pStyle w:val="Code"/>
+      </w:pPr>
+    </w:p>
+    <w:p>
+      <w:pPr>
+        <w:pStyle w:val="Code"/>
+      </w:pPr>
+      <w:r>
+        <w:t>void loop()</w:t>
+      </w:r>
+    </w:p>
+    <w:p>
+      <w:pPr>
+        <w:pStyle w:val="Code"/>
+      </w:pPr>
+      <w:r>
+        <w:t>{</w:t>
+      </w:r>
+    </w:p>
+    <w:p>
+      <w:pPr>
+        <w:pStyle w:val="Code"/>
+      </w:pPr>
+      <w:r>
+        <w:t xml:space="preserve">  int sensorPosition=digitalRead(sensorPin);</w:t>
+      </w:r>
+    </w:p>
+    <w:p>
+      <w:pPr>
+        <w:pStyle w:val="Code"/>
+      </w:pPr>
+      <w:r>
+        <w:t xml:space="preserve">  if (sensorPosition==HIGH &amp;&amp; sensorPosition!=lastState) {</w:t>
+      </w:r>
+    </w:p>
+    <w:p>
+      <w:pPr>
+        <w:pStyle w:val="Code"/>
+      </w:pPr>
+      <w:r>
+        <w:t xml:space="preserve">    ledOn=!ledOn;</w:t>
+      </w:r>
+    </w:p>
+    <w:p>
+      <w:pPr>
+        <w:pStyle w:val="Code"/>
+      </w:pPr>
+      <w:r>
+        <w:t xml:space="preserve">    digitalWrite(ledPin, ledOn);</w:t>
+      </w:r>
+    </w:p>
+    <w:p>
+      <w:pPr>
+        <w:pStyle w:val="Code"/>
+      </w:pPr>
+      <w:r>
+        <w:t xml:space="preserve">  }</w:t>
+      </w:r>
+    </w:p>
+    <w:p>
+      <w:pPr>
+        <w:pStyle w:val="Code"/>
+      </w:pPr>
+      <w:r>
+        <w:t xml:space="preserve">  lastState=sensorPosition;</w:t>
+      </w:r>
+    </w:p>
+    <w:p>
+      <w:pPr>
+        <w:pStyle w:val="Code"/>
+      </w:pPr>
+      <w:r>
+        <w:t xml:space="preserve">  delay(100);</w:t>
+      </w:r>
+    </w:p>
+    <w:p>
+      <w:pPr>
+        <w:pStyle w:val="Code"/>
+        <w:rPr>
+          <w:lang w:val="uk-UA"/>
+        </w:rPr>
+      </w:pPr>
+      <w:r>
+        <w:t>}</w:t>
+      </w:r>
+    </w:p>
+    <w:p>
+      <w:pPr>
+        <w:pStyle w:val="P"/>
+        <w:rPr>
+          <w:lang w:val="en-US"/>
+        </w:rPr>
+      </w:pPr>
+    </w:p>
+    <w:p>
+      <w:pPr>
+        <w:pStyle w:val="H2"/>
+        <w:rPr>
+          <w:lang w:val="en-US"/>
+        </w:rPr>
+      </w:pPr>
+      <w:r>
+        <w:t>4 Клавіатура і сервомотор</w:t>
+      </w:r>
+    </w:p>
+    <w:p>
+      <w:pPr>
+        <w:pStyle w:val="P"/>
+      </w:pPr>
+    </w:p>
+    <w:p>
+      <w:pPr>
+        <w:pStyle w:val="P"/>
+        <w:rPr>
+          <w:i/>
+          <w:iCs/>
+        </w:rPr>
+      </w:pPr>
+      <w:r>
+        <w:rPr>
+          <w:i/>
+          <w:iCs/>
+        </w:rPr>
+        <w:t>Створити схему з датчиком руху та світлодіодом. При виявленні руху світлодіодний індикатор вмикається, при повторному виявленні руху світлодіодний індикатор вимикається і так далі.</w:t>
+      </w:r>
+    </w:p>
+    <w:p>
+      <w:pPr>
+        <w:pStyle w:val="P"/>
+      </w:pPr>
+      <w:hyperlink r:id="rId12" w:history="1">
+        <w:r>
+          <w:rPr>
+            <w:rStyle w:val="a4"/>
+          </w:rPr>
+          <w:t>Посиланн</w:t>
+        </w:r>
+        <w:r>
+          <w:rPr>
+            <w:rStyle w:val="a4"/>
+          </w:rPr>
+          <w:t>я</w:t>
+        </w:r>
+        <w:r>
+          <w:rPr>
+            <w:rStyle w:val="a4"/>
+          </w:rPr>
+          <w:t xml:space="preserve"> на проєкт</w:t>
+        </w:r>
+      </w:hyperlink>
+      <w:r>
+        <w:t>.</w:t>
+      </w:r>
+    </w:p>
+    <w:p>
+      <w:pPr>
+        <w:pStyle w:val="P"/>
+      </w:pPr>
+    </w:p>
+    <w:p>
+      <w:pPr>
+        <w:pStyle w:val="H3"/>
+      </w:pPr>
+      <w:r>
+        <w:t xml:space="preserve">Схема </w:t>
       </w:r>
     </w:p>
     <w:p>
@@ -1305,7 +1597,7 @@
                     <pic:cNvPicPr/>
                   </pic:nvPicPr>
                   <pic:blipFill>
-                    <a:blip r:embed="rId11"/>
+                    <a:blip r:embed="rId13"/>
                     <a:stretch>
                       <a:fillRect/>
                     </a:stretch>
@@ -1360,7 +1652,7 @@
                     <pic:cNvPicPr/>
                   </pic:nvPicPr>
                   <pic:blipFill>
-                    <a:blip r:embed="rId12"/>
+                    <a:blip r:embed="rId14"/>
                     <a:stretch>
                       <a:fillRect/>
                     </a:stretch>
@@ -1454,13 +1746,8 @@
         <w:pStyle w:val="Code"/>
       </w:pPr>
       <w:r>
-        <w:t>char keys[rowsNum][colsNum]</w:t>
-      </w:r>
-      <w:proofErr w:type="gramStart"/>
-      <w:r>
-        <w:t>={</w:t>
-      </w:r>
-      <w:proofErr w:type="gramEnd"/>
+        <w:t>char keys[rowsNum][colsNum]={</w:t>
+      </w:r>
     </w:p>
     <w:p>
       <w:pPr>
@@ -1512,60 +1799,28 @@
         <w:pStyle w:val="Code"/>
       </w:pPr>
       <w:r>
-        <w:t>byte rowPins[rowsNum]</w:t>
-      </w:r>
-      <w:proofErr w:type="gramStart"/>
-      <w:r>
-        <w:t>={</w:t>
-      </w:r>
-      <w:proofErr w:type="gramEnd"/>
-      <w:r>
-        <w:t>12,11,10,9};</w:t>
-      </w:r>
-    </w:p>
-    <w:p>
-      <w:pPr>
-        <w:pStyle w:val="Code"/>
-      </w:pPr>
-      <w:r>
-        <w:t>byte colPins[colsNum]</w:t>
-      </w:r>
-      <w:proofErr w:type="gramStart"/>
-      <w:r>
-        <w:t>={</w:t>
-      </w:r>
-      <w:proofErr w:type="gramEnd"/>
-      <w:r>
-        <w:t>7,6,5,4};</w:t>
-      </w:r>
-    </w:p>
-    <w:p>
-      <w:pPr>
-        <w:pStyle w:val="Code"/>
-      </w:pPr>
-    </w:p>
-    <w:p>
-      <w:pPr>
-        <w:pStyle w:val="Code"/>
-      </w:pPr>
-      <w:r>
-        <w:t>Keypad k=Keypad(makeKeymap(keys</w:t>
-      </w:r>
-      <w:proofErr w:type="gramStart"/>
-      <w:r>
-        <w:t>),rowPins</w:t>
-      </w:r>
-      <w:proofErr w:type="gramEnd"/>
-      <w:r>
-        <w:t>,</w:t>
-      </w:r>
-      <w:proofErr w:type="gramStart"/>
-      <w:r>
-        <w:t>colPins,rowsNum</w:t>
-      </w:r>
-      <w:proofErr w:type="gramEnd"/>
-      <w:r>
-        <w:t>,colsNum);</w:t>
+        <w:t>byte rowPins[rowsNum]={12,11,10,9};</w:t>
+      </w:r>
+    </w:p>
+    <w:p>
+      <w:pPr>
+        <w:pStyle w:val="Code"/>
+      </w:pPr>
+      <w:r>
+        <w:t>byte colPins[colsNum]={7,6,5,4};</w:t>
+      </w:r>
+    </w:p>
+    <w:p>
+      <w:pPr>
+        <w:pStyle w:val="Code"/>
+      </w:pPr>
+    </w:p>
+    <w:p>
+      <w:pPr>
+        <w:pStyle w:val="Code"/>
+      </w:pPr>
+      <w:r>
+        <w:t>Keypad k=Keypad(makeKeymap(keys),rowPins,colPins,rowsNum,colsNum);</w:t>
       </w:r>
     </w:p>
     <w:p>
@@ -1607,15 +1862,7 @@
         <w:pStyle w:val="Code"/>
       </w:pPr>
       <w:r>
-        <w:t xml:space="preserve">char </w:t>
-      </w:r>
-      <w:proofErr w:type="gramStart"/>
-      <w:r>
-        <w:t>keysPressed[</w:t>
-      </w:r>
-      <w:proofErr w:type="gramEnd"/>
-      <w:r>
-        <w:t>5];</w:t>
+        <w:t>char keysPressed[5];</w:t>
       </w:r>
     </w:p>
     <w:p>
@@ -1636,47 +1883,23 @@
         <w:pStyle w:val="Code"/>
       </w:pPr>
       <w:r>
-        <w:t xml:space="preserve">void </w:t>
-      </w:r>
-      <w:proofErr w:type="gramStart"/>
-      <w:r>
-        <w:t>lock(</w:t>
-      </w:r>
-      <w:proofErr w:type="gramEnd"/>
-      <w:r>
-        <w:t>) {</w:t>
-      </w:r>
-    </w:p>
-    <w:p>
-      <w:pPr>
-        <w:pStyle w:val="Code"/>
-      </w:pPr>
-      <w:r>
-        <w:t xml:space="preserve">  </w:t>
-      </w:r>
-      <w:proofErr w:type="gramStart"/>
-      <w:r>
-        <w:t>servo.write</w:t>
-      </w:r>
-      <w:proofErr w:type="gramEnd"/>
-      <w:r>
-        <w:t>(90);</w:t>
-      </w:r>
-    </w:p>
-    <w:p>
-      <w:pPr>
-        <w:pStyle w:val="Code"/>
-      </w:pPr>
-      <w:r>
-        <w:t xml:space="preserve">  </w:t>
-      </w:r>
-      <w:proofErr w:type="gramStart"/>
-      <w:r>
-        <w:t>digitalWrite(</w:t>
-      </w:r>
-      <w:proofErr w:type="gramEnd"/>
-      <w:r>
-        <w:t>ledPin, HIGH);</w:t>
+        <w:t>void lock() {</w:t>
+      </w:r>
+    </w:p>
+    <w:p>
+      <w:pPr>
+        <w:pStyle w:val="Code"/>
+      </w:pPr>
+      <w:r>
+        <w:t xml:space="preserve">  servo.write(90);</w:t>
+      </w:r>
+    </w:p>
+    <w:p>
+      <w:pPr>
+        <w:pStyle w:val="Code"/>
+      </w:pPr>
+      <w:r>
+        <w:t xml:space="preserve">  digitalWrite(ledPin, HIGH);</w:t>
       </w:r>
     </w:p>
     <w:p>
@@ -1697,47 +1920,23 @@
         <w:pStyle w:val="Code"/>
       </w:pPr>
       <w:r>
-        <w:t xml:space="preserve">void </w:t>
-      </w:r>
-      <w:proofErr w:type="gramStart"/>
-      <w:r>
-        <w:t>open(</w:t>
-      </w:r>
-      <w:proofErr w:type="gramEnd"/>
-      <w:r>
-        <w:t>) {</w:t>
-      </w:r>
-    </w:p>
-    <w:p>
-      <w:pPr>
-        <w:pStyle w:val="Code"/>
-      </w:pPr>
-      <w:r>
-        <w:t xml:space="preserve">  </w:t>
-      </w:r>
-      <w:proofErr w:type="gramStart"/>
-      <w:r>
-        <w:t>servo.write</w:t>
-      </w:r>
-      <w:proofErr w:type="gramEnd"/>
-      <w:r>
-        <w:t>(0);</w:t>
-      </w:r>
-    </w:p>
-    <w:p>
-      <w:pPr>
-        <w:pStyle w:val="Code"/>
-      </w:pPr>
-      <w:r>
-        <w:t xml:space="preserve">  </w:t>
-      </w:r>
-      <w:proofErr w:type="gramStart"/>
-      <w:r>
-        <w:t>digitalWrite(</w:t>
-      </w:r>
-      <w:proofErr w:type="gramEnd"/>
-      <w:r>
-        <w:t>ledPin, LOW);</w:t>
+        <w:t>void open() {</w:t>
+      </w:r>
+    </w:p>
+    <w:p>
+      <w:pPr>
+        <w:pStyle w:val="Code"/>
+      </w:pPr>
+      <w:r>
+        <w:t xml:space="preserve">  servo.write(0);</w:t>
+      </w:r>
+    </w:p>
+    <w:p>
+      <w:pPr>
+        <w:pStyle w:val="Code"/>
+      </w:pPr>
+      <w:r>
+        <w:t xml:space="preserve">  digitalWrite(ledPin, LOW);</w:t>
       </w:r>
     </w:p>
     <w:p>
@@ -1758,95 +1957,47 @@
         <w:pStyle w:val="Code"/>
       </w:pPr>
       <w:r>
-        <w:t xml:space="preserve">void </w:t>
-      </w:r>
-      <w:proofErr w:type="gramStart"/>
-      <w:r>
-        <w:t>clearCache(</w:t>
-      </w:r>
-      <w:proofErr w:type="gramEnd"/>
-      <w:r>
-        <w:t>) {</w:t>
-      </w:r>
-    </w:p>
-    <w:p>
-      <w:pPr>
-        <w:pStyle w:val="Code"/>
-      </w:pPr>
-      <w:r>
-        <w:t xml:space="preserve">  </w:t>
-      </w:r>
-      <w:proofErr w:type="gramStart"/>
-      <w:r>
-        <w:t>keysPressed[0]=</w:t>
-      </w:r>
-      <w:proofErr w:type="gramEnd"/>
-      <w:r>
-        <w:t>'0';</w:t>
-      </w:r>
-    </w:p>
-    <w:p>
-      <w:pPr>
-        <w:pStyle w:val="Code"/>
-      </w:pPr>
-      <w:r>
-        <w:t xml:space="preserve">  </w:t>
-      </w:r>
-      <w:proofErr w:type="gramStart"/>
-      <w:r>
-        <w:t>keysPressed[1]=</w:t>
-      </w:r>
-      <w:proofErr w:type="gramEnd"/>
-      <w:r>
-        <w:t>'0';</w:t>
-      </w:r>
-    </w:p>
-    <w:p>
-      <w:pPr>
-        <w:pStyle w:val="Code"/>
-      </w:pPr>
-      <w:r>
-        <w:t xml:space="preserve">  </w:t>
-      </w:r>
-      <w:proofErr w:type="gramStart"/>
-      <w:r>
-        <w:t>keysPressed[2]=</w:t>
-      </w:r>
-      <w:proofErr w:type="gramEnd"/>
-      <w:r>
-        <w:t>'0';</w:t>
-      </w:r>
-    </w:p>
-    <w:p>
-      <w:pPr>
-        <w:pStyle w:val="Code"/>
-      </w:pPr>
-      <w:r>
-        <w:t xml:space="preserve">  </w:t>
-      </w:r>
-      <w:proofErr w:type="gramStart"/>
-      <w:r>
-        <w:t>keysPressed[3]=</w:t>
-      </w:r>
-      <w:proofErr w:type="gramEnd"/>
-      <w:r>
-        <w:t>'0';</w:t>
-      </w:r>
-    </w:p>
-    <w:p>
-      <w:pPr>
-        <w:pStyle w:val="Code"/>
-      </w:pPr>
-      <w:r>
-        <w:t xml:space="preserve">  </w:t>
-      </w:r>
-      <w:proofErr w:type="gramStart"/>
-      <w:r>
-        <w:t>keysPressed[4]=</w:t>
-      </w:r>
-      <w:proofErr w:type="gramEnd"/>
-      <w:r>
-        <w:t>'0';</w:t>
+        <w:t>void clearCache() {</w:t>
+      </w:r>
+    </w:p>
+    <w:p>
+      <w:pPr>
+        <w:pStyle w:val="Code"/>
+      </w:pPr>
+      <w:r>
+        <w:t xml:space="preserve">  keysPressed[0]='0';</w:t>
+      </w:r>
+    </w:p>
+    <w:p>
+      <w:pPr>
+        <w:pStyle w:val="Code"/>
+      </w:pPr>
+      <w:r>
+        <w:t xml:space="preserve">  keysPressed[1]='0';</w:t>
+      </w:r>
+    </w:p>
+    <w:p>
+      <w:pPr>
+        <w:pStyle w:val="Code"/>
+      </w:pPr>
+      <w:r>
+        <w:t xml:space="preserve">  keysPressed[2]='0';</w:t>
+      </w:r>
+    </w:p>
+    <w:p>
+      <w:pPr>
+        <w:pStyle w:val="Code"/>
+      </w:pPr>
+      <w:r>
+        <w:t xml:space="preserve">  keysPressed[3]='0';</w:t>
+      </w:r>
+    </w:p>
+    <w:p>
+      <w:pPr>
+        <w:pStyle w:val="Code"/>
+      </w:pPr>
+      <w:r>
+        <w:t xml:space="preserve">  keysPressed[4]='0';</w:t>
       </w:r>
     </w:p>
     <w:p>
@@ -1867,15 +2018,7 @@
         <w:pStyle w:val="Code"/>
       </w:pPr>
       <w:r>
-        <w:t xml:space="preserve">void </w:t>
-      </w:r>
-      <w:proofErr w:type="gramStart"/>
-      <w:r>
-        <w:t>setup(</w:t>
-      </w:r>
-      <w:proofErr w:type="gramEnd"/>
-      <w:r>
-        <w:t>)</w:t>
+        <w:t>void setup()</w:t>
       </w:r>
     </w:p>
     <w:p>
@@ -1899,31 +2042,15 @@
         <w:pStyle w:val="Code"/>
       </w:pPr>
       <w:r>
-        <w:t xml:space="preserve">  </w:t>
-      </w:r>
-      <w:proofErr w:type="gramStart"/>
-      <w:r>
-        <w:t>servo.attach</w:t>
-      </w:r>
-      <w:proofErr w:type="gramEnd"/>
-      <w:r>
-        <w:t>(servoPin);</w:t>
-      </w:r>
-    </w:p>
-    <w:p>
-      <w:pPr>
-        <w:pStyle w:val="Code"/>
-      </w:pPr>
-      <w:r>
-        <w:t xml:space="preserve">  </w:t>
-      </w:r>
-      <w:proofErr w:type="gramStart"/>
-      <w:r>
-        <w:t>lock(</w:t>
-      </w:r>
-      <w:proofErr w:type="gramEnd"/>
-      <w:r>
-        <w:t>);</w:t>
+        <w:t xml:space="preserve">  servo.attach(servoPin);</w:t>
+      </w:r>
+    </w:p>
+    <w:p>
+      <w:pPr>
+        <w:pStyle w:val="Code"/>
+      </w:pPr>
+      <w:r>
+        <w:t xml:space="preserve">  lock();</w:t>
       </w:r>
     </w:p>
     <w:p>
@@ -1944,15 +2071,7 @@
         <w:pStyle w:val="Code"/>
       </w:pPr>
       <w:r>
-        <w:t xml:space="preserve">void </w:t>
-      </w:r>
-      <w:proofErr w:type="gramStart"/>
-      <w:r>
-        <w:t>loop(</w:t>
-      </w:r>
-      <w:proofErr w:type="gramEnd"/>
-      <w:r>
-        <w:t>)</w:t>
+        <w:t>void loop()</w:t>
       </w:r>
     </w:p>
     <w:p>
@@ -1969,31 +2088,15 @@
       </w:pPr>
       <w:r>
         <w:lastRenderedPageBreak/>
-        <w:t xml:space="preserve">  char key=</w:t>
-      </w:r>
-      <w:proofErr w:type="gramStart"/>
-      <w:r>
-        <w:t>k.getKey</w:t>
-      </w:r>
-      <w:proofErr w:type="gramEnd"/>
-      <w:r>
-        <w:t>();</w:t>
-      </w:r>
-    </w:p>
-    <w:p>
-      <w:pPr>
-        <w:pStyle w:val="Code"/>
-      </w:pPr>
-      <w:r>
-        <w:t xml:space="preserve">  if (</w:t>
-      </w:r>
-      <w:proofErr w:type="gramStart"/>
-      <w:r>
-        <w:t>key!=</w:t>
-      </w:r>
-      <w:proofErr w:type="gramEnd"/>
-      <w:r>
-        <w:t>NO_KEY) {</w:t>
+        <w:t xml:space="preserve">  char key=k.getKey();</w:t>
+      </w:r>
+    </w:p>
+    <w:p>
+      <w:pPr>
+        <w:pStyle w:val="Code"/>
+      </w:pPr>
+      <w:r>
+        <w:t xml:space="preserve">  if (key!=NO_KEY) {</w:t>
       </w:r>
     </w:p>
     <w:p>
@@ -2049,31 +2152,15 @@
         <w:pStyle w:val="Code"/>
       </w:pPr>
       <w:r>
-        <w:t xml:space="preserve">      </w:t>
-      </w:r>
-      <w:proofErr w:type="gramStart"/>
-      <w:r>
-        <w:t>clearCache(</w:t>
-      </w:r>
-      <w:proofErr w:type="gramEnd"/>
-      <w:r>
-        <w:t>);</w:t>
-      </w:r>
-    </w:p>
-    <w:p>
-      <w:pPr>
-        <w:pStyle w:val="Code"/>
-      </w:pPr>
-      <w:r>
-        <w:t xml:space="preserve">      </w:t>
-      </w:r>
-      <w:proofErr w:type="gramStart"/>
-      <w:r>
-        <w:t>keysPressed[0]=</w:t>
-      </w:r>
-      <w:proofErr w:type="gramEnd"/>
-      <w:r>
-        <w:t>key;</w:t>
+        <w:t xml:space="preserve">      clearCache();</w:t>
+      </w:r>
+    </w:p>
+    <w:p>
+      <w:pPr>
+        <w:pStyle w:val="Code"/>
+      </w:pPr>
+      <w:r>
+        <w:t xml:space="preserve">      keysPressed[0]=key;</w:t>
       </w:r>
     </w:p>
     <w:p>
@@ -2089,119 +2176,47 @@
         <w:pStyle w:val="Code"/>
       </w:pPr>
       <w:r>
-        <w:t xml:space="preserve">      </w:t>
-      </w:r>
-      <w:proofErr w:type="gramStart"/>
-      <w:r>
-        <w:t>keysPressed[1]=</w:t>
-      </w:r>
-      <w:proofErr w:type="gramEnd"/>
-      <w:r>
-        <w:t>key;</w:t>
-      </w:r>
-    </w:p>
-    <w:p>
-      <w:pPr>
-        <w:pStyle w:val="Code"/>
-      </w:pPr>
-      <w:r>
-        <w:t xml:space="preserve">    } else if (key=='3' &amp;&amp; lastKey=='2' &amp;&amp; </w:t>
-      </w:r>
-      <w:proofErr w:type="gramStart"/>
-      <w:r>
-        <w:t>keysPressed[0]=</w:t>
-      </w:r>
-      <w:proofErr w:type="gramEnd"/>
-      <w:r>
-        <w:t>='1') {</w:t>
-      </w:r>
-    </w:p>
-    <w:p>
-      <w:pPr>
-        <w:pStyle w:val="Code"/>
-      </w:pPr>
-      <w:r>
-        <w:t xml:space="preserve">      </w:t>
-      </w:r>
-      <w:proofErr w:type="gramStart"/>
-      <w:r>
-        <w:t>keysPressed[2]=</w:t>
-      </w:r>
-      <w:proofErr w:type="gramEnd"/>
-      <w:r>
-        <w:t>key;</w:t>
-      </w:r>
-    </w:p>
-    <w:p>
-      <w:pPr>
-        <w:pStyle w:val="Code"/>
-      </w:pPr>
-      <w:r>
-        <w:t xml:space="preserve">    } else if (key=='4' &amp;&amp; lastKey=='3' &amp;&amp; </w:t>
-      </w:r>
-      <w:proofErr w:type="gramStart"/>
-      <w:r>
-        <w:t>keysPressed[0]=</w:t>
-      </w:r>
-      <w:proofErr w:type="gramEnd"/>
-      <w:r>
-        <w:t xml:space="preserve">='1' &amp;&amp; </w:t>
-      </w:r>
-      <w:proofErr w:type="gramStart"/>
-      <w:r>
-        <w:t>keysPressed[1]=</w:t>
-      </w:r>
-      <w:proofErr w:type="gramEnd"/>
-      <w:r>
-        <w:t>='2') {</w:t>
-      </w:r>
-    </w:p>
-    <w:p>
-      <w:pPr>
-        <w:pStyle w:val="Code"/>
-      </w:pPr>
-      <w:r>
-        <w:t xml:space="preserve">      </w:t>
-      </w:r>
-      <w:proofErr w:type="gramStart"/>
-      <w:r>
-        <w:t>keysPressed[3]=</w:t>
-      </w:r>
-      <w:proofErr w:type="gramEnd"/>
-      <w:r>
-        <w:t>='4';</w:t>
-      </w:r>
-    </w:p>
-    <w:p>
-      <w:pPr>
-        <w:pStyle w:val="Code"/>
-      </w:pPr>
-      <w:r>
-        <w:t xml:space="preserve">    } else if (key=='D' &amp;&amp; lastKey=='4' &amp;&amp; </w:t>
-      </w:r>
-      <w:proofErr w:type="gramStart"/>
-      <w:r>
-        <w:t>keysPressed[0]=</w:t>
-      </w:r>
-      <w:proofErr w:type="gramEnd"/>
-      <w:r>
-        <w:t xml:space="preserve">='1' &amp;&amp; </w:t>
-      </w:r>
-      <w:proofErr w:type="gramStart"/>
-      <w:r>
-        <w:t>keysPressed[1]=</w:t>
-      </w:r>
-      <w:proofErr w:type="gramEnd"/>
-      <w:r>
-        <w:t xml:space="preserve">='2' &amp;&amp; </w:t>
-      </w:r>
-      <w:proofErr w:type="gramStart"/>
-      <w:r>
-        <w:t>keysPressed[2]=</w:t>
-      </w:r>
-      <w:proofErr w:type="gramEnd"/>
-      <w:r>
-        <w:t>='3') {</w:t>
+        <w:t xml:space="preserve">      keysPressed[1]=key;</w:t>
+      </w:r>
+    </w:p>
+    <w:p>
+      <w:pPr>
+        <w:pStyle w:val="Code"/>
+      </w:pPr>
+      <w:r>
+        <w:t xml:space="preserve">    } else if (key=='3' &amp;&amp; lastKey=='2' &amp;&amp; keysPressed[0]=='1') {</w:t>
+      </w:r>
+    </w:p>
+    <w:p>
+      <w:pPr>
+        <w:pStyle w:val="Code"/>
+      </w:pPr>
+      <w:r>
+        <w:t xml:space="preserve">      keysPressed[2]=key;</w:t>
+      </w:r>
+    </w:p>
+    <w:p>
+      <w:pPr>
+        <w:pStyle w:val="Code"/>
+      </w:pPr>
+      <w:r>
+        <w:t xml:space="preserve">    } else if (key=='4' &amp;&amp; lastKey=='3' &amp;&amp; keysPressed[0]=='1' &amp;&amp; keysPressed[1]=='2') {</w:t>
+      </w:r>
+    </w:p>
+    <w:p>
+      <w:pPr>
+        <w:pStyle w:val="Code"/>
+      </w:pPr>
+      <w:r>
+        <w:t xml:space="preserve">      keysPressed[3]=='4';</w:t>
+      </w:r>
+    </w:p>
+    <w:p>
+      <w:pPr>
+        <w:pStyle w:val="Code"/>
+      </w:pPr>
+      <w:r>
+        <w:t xml:space="preserve">    } else if (key=='D' &amp;&amp; lastKey=='4' &amp;&amp; keysPressed[0]=='1' &amp;&amp; keysPressed[1]=='2' &amp;&amp; keysPressed[2]=='3') {</w:t>
       </w:r>
     </w:p>
     <w:p>
@@ -2217,31 +2232,15 @@
         <w:pStyle w:val="Code"/>
       </w:pPr>
       <w:r>
-        <w:t xml:space="preserve">      </w:t>
-      </w:r>
-      <w:proofErr w:type="gramStart"/>
-      <w:r>
-        <w:t>open(</w:t>
-      </w:r>
-      <w:proofErr w:type="gramEnd"/>
-      <w:r>
-        <w:t>);</w:t>
-      </w:r>
-    </w:p>
-    <w:p>
-      <w:pPr>
-        <w:pStyle w:val="Code"/>
-      </w:pPr>
-      <w:r>
-        <w:t xml:space="preserve">      </w:t>
-      </w:r>
-      <w:proofErr w:type="gramStart"/>
-      <w:r>
-        <w:t>clearCache(</w:t>
-      </w:r>
-      <w:proofErr w:type="gramEnd"/>
-      <w:r>
-        <w:t>);</w:t>
+        <w:t xml:space="preserve">      open();</w:t>
+      </w:r>
+    </w:p>
+    <w:p>
+      <w:pPr>
+        <w:pStyle w:val="Code"/>
+      </w:pPr>
+      <w:r>
+        <w:t xml:space="preserve">      clearCache();</w:t>
       </w:r>
     </w:p>
     <w:p>
@@ -2257,31 +2256,15 @@
         <w:pStyle w:val="Code"/>
       </w:pPr>
       <w:r>
-        <w:t xml:space="preserve">      </w:t>
-      </w:r>
-      <w:proofErr w:type="gramStart"/>
-      <w:r>
-        <w:t>clearCache(</w:t>
-      </w:r>
-      <w:proofErr w:type="gramEnd"/>
-      <w:r>
-        <w:t>);</w:t>
-      </w:r>
-    </w:p>
-    <w:p>
-      <w:pPr>
-        <w:pStyle w:val="Code"/>
-      </w:pPr>
-      <w:r>
-        <w:t xml:space="preserve">      </w:t>
-      </w:r>
-      <w:proofErr w:type="gramStart"/>
-      <w:r>
-        <w:t>lock(</w:t>
-      </w:r>
-      <w:proofErr w:type="gramEnd"/>
-      <w:r>
-        <w:t>);</w:t>
+        <w:t xml:space="preserve">      clearCache();</w:t>
+      </w:r>
+    </w:p>
+    <w:p>
+      <w:pPr>
+        <w:pStyle w:val="Code"/>
+      </w:pPr>
+      <w:r>
+        <w:t xml:space="preserve">      lock();</w:t>
       </w:r>
     </w:p>
     <w:p>
@@ -2297,55 +2280,15 @@
         <w:pStyle w:val="Code"/>
       </w:pPr>
       <w:r>
-        <w:t xml:space="preserve">    } else if (key=='D' &amp;</w:t>
-      </w:r>
-      <w:proofErr w:type="gramStart"/>
-      <w:r>
-        <w:t>&amp; !</w:t>
-      </w:r>
-      <w:proofErr w:type="gramEnd"/>
-      <w:r>
-        <w:t xml:space="preserve">(lastKey=='4' &amp;&amp; </w:t>
-      </w:r>
-      <w:proofErr w:type="gramStart"/>
-      <w:r>
-        <w:t>keysPressed[0]=</w:t>
-      </w:r>
-      <w:proofErr w:type="gramEnd"/>
-      <w:r>
-        <w:t xml:space="preserve">='1' &amp;&amp; </w:t>
-      </w:r>
-      <w:proofErr w:type="gramStart"/>
-      <w:r>
-        <w:t>keysPressed[1]=</w:t>
-      </w:r>
-      <w:proofErr w:type="gramEnd"/>
-      <w:r>
-        <w:t xml:space="preserve">='2' &amp;&amp; </w:t>
-      </w:r>
-      <w:proofErr w:type="gramStart"/>
-      <w:r>
-        <w:t>keysPressed[2]=</w:t>
-      </w:r>
-      <w:proofErr w:type="gramEnd"/>
-      <w:r>
-        <w:t>='3')) {</w:t>
-      </w:r>
-    </w:p>
-    <w:p>
-      <w:pPr>
-        <w:pStyle w:val="Code"/>
-      </w:pPr>
-      <w:r>
-        <w:t xml:space="preserve">      </w:t>
-      </w:r>
-      <w:proofErr w:type="gramStart"/>
-      <w:r>
-        <w:t>clearCache(</w:t>
-      </w:r>
-      <w:proofErr w:type="gramEnd"/>
-      <w:r>
-        <w:t>);</w:t>
+        <w:t xml:space="preserve">    } else if (key=='D' &amp;&amp; !(lastKey=='4' &amp;&amp; keysPressed[0]=='1' &amp;&amp; keysPressed[1]=='2' &amp;&amp; keysPressed[2]=='3')) {</w:t>
+      </w:r>
+    </w:p>
+    <w:p>
+      <w:pPr>
+        <w:pStyle w:val="Code"/>
+      </w:pPr>
+      <w:r>
+        <w:t xml:space="preserve">      clearCache();</w:t>
       </w:r>
     </w:p>
     <w:p>
@@ -2369,15 +2312,7 @@
         <w:pStyle w:val="Code"/>
       </w:pPr>
       <w:r>
-        <w:t xml:space="preserve">      </w:t>
-      </w:r>
-      <w:proofErr w:type="gramStart"/>
-      <w:r>
-        <w:t>clearCache(</w:t>
-      </w:r>
-      <w:proofErr w:type="gramEnd"/>
-      <w:r>
-        <w:t>);</w:t>
+        <w:t xml:space="preserve">      clearCache();</w:t>
       </w:r>
     </w:p>
     <w:p>
@@ -2409,15 +2344,7 @@
         <w:pStyle w:val="Code"/>
       </w:pPr>
       <w:r>
-        <w:t xml:space="preserve">  </w:t>
-      </w:r>
-      <w:proofErr w:type="gramStart"/>
-      <w:r>
-        <w:t>delay(</w:t>
-      </w:r>
-      <w:proofErr w:type="gramEnd"/>
-      <w:r>
-        <w:t>30);</w:t>
+        <w:t xml:space="preserve">  delay(30);</w:t>
       </w:r>
     </w:p>
     <w:p>
@@ -2450,6 +2377,14 @@
     </w:p>
     <w:p>
       <w:pPr>
+        <w:pStyle w:val="H3"/>
+      </w:pPr>
+      <w:r>
+        <w:t>Посилання</w:t>
+      </w:r>
+    </w:p>
+    <w:p>
+      <w:pPr>
         <w:pStyle w:val="P"/>
         <w:rPr>
           <w:lang w:val="en-US"/>
@@ -2460,7 +2395,7 @@
       <w:pPr>
         <w:pStyle w:val="P"/>
       </w:pPr>
-      <w:hyperlink r:id="rId13" w:history="1">
+      <w:hyperlink r:id="rId15" w:history="1">
         <w:r>
           <w:rPr>
             <w:rStyle w:val="a4"/>
@@ -2470,6 +2405,19 @@
       </w:hyperlink>
       <w:r>
         <w:t>.</w:t>
+      </w:r>
+    </w:p>
+    <w:p>
+      <w:pPr>
+        <w:pStyle w:val="P"/>
+      </w:pPr>
+    </w:p>
+    <w:p>
+      <w:pPr>
+        <w:pStyle w:val="H3"/>
+      </w:pPr>
+      <w:r>
+        <w:t xml:space="preserve">Схема </w:t>
       </w:r>
     </w:p>
     <w:p>
@@ -2499,7 +2447,7 @@
                     <pic:cNvPicPr/>
                   </pic:nvPicPr>
                   <pic:blipFill>
-                    <a:blip r:embed="rId14"/>
+                    <a:blip r:embed="rId16"/>
                     <a:stretch>
                       <a:fillRect/>
                     </a:stretch>
@@ -2593,13 +2541,8 @@
         <w:pStyle w:val="Code"/>
       </w:pPr>
       <w:r>
-        <w:t>char keys[rowsNum][colsNum]</w:t>
-      </w:r>
-      <w:proofErr w:type="gramStart"/>
-      <w:r>
-        <w:t>={</w:t>
-      </w:r>
-      <w:proofErr w:type="gramEnd"/>
+        <w:t>char keys[rowsNum][colsNum]={</w:t>
+      </w:r>
     </w:p>
     <w:p>
       <w:pPr>
@@ -2651,60 +2594,28 @@
         <w:pStyle w:val="Code"/>
       </w:pPr>
       <w:r>
-        <w:t>byte rowPins[rowsNum]</w:t>
-      </w:r>
-      <w:proofErr w:type="gramStart"/>
-      <w:r>
-        <w:t>={</w:t>
-      </w:r>
-      <w:proofErr w:type="gramEnd"/>
-      <w:r>
-        <w:t>12,11,10,9};</w:t>
-      </w:r>
-    </w:p>
-    <w:p>
-      <w:pPr>
-        <w:pStyle w:val="Code"/>
-      </w:pPr>
-      <w:r>
-        <w:t>byte colPins[colsNum]</w:t>
-      </w:r>
-      <w:proofErr w:type="gramStart"/>
-      <w:r>
-        <w:t>={</w:t>
-      </w:r>
-      <w:proofErr w:type="gramEnd"/>
-      <w:r>
-        <w:t>7,6,5,4};</w:t>
-      </w:r>
-    </w:p>
-    <w:p>
-      <w:pPr>
-        <w:pStyle w:val="Code"/>
-      </w:pPr>
-    </w:p>
-    <w:p>
-      <w:pPr>
-        <w:pStyle w:val="Code"/>
-      </w:pPr>
-      <w:r>
-        <w:t>Keypad k=Keypad(makeKeymap(keys</w:t>
-      </w:r>
-      <w:proofErr w:type="gramStart"/>
-      <w:r>
-        <w:t>),rowPins</w:t>
-      </w:r>
-      <w:proofErr w:type="gramEnd"/>
-      <w:r>
-        <w:t>,</w:t>
-      </w:r>
-      <w:proofErr w:type="gramStart"/>
-      <w:r>
-        <w:t>colPins,rowsNum</w:t>
-      </w:r>
-      <w:proofErr w:type="gramEnd"/>
-      <w:r>
-        <w:t>,colsNum);</w:t>
+        <w:t>byte rowPins[rowsNum]={12,11,10,9};</w:t>
+      </w:r>
+    </w:p>
+    <w:p>
+      <w:pPr>
+        <w:pStyle w:val="Code"/>
+      </w:pPr>
+      <w:r>
+        <w:t>byte colPins[colsNum]={7,6,5,4};</w:t>
+      </w:r>
+    </w:p>
+    <w:p>
+      <w:pPr>
+        <w:pStyle w:val="Code"/>
+      </w:pPr>
+    </w:p>
+    <w:p>
+      <w:pPr>
+        <w:pStyle w:val="Code"/>
+      </w:pPr>
+      <w:r>
+        <w:t>Keypad k=Keypad(makeKeymap(keys),rowPins,colPins,rowsNum,colsNum);</w:t>
       </w:r>
     </w:p>
     <w:p>
@@ -2762,15 +2673,7 @@
         <w:pStyle w:val="Code"/>
       </w:pPr>
       <w:r>
-        <w:t xml:space="preserve">char </w:t>
-      </w:r>
-      <w:proofErr w:type="gramStart"/>
-      <w:r>
-        <w:t>keysPressed[</w:t>
-      </w:r>
-      <w:proofErr w:type="gramEnd"/>
-      <w:r>
-        <w:t>5];</w:t>
+        <w:t>char keysPressed[5];</w:t>
       </w:r>
     </w:p>
     <w:p>
@@ -2799,47 +2702,23 @@
         <w:pStyle w:val="Code"/>
       </w:pPr>
       <w:r>
-        <w:t xml:space="preserve">void </w:t>
-      </w:r>
-      <w:proofErr w:type="gramStart"/>
-      <w:r>
-        <w:t>lock(</w:t>
-      </w:r>
-      <w:proofErr w:type="gramEnd"/>
-      <w:r>
-        <w:t>) {</w:t>
-      </w:r>
-    </w:p>
-    <w:p>
-      <w:pPr>
-        <w:pStyle w:val="Code"/>
-      </w:pPr>
-      <w:r>
-        <w:t xml:space="preserve">  </w:t>
-      </w:r>
-      <w:proofErr w:type="gramStart"/>
-      <w:r>
-        <w:t>servo.write</w:t>
-      </w:r>
-      <w:proofErr w:type="gramEnd"/>
-      <w:r>
-        <w:t>(90);</w:t>
-      </w:r>
-    </w:p>
-    <w:p>
-      <w:pPr>
-        <w:pStyle w:val="Code"/>
-      </w:pPr>
-      <w:r>
-        <w:t xml:space="preserve">  </w:t>
-      </w:r>
-      <w:proofErr w:type="gramStart"/>
-      <w:r>
-        <w:t>digitalWrite(</w:t>
-      </w:r>
-      <w:proofErr w:type="gramEnd"/>
-      <w:r>
-        <w:t>ledPin, HIGH);</w:t>
+        <w:t>void lock() {</w:t>
+      </w:r>
+    </w:p>
+    <w:p>
+      <w:pPr>
+        <w:pStyle w:val="Code"/>
+      </w:pPr>
+      <w:r>
+        <w:t xml:space="preserve">  servo.write(90);</w:t>
+      </w:r>
+    </w:p>
+    <w:p>
+      <w:pPr>
+        <w:pStyle w:val="Code"/>
+      </w:pPr>
+      <w:r>
+        <w:t xml:space="preserve">  digitalWrite(ledPin, HIGH);</w:t>
       </w:r>
     </w:p>
     <w:p>
@@ -2860,47 +2739,23 @@
         <w:pStyle w:val="Code"/>
       </w:pPr>
       <w:r>
-        <w:t xml:space="preserve">void </w:t>
-      </w:r>
-      <w:proofErr w:type="gramStart"/>
-      <w:r>
-        <w:t>open(</w:t>
-      </w:r>
-      <w:proofErr w:type="gramEnd"/>
-      <w:r>
-        <w:t>) {</w:t>
-      </w:r>
-    </w:p>
-    <w:p>
-      <w:pPr>
-        <w:pStyle w:val="Code"/>
-      </w:pPr>
-      <w:r>
-        <w:t xml:space="preserve">  </w:t>
-      </w:r>
-      <w:proofErr w:type="gramStart"/>
-      <w:r>
-        <w:t>servo.write</w:t>
-      </w:r>
-      <w:proofErr w:type="gramEnd"/>
-      <w:r>
-        <w:t>(0);</w:t>
-      </w:r>
-    </w:p>
-    <w:p>
-      <w:pPr>
-        <w:pStyle w:val="Code"/>
-      </w:pPr>
-      <w:r>
-        <w:t xml:space="preserve">  </w:t>
-      </w:r>
-      <w:proofErr w:type="gramStart"/>
-      <w:r>
-        <w:t>digitalWrite(</w:t>
-      </w:r>
-      <w:proofErr w:type="gramEnd"/>
-      <w:r>
-        <w:t>ledPin, LOW);</w:t>
+        <w:t>void open() {</w:t>
+      </w:r>
+    </w:p>
+    <w:p>
+      <w:pPr>
+        <w:pStyle w:val="Code"/>
+      </w:pPr>
+      <w:r>
+        <w:t xml:space="preserve">  servo.write(0);</w:t>
+      </w:r>
+    </w:p>
+    <w:p>
+      <w:pPr>
+        <w:pStyle w:val="Code"/>
+      </w:pPr>
+      <w:r>
+        <w:t xml:space="preserve">  digitalWrite(ledPin, LOW);</w:t>
       </w:r>
     </w:p>
     <w:p>
@@ -2921,95 +2776,47 @@
         <w:pStyle w:val="Code"/>
       </w:pPr>
       <w:r>
-        <w:t xml:space="preserve">void </w:t>
-      </w:r>
-      <w:proofErr w:type="gramStart"/>
-      <w:r>
-        <w:t>clearCache(</w:t>
-      </w:r>
-      <w:proofErr w:type="gramEnd"/>
-      <w:r>
-        <w:t>) {</w:t>
-      </w:r>
-    </w:p>
-    <w:p>
-      <w:pPr>
-        <w:pStyle w:val="Code"/>
-      </w:pPr>
-      <w:r>
-        <w:t xml:space="preserve">  </w:t>
-      </w:r>
-      <w:proofErr w:type="gramStart"/>
-      <w:r>
-        <w:t>keysPressed[0]=</w:t>
-      </w:r>
-      <w:proofErr w:type="gramEnd"/>
-      <w:r>
-        <w:t>'0';</w:t>
-      </w:r>
-    </w:p>
-    <w:p>
-      <w:pPr>
-        <w:pStyle w:val="Code"/>
-      </w:pPr>
-      <w:r>
-        <w:t xml:space="preserve">  </w:t>
-      </w:r>
-      <w:proofErr w:type="gramStart"/>
-      <w:r>
-        <w:t>keysPressed[1]=</w:t>
-      </w:r>
-      <w:proofErr w:type="gramEnd"/>
-      <w:r>
-        <w:t>'0';</w:t>
-      </w:r>
-    </w:p>
-    <w:p>
-      <w:pPr>
-        <w:pStyle w:val="Code"/>
-      </w:pPr>
-      <w:r>
-        <w:t xml:space="preserve">  </w:t>
-      </w:r>
-      <w:proofErr w:type="gramStart"/>
-      <w:r>
-        <w:t>keysPressed[2]=</w:t>
-      </w:r>
-      <w:proofErr w:type="gramEnd"/>
-      <w:r>
-        <w:t>'0';</w:t>
-      </w:r>
-    </w:p>
-    <w:p>
-      <w:pPr>
-        <w:pStyle w:val="Code"/>
-      </w:pPr>
-      <w:r>
-        <w:t xml:space="preserve">  </w:t>
-      </w:r>
-      <w:proofErr w:type="gramStart"/>
-      <w:r>
-        <w:t>keysPressed[3]=</w:t>
-      </w:r>
-      <w:proofErr w:type="gramEnd"/>
-      <w:r>
-        <w:t>'0';</w:t>
-      </w:r>
-    </w:p>
-    <w:p>
-      <w:pPr>
-        <w:pStyle w:val="Code"/>
-      </w:pPr>
-      <w:r>
-        <w:t xml:space="preserve">  </w:t>
-      </w:r>
-      <w:proofErr w:type="gramStart"/>
-      <w:r>
-        <w:t>keysPressed[4]=</w:t>
-      </w:r>
-      <w:proofErr w:type="gramEnd"/>
-      <w:r>
-        <w:t>'0';</w:t>
+        <w:t>void clearCache() {</w:t>
+      </w:r>
+    </w:p>
+    <w:p>
+      <w:pPr>
+        <w:pStyle w:val="Code"/>
+      </w:pPr>
+      <w:r>
+        <w:t xml:space="preserve">  keysPressed[0]='0';</w:t>
+      </w:r>
+    </w:p>
+    <w:p>
+      <w:pPr>
+        <w:pStyle w:val="Code"/>
+      </w:pPr>
+      <w:r>
+        <w:t xml:space="preserve">  keysPressed[1]='0';</w:t>
+      </w:r>
+    </w:p>
+    <w:p>
+      <w:pPr>
+        <w:pStyle w:val="Code"/>
+      </w:pPr>
+      <w:r>
+        <w:t xml:space="preserve">  keysPressed[2]='0';</w:t>
+      </w:r>
+    </w:p>
+    <w:p>
+      <w:pPr>
+        <w:pStyle w:val="Code"/>
+      </w:pPr>
+      <w:r>
+        <w:t xml:space="preserve">  keysPressed[3]='0';</w:t>
+      </w:r>
+    </w:p>
+    <w:p>
+      <w:pPr>
+        <w:pStyle w:val="Code"/>
+      </w:pPr>
+      <w:r>
+        <w:t xml:space="preserve">  keysPressed[4]='0';</w:t>
       </w:r>
     </w:p>
     <w:p>
@@ -3030,15 +2837,7 @@
         <w:pStyle w:val="Code"/>
       </w:pPr>
       <w:r>
-        <w:t xml:space="preserve">void </w:t>
-      </w:r>
-      <w:proofErr w:type="gramStart"/>
-      <w:r>
-        <w:t>setup(</w:t>
-      </w:r>
-      <w:proofErr w:type="gramEnd"/>
-      <w:r>
-        <w:t>)</w:t>
+        <w:t>void setup()</w:t>
       </w:r>
     </w:p>
     <w:p>
@@ -3062,31 +2861,15 @@
         <w:pStyle w:val="Code"/>
       </w:pPr>
       <w:r>
-        <w:t xml:space="preserve">  </w:t>
-      </w:r>
-      <w:proofErr w:type="gramStart"/>
-      <w:r>
-        <w:t>servo.attach</w:t>
-      </w:r>
-      <w:proofErr w:type="gramEnd"/>
-      <w:r>
-        <w:t>(servoPin);</w:t>
-      </w:r>
-    </w:p>
-    <w:p>
-      <w:pPr>
-        <w:pStyle w:val="Code"/>
-      </w:pPr>
-      <w:r>
-        <w:t xml:space="preserve">  </w:t>
-      </w:r>
-      <w:proofErr w:type="gramStart"/>
-      <w:r>
-        <w:t>lock(</w:t>
-      </w:r>
-      <w:proofErr w:type="gramEnd"/>
-      <w:r>
-        <w:t>);</w:t>
+        <w:t xml:space="preserve">  servo.attach(servoPin);</w:t>
+      </w:r>
+    </w:p>
+    <w:p>
+      <w:pPr>
+        <w:pStyle w:val="Code"/>
+      </w:pPr>
+      <w:r>
+        <w:t xml:space="preserve">  lock();</w:t>
       </w:r>
     </w:p>
     <w:p>
@@ -3116,15 +2899,7 @@
         <w:pStyle w:val="Code"/>
       </w:pPr>
       <w:r>
-        <w:t xml:space="preserve">void </w:t>
-      </w:r>
-      <w:proofErr w:type="gramStart"/>
-      <w:r>
-        <w:t>loop(</w:t>
-      </w:r>
-      <w:proofErr w:type="gramEnd"/>
-      <w:r>
-        <w:t>)</w:t>
+        <w:t>void loop()</w:t>
       </w:r>
     </w:p>
     <w:p>
@@ -3140,31 +2915,15 @@
         <w:pStyle w:val="Code"/>
       </w:pPr>
       <w:r>
-        <w:t xml:space="preserve">  char key=</w:t>
-      </w:r>
-      <w:proofErr w:type="gramStart"/>
-      <w:r>
-        <w:t>k.getKey</w:t>
-      </w:r>
-      <w:proofErr w:type="gramEnd"/>
-      <w:r>
-        <w:t>();</w:t>
-      </w:r>
-    </w:p>
-    <w:p>
-      <w:pPr>
-        <w:pStyle w:val="Code"/>
-      </w:pPr>
-      <w:r>
-        <w:t xml:space="preserve">  if (</w:t>
-      </w:r>
-      <w:proofErr w:type="gramStart"/>
-      <w:r>
-        <w:t>key!=</w:t>
-      </w:r>
-      <w:proofErr w:type="gramEnd"/>
-      <w:r>
-        <w:t>NO_KEY) {</w:t>
+        <w:t xml:space="preserve">  char key=k.getKey();</w:t>
+      </w:r>
+    </w:p>
+    <w:p>
+      <w:pPr>
+        <w:pStyle w:val="Code"/>
+      </w:pPr>
+      <w:r>
+        <w:t xml:space="preserve">  if (key!=NO_KEY) {</w:t>
       </w:r>
     </w:p>
     <w:p>
@@ -3220,31 +2979,15 @@
         <w:pStyle w:val="Code"/>
       </w:pPr>
       <w:r>
-        <w:t xml:space="preserve">      </w:t>
-      </w:r>
-      <w:proofErr w:type="gramStart"/>
-      <w:r>
-        <w:t>clearCache(</w:t>
-      </w:r>
-      <w:proofErr w:type="gramEnd"/>
-      <w:r>
-        <w:t>);</w:t>
-      </w:r>
-    </w:p>
-    <w:p>
-      <w:pPr>
-        <w:pStyle w:val="Code"/>
-      </w:pPr>
-      <w:r>
-        <w:t xml:space="preserve">      </w:t>
-      </w:r>
-      <w:proofErr w:type="gramStart"/>
-      <w:r>
-        <w:t>keysPressed[0]=</w:t>
-      </w:r>
-      <w:proofErr w:type="gramEnd"/>
-      <w:r>
-        <w:t>key;</w:t>
+        <w:t xml:space="preserve">      clearCache();</w:t>
+      </w:r>
+    </w:p>
+    <w:p>
+      <w:pPr>
+        <w:pStyle w:val="Code"/>
+      </w:pPr>
+      <w:r>
+        <w:t xml:space="preserve">      keysPressed[0]=key;</w:t>
       </w:r>
     </w:p>
     <w:p>
@@ -3260,119 +3003,47 @@
         <w:pStyle w:val="Code"/>
       </w:pPr>
       <w:r>
-        <w:t xml:space="preserve">      </w:t>
-      </w:r>
-      <w:proofErr w:type="gramStart"/>
-      <w:r>
-        <w:t>keysPressed[1]=</w:t>
-      </w:r>
-      <w:proofErr w:type="gramEnd"/>
-      <w:r>
-        <w:t>key;</w:t>
-      </w:r>
-    </w:p>
-    <w:p>
-      <w:pPr>
-        <w:pStyle w:val="Code"/>
-      </w:pPr>
-      <w:r>
-        <w:t xml:space="preserve">    } else if (key=='3' &amp;&amp; lastKey=='2' &amp;&amp; </w:t>
-      </w:r>
-      <w:proofErr w:type="gramStart"/>
-      <w:r>
-        <w:t>keysPressed[0]=</w:t>
-      </w:r>
-      <w:proofErr w:type="gramEnd"/>
-      <w:r>
-        <w:t>='1') {</w:t>
-      </w:r>
-    </w:p>
-    <w:p>
-      <w:pPr>
-        <w:pStyle w:val="Code"/>
-      </w:pPr>
-      <w:r>
-        <w:t xml:space="preserve">      </w:t>
-      </w:r>
-      <w:proofErr w:type="gramStart"/>
-      <w:r>
-        <w:t>keysPressed[2]=</w:t>
-      </w:r>
-      <w:proofErr w:type="gramEnd"/>
-      <w:r>
-        <w:t>key;</w:t>
-      </w:r>
-    </w:p>
-    <w:p>
-      <w:pPr>
-        <w:pStyle w:val="Code"/>
-      </w:pPr>
-      <w:r>
-        <w:t xml:space="preserve">    } else if (key=='4' &amp;&amp; lastKey=='3' &amp;&amp; </w:t>
-      </w:r>
-      <w:proofErr w:type="gramStart"/>
-      <w:r>
-        <w:t>keysPressed[0]=</w:t>
-      </w:r>
-      <w:proofErr w:type="gramEnd"/>
-      <w:r>
-        <w:t xml:space="preserve">='1' &amp;&amp; </w:t>
-      </w:r>
-      <w:proofErr w:type="gramStart"/>
-      <w:r>
-        <w:t>keysPressed[1]=</w:t>
-      </w:r>
-      <w:proofErr w:type="gramEnd"/>
-      <w:r>
-        <w:t>='2') {</w:t>
-      </w:r>
-    </w:p>
-    <w:p>
-      <w:pPr>
-        <w:pStyle w:val="Code"/>
-      </w:pPr>
-      <w:r>
-        <w:t xml:space="preserve">      </w:t>
-      </w:r>
-      <w:proofErr w:type="gramStart"/>
-      <w:r>
-        <w:t>keysPressed[3]=</w:t>
-      </w:r>
-      <w:proofErr w:type="gramEnd"/>
-      <w:r>
-        <w:t>='4';</w:t>
-      </w:r>
-    </w:p>
-    <w:p>
-      <w:pPr>
-        <w:pStyle w:val="Code"/>
-      </w:pPr>
-      <w:r>
-        <w:t xml:space="preserve">    } else if (key=='D' &amp;&amp; lastKey=='4' &amp;&amp; </w:t>
-      </w:r>
-      <w:proofErr w:type="gramStart"/>
-      <w:r>
-        <w:t>keysPressed[0]=</w:t>
-      </w:r>
-      <w:proofErr w:type="gramEnd"/>
-      <w:r>
-        <w:t xml:space="preserve">='1' &amp;&amp; </w:t>
-      </w:r>
-      <w:proofErr w:type="gramStart"/>
-      <w:r>
-        <w:t>keysPressed[1]=</w:t>
-      </w:r>
-      <w:proofErr w:type="gramEnd"/>
-      <w:r>
-        <w:t xml:space="preserve">='2' &amp;&amp; </w:t>
-      </w:r>
-      <w:proofErr w:type="gramStart"/>
-      <w:r>
-        <w:t>keysPressed[2]=</w:t>
-      </w:r>
-      <w:proofErr w:type="gramEnd"/>
-      <w:r>
-        <w:t>='3') {</w:t>
+        <w:t xml:space="preserve">      keysPressed[1]=key;</w:t>
+      </w:r>
+    </w:p>
+    <w:p>
+      <w:pPr>
+        <w:pStyle w:val="Code"/>
+      </w:pPr>
+      <w:r>
+        <w:t xml:space="preserve">    } else if (key=='3' &amp;&amp; lastKey=='2' &amp;&amp; keysPressed[0]=='1') {</w:t>
+      </w:r>
+    </w:p>
+    <w:p>
+      <w:pPr>
+        <w:pStyle w:val="Code"/>
+      </w:pPr>
+      <w:r>
+        <w:t xml:space="preserve">      keysPressed[2]=key;</w:t>
+      </w:r>
+    </w:p>
+    <w:p>
+      <w:pPr>
+        <w:pStyle w:val="Code"/>
+      </w:pPr>
+      <w:r>
+        <w:t xml:space="preserve">    } else if (key=='4' &amp;&amp; lastKey=='3' &amp;&amp; keysPressed[0]=='1' &amp;&amp; keysPressed[1]=='2') {</w:t>
+      </w:r>
+    </w:p>
+    <w:p>
+      <w:pPr>
+        <w:pStyle w:val="Code"/>
+      </w:pPr>
+      <w:r>
+        <w:t xml:space="preserve">      keysPressed[3]=='4';</w:t>
+      </w:r>
+    </w:p>
+    <w:p>
+      <w:pPr>
+        <w:pStyle w:val="Code"/>
+      </w:pPr>
+      <w:r>
+        <w:t xml:space="preserve">    } else if (key=='D' &amp;&amp; lastKey=='4' &amp;&amp; keysPressed[0]=='1' &amp;&amp; keysPressed[1]=='2' &amp;&amp; keysPressed[2]=='3') {</w:t>
       </w:r>
     </w:p>
     <w:p>
@@ -3388,31 +3059,15 @@
         <w:pStyle w:val="Code"/>
       </w:pPr>
       <w:r>
-        <w:t xml:space="preserve">      </w:t>
-      </w:r>
-      <w:proofErr w:type="gramStart"/>
-      <w:r>
-        <w:t>open(</w:t>
-      </w:r>
-      <w:proofErr w:type="gramEnd"/>
-      <w:r>
-        <w:t>);</w:t>
-      </w:r>
-    </w:p>
-    <w:p>
-      <w:pPr>
-        <w:pStyle w:val="Code"/>
-      </w:pPr>
-      <w:r>
-        <w:t xml:space="preserve">      </w:t>
-      </w:r>
-      <w:proofErr w:type="gramStart"/>
-      <w:r>
-        <w:t>clearCache(</w:t>
-      </w:r>
-      <w:proofErr w:type="gramEnd"/>
-      <w:r>
-        <w:t>);</w:t>
+        <w:t xml:space="preserve">      open();</w:t>
+      </w:r>
+    </w:p>
+    <w:p>
+      <w:pPr>
+        <w:pStyle w:val="Code"/>
+      </w:pPr>
+      <w:r>
+        <w:t xml:space="preserve">      clearCache();</w:t>
       </w:r>
     </w:p>
     <w:p>
@@ -3436,31 +3091,15 @@
         <w:pStyle w:val="Code"/>
       </w:pPr>
       <w:r>
-        <w:t xml:space="preserve">      </w:t>
-      </w:r>
-      <w:proofErr w:type="gramStart"/>
-      <w:r>
-        <w:t>clearCache(</w:t>
-      </w:r>
-      <w:proofErr w:type="gramEnd"/>
-      <w:r>
-        <w:t>);</w:t>
-      </w:r>
-    </w:p>
-    <w:p>
-      <w:pPr>
-        <w:pStyle w:val="Code"/>
-      </w:pPr>
-      <w:r>
-        <w:t xml:space="preserve">      </w:t>
-      </w:r>
-      <w:proofErr w:type="gramStart"/>
-      <w:r>
-        <w:t>lock(</w:t>
-      </w:r>
-      <w:proofErr w:type="gramEnd"/>
-      <w:r>
-        <w:t>);</w:t>
+        <w:t xml:space="preserve">      clearCache();</w:t>
+      </w:r>
+    </w:p>
+    <w:p>
+      <w:pPr>
+        <w:pStyle w:val="Code"/>
+      </w:pPr>
+      <w:r>
+        <w:t xml:space="preserve">      lock();</w:t>
       </w:r>
     </w:p>
     <w:p>
@@ -3484,55 +3123,15 @@
         <w:pStyle w:val="Code"/>
       </w:pPr>
       <w:r>
-        <w:t xml:space="preserve">    } else if (key=='D' &amp;</w:t>
-      </w:r>
-      <w:proofErr w:type="gramStart"/>
-      <w:r>
-        <w:t>&amp; !</w:t>
-      </w:r>
-      <w:proofErr w:type="gramEnd"/>
-      <w:r>
-        <w:t xml:space="preserve">(lastKey=='4' &amp;&amp; </w:t>
-      </w:r>
-      <w:proofErr w:type="gramStart"/>
-      <w:r>
-        <w:t>keysPressed[0]=</w:t>
-      </w:r>
-      <w:proofErr w:type="gramEnd"/>
-      <w:r>
-        <w:t xml:space="preserve">='1' &amp;&amp; </w:t>
-      </w:r>
-      <w:proofErr w:type="gramStart"/>
-      <w:r>
-        <w:t>keysPressed[1]=</w:t>
-      </w:r>
-      <w:proofErr w:type="gramEnd"/>
-      <w:r>
-        <w:t xml:space="preserve">='2' &amp;&amp; </w:t>
-      </w:r>
-      <w:proofErr w:type="gramStart"/>
-      <w:r>
-        <w:t>keysPressed[2]=</w:t>
-      </w:r>
-      <w:proofErr w:type="gramEnd"/>
-      <w:r>
-        <w:t>='3')) {</w:t>
-      </w:r>
-    </w:p>
-    <w:p>
-      <w:pPr>
-        <w:pStyle w:val="Code"/>
-      </w:pPr>
-      <w:r>
-        <w:t xml:space="preserve">      </w:t>
-      </w:r>
-      <w:proofErr w:type="gramStart"/>
-      <w:r>
-        <w:t>clearCache(</w:t>
-      </w:r>
-      <w:proofErr w:type="gramEnd"/>
-      <w:r>
-        <w:t>);</w:t>
+        <w:t xml:space="preserve">    } else if (key=='D' &amp;&amp; !(lastKey=='4' &amp;&amp; keysPressed[0]=='1' &amp;&amp; keysPressed[1]=='2' &amp;&amp; keysPressed[2]=='3')) {</w:t>
+      </w:r>
+    </w:p>
+    <w:p>
+      <w:pPr>
+        <w:pStyle w:val="Code"/>
+      </w:pPr>
+      <w:r>
+        <w:t xml:space="preserve">      clearCache();</w:t>
       </w:r>
     </w:p>
     <w:p>
@@ -3556,15 +3155,7 @@
         <w:pStyle w:val="Code"/>
       </w:pPr>
       <w:r>
-        <w:t xml:space="preserve">      </w:t>
-      </w:r>
-      <w:proofErr w:type="gramStart"/>
-      <w:r>
-        <w:t>clearCache(</w:t>
-      </w:r>
-      <w:proofErr w:type="gramEnd"/>
-      <w:r>
-        <w:t>);</w:t>
+        <w:t xml:space="preserve">      clearCache();</w:t>
       </w:r>
     </w:p>
     <w:p>
@@ -3628,15 +3219,7 @@
         <w:pStyle w:val="Code"/>
       </w:pPr>
       <w:r>
-        <w:t xml:space="preserve">    </w:t>
-      </w:r>
-      <w:proofErr w:type="gramStart"/>
-      <w:r>
-        <w:t>tone(</w:t>
-      </w:r>
-      <w:proofErr w:type="gramEnd"/>
-      <w:r>
-        <w:t>piezoPin, 1000, 1000);</w:t>
+        <w:t xml:space="preserve">    tone(piezoPin, 1000, 1000);</w:t>
       </w:r>
     </w:p>
     <w:p>
@@ -3652,15 +3235,7 @@
         <w:pStyle w:val="Code"/>
       </w:pPr>
       <w:r>
-        <w:t xml:space="preserve">    </w:t>
-      </w:r>
-      <w:proofErr w:type="gramStart"/>
-      <w:r>
-        <w:t>digitalWrite(</w:t>
-      </w:r>
-      <w:proofErr w:type="gramEnd"/>
-      <w:r>
-        <w:t>piezoPin, LOW);</w:t>
+        <w:t xml:space="preserve">    digitalWrite(piezoPin, LOW);</w:t>
       </w:r>
     </w:p>
     <w:p>
@@ -3676,15 +3251,7 @@
         <w:pStyle w:val="Code"/>
       </w:pPr>
       <w:r>
-        <w:t xml:space="preserve">  </w:t>
-      </w:r>
-      <w:proofErr w:type="gramStart"/>
-      <w:r>
-        <w:t>delay(</w:t>
-      </w:r>
-      <w:proofErr w:type="gramEnd"/>
-      <w:r>
-        <w:t>30);</w:t>
+        <w:t xml:space="preserve">  delay(30);</w:t>
       </w:r>
     </w:p>
     <w:p>
@@ -4806,7 +4373,6 @@
   <w:style w:type="character" w:default="1" w:styleId="a0">
     <w:name w:val="Default Paragraph Font"/>
     <w:uiPriority w:val="1"/>
-    <w:semiHidden/>
     <w:unhideWhenUsed/>
   </w:style>
   <w:style w:type="table" w:default="1" w:styleId="a1">

--- a/32IV Inzhenerija vbudovanyh/5/KNT-122_Onyshchenko_Variant-19_PR5.docx
+++ b/32IV Inzhenerija vbudovanyh/5/KNT-122_Onyshchenko_Variant-19_PR5.docx
@@ -393,12 +393,38 @@
     <w:p>
       <w:pPr>
         <w:pStyle w:val="H1"/>
+      </w:pPr>
+      <w:r>
+        <w:lastRenderedPageBreak/>
+        <w:t xml:space="preserve">Мета </w:t>
+      </w:r>
+    </w:p>
+    <w:p>
+      <w:pPr>
+        <w:pStyle w:val="P"/>
+      </w:pPr>
+    </w:p>
+    <w:p>
+      <w:pPr>
+        <w:pStyle w:val="P"/>
+      </w:pPr>
+      <w:r>
+        <w:t>Ознайомитись з датчиком руху та клавіатурою, навчитися створювати схеми Arduino з використанням датчика руху та клавіатури в середовищі Tinkercad.</w:t>
+      </w:r>
+    </w:p>
+    <w:p>
+      <w:pPr>
+        <w:pStyle w:val="P"/>
+      </w:pPr>
+    </w:p>
+    <w:p>
+      <w:pPr>
+        <w:pStyle w:val="H1"/>
         <w:rPr>
           <w:lang w:val="en-US"/>
         </w:rPr>
       </w:pPr>
       <w:r>
-        <w:lastRenderedPageBreak/>
         <w:t>Завдання</w:t>
       </w:r>
     </w:p>
@@ -463,6 +489,7 @@
         <w:pStyle w:val="H1"/>
       </w:pPr>
       <w:r>
+        <w:lastRenderedPageBreak/>
         <w:t>Виконання</w:t>
       </w:r>
     </w:p>
@@ -507,19 +534,13 @@
           <w:rPr>
             <w:rStyle w:val="a4"/>
           </w:rPr>
-          <w:t>Посиланн</w:t>
+          <w:t>П</w:t>
         </w:r>
         <w:r>
           <w:rPr>
             <w:rStyle w:val="a4"/>
           </w:rPr>
-          <w:t>я</w:t>
-        </w:r>
-        <w:r>
-          <w:rPr>
-            <w:rStyle w:val="a4"/>
-          </w:rPr>
-          <w:t xml:space="preserve"> на проєкт</w:t>
+          <w:t>роєкт</w:t>
         </w:r>
       </w:hyperlink>
       <w:r>
@@ -536,31 +557,25 @@
         <w:pStyle w:val="H3"/>
       </w:pPr>
       <w:r>
+        <w:t xml:space="preserve">Схема </w:t>
+      </w:r>
+    </w:p>
+    <w:p>
+      <w:pPr>
+        <w:pStyle w:val="P"/>
+      </w:pPr>
+    </w:p>
+    <w:p>
+      <w:pPr>
+        <w:pStyle w:val="IMG"/>
+      </w:pPr>
+      <w:r>
         <w:lastRenderedPageBreak/>
-        <w:t xml:space="preserve">Схема </w:t>
-      </w:r>
-    </w:p>
-    <w:p>
-      <w:pPr>
-        <w:pStyle w:val="P"/>
-      </w:pPr>
-    </w:p>
-    <w:p>
-      <w:pPr>
-        <w:pStyle w:val="IMG"/>
-        <w:rPr>
-          <w:lang w:val="en-US"/>
-        </w:rPr>
-      </w:pPr>
-      <w:r>
-        <w:rPr>
-          <w:lang w:val="en-US"/>
-        </w:rPr>
         <w:drawing>
-          <wp:inline distT="0" distB="0" distL="0" distR="0" wp14:anchorId="3B8DC9EA" wp14:editId="754DF52D">
-            <wp:extent cx="5144351" cy="7905750"/>
+          <wp:inline distT="0" distB="0" distL="0" distR="0" wp14:anchorId="496C5AB7" wp14:editId="04F79183">
+            <wp:extent cx="5224635" cy="7874000"/>
             <wp:effectExtent l="0" t="0" r="0" b="0"/>
-            <wp:docPr id="1902234608" name="Рисунок 1" descr="Зображення, що містить текст, Електронна інженерія, електроніка, Компонент схеми&#10;&#10;Вміст, створений ШІ, може бути неправильним."/>
+            <wp:docPr id="1075256858" name="Рисунок 1" descr="Зображення, що містить текст, знімок екрана, Електронна інженерія, схема&#10;&#10;Вміст, створений ШІ, може бути неправильним."/>
             <wp:cNvGraphicFramePr>
               <a:graphicFrameLocks xmlns:a="http://schemas.openxmlformats.org/drawingml/2006/main" noChangeAspect="1"/>
             </wp:cNvGraphicFramePr>
@@ -568,7 +583,7 @@
               <a:graphicData uri="http://schemas.openxmlformats.org/drawingml/2006/picture">
                 <pic:pic xmlns:pic="http://schemas.openxmlformats.org/drawingml/2006/picture">
                   <pic:nvPicPr>
-                    <pic:cNvPr id="1902234608" name="Рисунок 1" descr="Зображення, що містить текст, Електронна інженерія, електроніка, Компонент схеми&#10;&#10;Вміст, створений ШІ, може бути неправильним."/>
+                    <pic:cNvPr id="1075256858" name="Рисунок 1" descr="Зображення, що містить текст, знімок екрана, Електронна інженерія, схема&#10;&#10;Вміст, створений ШІ, може бути неправильним."/>
                     <pic:cNvPicPr/>
                   </pic:nvPicPr>
                   <pic:blipFill>
@@ -580,7 +595,7 @@
                   <pic:spPr>
                     <a:xfrm>
                       <a:off x="0" y="0"/>
-                      <a:ext cx="5153555" cy="7919895"/>
+                      <a:ext cx="5239525" cy="7896441"/>
                     </a:xfrm>
                     <a:prstGeom prst="rect">
                       <a:avLst/>
@@ -601,7 +616,7 @@
         <w:t xml:space="preserve">Рисунок 1.1 – </w:t>
       </w:r>
       <w:r>
-        <w:t>Зроблена схема</w:t>
+        <w:t>Схема в роботі</w:t>
       </w:r>
     </w:p>
     <w:p>
@@ -614,6 +629,7 @@
         <w:pStyle w:val="H3"/>
       </w:pPr>
       <w:r>
+        <w:lastRenderedPageBreak/>
         <w:t>Код</w:t>
       </w:r>
     </w:p>
@@ -841,19 +857,13 @@
           <w:rPr>
             <w:rStyle w:val="a4"/>
           </w:rPr>
-          <w:t>Посиланн</w:t>
+          <w:t>П</w:t>
         </w:r>
         <w:r>
           <w:rPr>
             <w:rStyle w:val="a4"/>
           </w:rPr>
-          <w:t>я</w:t>
-        </w:r>
-        <w:r>
-          <w:rPr>
-            <w:rStyle w:val="a4"/>
-          </w:rPr>
-          <w:t xml:space="preserve"> на проєкт</w:t>
+          <w:t>роєкт</w:t>
         </w:r>
       </w:hyperlink>
       <w:r>
@@ -1179,18 +1189,14 @@
     <w:p>
       <w:pPr>
         <w:pStyle w:val="H2"/>
-        <w:rPr>
-          <w:lang w:val="en-US"/>
-        </w:rPr>
-      </w:pPr>
-      <w:r>
-        <w:t>3 Датчик руху і світлодіод</w:t>
-      </w:r>
-    </w:p>
-    <w:p>
-      <w:pPr>
-        <w:pStyle w:val="P"/>
-        <w:ind w:firstLine="0"/>
+      </w:pPr>
+      <w:r>
+        <w:t>3 Датчик руху і фоторезистор</w:t>
+      </w:r>
+    </w:p>
+    <w:p>
+      <w:pPr>
+        <w:pStyle w:val="P"/>
       </w:pPr>
     </w:p>
     <w:p>
@@ -1218,19 +1224,387 @@
           <w:rPr>
             <w:rStyle w:val="a4"/>
           </w:rPr>
-          <w:t>Посиланн</w:t>
+          <w:t>Проєкт</w:t>
+        </w:r>
+      </w:hyperlink>
+      <w:r>
+        <w:t>.</w:t>
+      </w:r>
+    </w:p>
+    <w:p>
+      <w:pPr>
+        <w:pStyle w:val="P"/>
+      </w:pPr>
+    </w:p>
+    <w:p>
+      <w:pPr>
+        <w:pStyle w:val="H3"/>
+        <w:rPr>
+          <w:lang w:val="en-US"/>
+        </w:rPr>
+      </w:pPr>
+      <w:r>
+        <w:t xml:space="preserve">Схема </w:t>
+      </w:r>
+    </w:p>
+    <w:p>
+      <w:pPr>
+        <w:pStyle w:val="P"/>
+        <w:rPr>
+          <w:lang w:val="en-US"/>
+        </w:rPr>
+      </w:pPr>
+    </w:p>
+    <w:p>
+      <w:pPr>
+        <w:pStyle w:val="IMG"/>
+        <w:rPr>
+          <w:lang w:val="en-US"/>
+        </w:rPr>
+      </w:pPr>
+      <w:r>
+        <w:rPr>
+          <w:lang w:val="en-US"/>
+        </w:rPr>
+        <w:lastRenderedPageBreak/>
+        <w:drawing>
+          <wp:inline distT="0" distB="0" distL="0" distR="0" wp14:anchorId="65C68B4C" wp14:editId="29ACFD4D">
+            <wp:extent cx="5207000" cy="8480666"/>
+            <wp:effectExtent l="0" t="0" r="0" b="0"/>
+            <wp:docPr id="511981486" name="Рисунок 1" descr="Зображення, що містить текст, знімок екрана, схема&#10;&#10;Вміст, створений ШІ, може бути неправильним."/>
+            <wp:cNvGraphicFramePr>
+              <a:graphicFrameLocks xmlns:a="http://schemas.openxmlformats.org/drawingml/2006/main" noChangeAspect="1"/>
+            </wp:cNvGraphicFramePr>
+            <a:graphic xmlns:a="http://schemas.openxmlformats.org/drawingml/2006/main">
+              <a:graphicData uri="http://schemas.openxmlformats.org/drawingml/2006/picture">
+                <pic:pic xmlns:pic="http://schemas.openxmlformats.org/drawingml/2006/picture">
+                  <pic:nvPicPr>
+                    <pic:cNvPr id="511981486" name="Рисунок 1" descr="Зображення, що містить текст, знімок екрана, схема&#10;&#10;Вміст, створений ШІ, може бути неправильним."/>
+                    <pic:cNvPicPr/>
+                  </pic:nvPicPr>
+                  <pic:blipFill>
+                    <a:blip r:embed="rId11"/>
+                    <a:stretch>
+                      <a:fillRect/>
+                    </a:stretch>
+                  </pic:blipFill>
+                  <pic:spPr>
+                    <a:xfrm>
+                      <a:off x="0" y="0"/>
+                      <a:ext cx="5209374" cy="8484533"/>
+                    </a:xfrm>
+                    <a:prstGeom prst="rect">
+                      <a:avLst/>
+                    </a:prstGeom>
+                  </pic:spPr>
+                </pic:pic>
+              </a:graphicData>
+            </a:graphic>
+          </wp:inline>
+        </w:drawing>
+      </w:r>
+    </w:p>
+    <w:p>
+      <w:pPr>
+        <w:pStyle w:val="IMG"/>
+      </w:pPr>
+      <w:r>
+        <w:t>Рисунок 3.1 – Схема</w:t>
+      </w:r>
+    </w:p>
+    <w:p>
+      <w:pPr>
+        <w:pStyle w:val="P"/>
+      </w:pPr>
+    </w:p>
+    <w:p>
+      <w:pPr>
+        <w:pStyle w:val="H3"/>
+      </w:pPr>
+      <w:r>
+        <w:t xml:space="preserve">Код </w:t>
+      </w:r>
+    </w:p>
+    <w:p>
+      <w:pPr>
+        <w:pStyle w:val="P"/>
+      </w:pPr>
+    </w:p>
+    <w:p>
+      <w:pPr>
+        <w:pStyle w:val="Code"/>
+      </w:pPr>
+      <w:r>
+        <w:t>int sensorOn=0;</w:t>
+      </w:r>
+    </w:p>
+    <w:p>
+      <w:pPr>
+        <w:pStyle w:val="Code"/>
+      </w:pPr>
+      <w:r>
+        <w:t>int sensorPin=3;</w:t>
+      </w:r>
+    </w:p>
+    <w:p>
+      <w:pPr>
+        <w:pStyle w:val="Code"/>
+      </w:pPr>
+      <w:r>
+        <w:t>int ledPin=13;</w:t>
+      </w:r>
+    </w:p>
+    <w:p>
+      <w:pPr>
+        <w:pStyle w:val="Code"/>
+      </w:pPr>
+      <w:r>
+        <w:t>int photoPin=A0;</w:t>
+      </w:r>
+    </w:p>
+    <w:p>
+      <w:pPr>
+        <w:pStyle w:val="Code"/>
+      </w:pPr>
+      <w:r>
+        <w:t>int MIN_PHOTO=6;</w:t>
+      </w:r>
+    </w:p>
+    <w:p>
+      <w:pPr>
+        <w:pStyle w:val="Code"/>
+      </w:pPr>
+      <w:r>
+        <w:t>int MAX_PHOTO=679;</w:t>
+      </w:r>
+    </w:p>
+    <w:p>
+      <w:pPr>
+        <w:pStyle w:val="Code"/>
+      </w:pPr>
+    </w:p>
+    <w:p>
+      <w:pPr>
+        <w:pStyle w:val="Code"/>
+      </w:pPr>
+      <w:r>
+        <w:t>void setup()</w:t>
+      </w:r>
+    </w:p>
+    <w:p>
+      <w:pPr>
+        <w:pStyle w:val="Code"/>
+      </w:pPr>
+      <w:r>
+        <w:t>{</w:t>
+      </w:r>
+    </w:p>
+    <w:p>
+      <w:pPr>
+        <w:pStyle w:val="Code"/>
+      </w:pPr>
+      <w:r>
+        <w:t>  pinMode(sensorPin, INPUT);</w:t>
+      </w:r>
+    </w:p>
+    <w:p>
+      <w:pPr>
+        <w:pStyle w:val="Code"/>
+      </w:pPr>
+      <w:r>
+        <w:t>  pinMode(photoPin, INPUT);</w:t>
+      </w:r>
+    </w:p>
+    <w:p>
+      <w:pPr>
+        <w:pStyle w:val="Code"/>
+      </w:pPr>
+      <w:r>
+        <w:t>  pinMode(ledPin, OUTPUT);</w:t>
+      </w:r>
+    </w:p>
+    <w:p>
+      <w:pPr>
+        <w:pStyle w:val="Code"/>
+      </w:pPr>
+      <w:r>
+        <w:t>  Serial.begin(9600);</w:t>
+      </w:r>
+    </w:p>
+    <w:p>
+      <w:pPr>
+        <w:pStyle w:val="Code"/>
+      </w:pPr>
+      <w:r>
+        <w:t>}</w:t>
+      </w:r>
+    </w:p>
+    <w:p>
+      <w:pPr>
+        <w:pStyle w:val="Code"/>
+      </w:pPr>
+    </w:p>
+    <w:p>
+      <w:pPr>
+        <w:pStyle w:val="Code"/>
+      </w:pPr>
+      <w:r>
+        <w:t>void loop()</w:t>
+      </w:r>
+    </w:p>
+    <w:p>
+      <w:pPr>
+        <w:pStyle w:val="Code"/>
+      </w:pPr>
+      <w:r>
+        <w:t>{</w:t>
+      </w:r>
+    </w:p>
+    <w:p>
+      <w:pPr>
+        <w:pStyle w:val="Code"/>
+      </w:pPr>
+      <w:r>
+        <w:t>  sensorOn=digitalRead(sensorPin);</w:t>
+      </w:r>
+    </w:p>
+    <w:p>
+      <w:pPr>
+        <w:pStyle w:val="Code"/>
+      </w:pPr>
+      <w:r>
+        <w:t>  int photoValue=analogRead(photoPin);</w:t>
+      </w:r>
+    </w:p>
+    <w:p>
+      <w:pPr>
+        <w:pStyle w:val="Code"/>
+      </w:pPr>
+      <w:r>
+        <w:t>  int convertedValue=map(photoValue, MIN_PHOTO, MAX_PHOTO, 1, 100);</w:t>
+      </w:r>
+    </w:p>
+    <w:p>
+      <w:pPr>
+        <w:pStyle w:val="Code"/>
+      </w:pPr>
+      <w:r>
+        <w:t>  Serial.println(convertedValue);</w:t>
+      </w:r>
+    </w:p>
+    <w:p>
+      <w:pPr>
+        <w:pStyle w:val="Code"/>
+      </w:pPr>
+      <w:r>
+        <w:t>  if (sensorOn==HIGH &amp;&amp; convertedValue&gt;=50){</w:t>
+      </w:r>
+    </w:p>
+    <w:p>
+      <w:pPr>
+        <w:pStyle w:val="Code"/>
+      </w:pPr>
+      <w:r>
+        <w:t>    digitalWrite(ledPin, HIGH);</w:t>
+      </w:r>
+    </w:p>
+    <w:p>
+      <w:pPr>
+        <w:pStyle w:val="Code"/>
+      </w:pPr>
+      <w:r>
+        <w:t>  } else {</w:t>
+      </w:r>
+    </w:p>
+    <w:p>
+      <w:pPr>
+        <w:pStyle w:val="Code"/>
+      </w:pPr>
+      <w:r>
+        <w:t>    digitalWrite(ledPin, LOW);</w:t>
+      </w:r>
+    </w:p>
+    <w:p>
+      <w:pPr>
+        <w:pStyle w:val="Code"/>
+      </w:pPr>
+      <w:r>
+        <w:t>  }</w:t>
+      </w:r>
+    </w:p>
+    <w:p>
+      <w:pPr>
+        <w:pStyle w:val="Code"/>
+      </w:pPr>
+      <w:r>
+        <w:t>  delay(120);</w:t>
+      </w:r>
+    </w:p>
+    <w:p>
+      <w:pPr>
+        <w:pStyle w:val="Code"/>
+      </w:pPr>
+      <w:r>
+        <w:t>}</w:t>
+      </w:r>
+    </w:p>
+    <w:p>
+      <w:pPr>
+        <w:pStyle w:val="P"/>
+      </w:pPr>
+    </w:p>
+    <w:p>
+      <w:pPr>
+        <w:pStyle w:val="H2"/>
+        <w:rPr>
+          <w:lang w:val="en-US"/>
+        </w:rPr>
+      </w:pPr>
+      <w:r>
+        <w:t>4</w:t>
+      </w:r>
+      <w:r>
+        <w:t xml:space="preserve"> Датчик руху і світлодіод</w:t>
+      </w:r>
+    </w:p>
+    <w:p>
+      <w:pPr>
+        <w:pStyle w:val="P"/>
+        <w:ind w:firstLine="0"/>
+      </w:pPr>
+    </w:p>
+    <w:p>
+      <w:pPr>
+        <w:pStyle w:val="P"/>
+        <w:rPr>
+          <w:i/>
+          <w:iCs/>
+        </w:rPr>
+      </w:pPr>
+      <w:r>
+        <w:rPr>
+          <w:i/>
+          <w:iCs/>
+        </w:rPr>
+        <w:t>Створити схему з датчиком руху та світлодіодом. При виявленні руху світлодіодний індикатор вмикається, при повторному виявленні руху світлодіодний індикатор вимикається і так далі.</w:t>
+      </w:r>
+    </w:p>
+    <w:p>
+      <w:pPr>
+        <w:pStyle w:val="P"/>
+      </w:pPr>
+      <w:hyperlink r:id="rId12" w:history="1">
+        <w:r>
+          <w:rPr>
+            <w:rStyle w:val="a4"/>
+          </w:rPr>
+          <w:t>П</w:t>
         </w:r>
         <w:r>
           <w:rPr>
             <w:rStyle w:val="a4"/>
           </w:rPr>
-          <w:t>я</w:t>
-        </w:r>
-        <w:r>
-          <w:rPr>
-            <w:rStyle w:val="a4"/>
-          </w:rPr>
-          <w:t xml:space="preserve"> на проєкт</w:t>
+          <w:t>роєкт</w:t>
         </w:r>
       </w:hyperlink>
       <w:r>
@@ -1262,9 +1636,9 @@
       <w:r>
         <w:lastRenderedPageBreak/>
         <w:drawing>
-          <wp:inline distT="0" distB="0" distL="0" distR="0" wp14:anchorId="1C95EB61" wp14:editId="370BE641">
-            <wp:extent cx="4419600" cy="8509971"/>
-            <wp:effectExtent l="0" t="0" r="0" b="5715"/>
+          <wp:inline distT="0" distB="0" distL="0" distR="0" wp14:anchorId="1C95EB61" wp14:editId="4B7B4A95">
+            <wp:extent cx="3301131" cy="6356350"/>
+            <wp:effectExtent l="0" t="0" r="0" b="6350"/>
             <wp:docPr id="1606605358" name="Рисунок 1" descr="Зображення, що містить текст, Електронна інженерія, схема&#10;&#10;Вміст, створений ШІ, може бути неправильним."/>
             <wp:cNvGraphicFramePr>
               <a:graphicFrameLocks xmlns:a="http://schemas.openxmlformats.org/drawingml/2006/main" noChangeAspect="1"/>
@@ -1277,7 +1651,7 @@
                     <pic:cNvPicPr/>
                   </pic:nvPicPr>
                   <pic:blipFill>
-                    <a:blip r:embed="rId11"/>
+                    <a:blip r:embed="rId13"/>
                     <a:stretch>
                       <a:fillRect/>
                     </a:stretch>
@@ -1285,7 +1659,7 @@
                   <pic:spPr>
                     <a:xfrm>
                       <a:off x="0" y="0"/>
-                      <a:ext cx="4424830" cy="8520041"/>
+                      <a:ext cx="3315269" cy="6383572"/>
                     </a:xfrm>
                     <a:prstGeom prst="rect">
                       <a:avLst/>
@@ -1303,7 +1677,13 @@
         <w:pStyle w:val="IMG"/>
       </w:pPr>
       <w:r>
-        <w:t>Рисунок 3.1 – Схема в роботі</w:t>
+        <w:t xml:space="preserve">Рисунок </w:t>
+      </w:r>
+      <w:r>
+        <w:t>4</w:t>
+      </w:r>
+      <w:r>
+        <w:t>.1 – Схема в роботі</w:t>
       </w:r>
     </w:p>
     <w:p>
@@ -1382,6 +1762,7 @@
         <w:pStyle w:val="Code"/>
       </w:pPr>
       <w:r>
+        <w:lastRenderedPageBreak/>
         <w:t xml:space="preserve">  pinMode(sensorPin, INPUT);</w:t>
       </w:r>
     </w:p>
@@ -1505,7 +1886,10 @@
         </w:rPr>
       </w:pPr>
       <w:r>
-        <w:t>4 Клавіатура і сервомотор</w:t>
+        <w:t>5</w:t>
+      </w:r>
+      <w:r>
+        <w:t xml:space="preserve"> Клавіатура і сервомотор</w:t>
       </w:r>
     </w:p>
     <w:p>
@@ -1526,31 +1910,25 @@
           <w:i/>
           <w:iCs/>
         </w:rPr>
-        <w:t>Створити схему з датчиком руху та світлодіодом. При виявленні руху світлодіодний індикатор вмикається, при повторному виявленні руху світлодіодний індикатор вимикається і так далі.</w:t>
-      </w:r>
-    </w:p>
-    <w:p>
-      <w:pPr>
-        <w:pStyle w:val="P"/>
-      </w:pPr>
-      <w:hyperlink r:id="rId12" w:history="1">
+        <w:t>Створити схему за допомогою клавіатури, світлодіода та сервомотора. Початкове положення сервопривід знаходиться в положенні «закрито» (крайнє ліве положення), світлодіод включено. Якщо ми натиснемо пароль «1234» + «D» як клавішу введення на клавіатурі, серводвигун повернеться вправо (відкрито), світлодіод вимкнеться. Якщо натиснути «С» - вліво (Закрити), світлодіод горить. Відповідна інформація виводиться на монітор послідовного порту. Якщо введений пароль неправильний, серводвигун не обертається, та відповідна інформація відображається на моніторі послідовного порту.</w:t>
+      </w:r>
+    </w:p>
+    <w:p>
+      <w:pPr>
+        <w:pStyle w:val="P"/>
+      </w:pPr>
+      <w:hyperlink r:id="rId14" w:history="1">
         <w:r>
           <w:rPr>
             <w:rStyle w:val="a4"/>
           </w:rPr>
-          <w:t>Посиланн</w:t>
+          <w:t>П</w:t>
         </w:r>
         <w:r>
           <w:rPr>
             <w:rStyle w:val="a4"/>
           </w:rPr>
-          <w:t>я</w:t>
-        </w:r>
-        <w:r>
-          <w:rPr>
-            <w:rStyle w:val="a4"/>
-          </w:rPr>
-          <w:t xml:space="preserve"> на проєкт</w:t>
+          <w:t>роєкт</w:t>
         </w:r>
       </w:hyperlink>
       <w:r>
@@ -1582,8 +1960,8 @@
       <w:r>
         <w:lastRenderedPageBreak/>
         <w:drawing>
-          <wp:inline distT="0" distB="0" distL="0" distR="0" wp14:anchorId="14366A3B" wp14:editId="06961096">
-            <wp:extent cx="5340350" cy="8502407"/>
+          <wp:inline distT="0" distB="0" distL="0" distR="0" wp14:anchorId="14366A3B" wp14:editId="40255B1B">
+            <wp:extent cx="4921250" cy="7835155"/>
             <wp:effectExtent l="0" t="0" r="0" b="0"/>
             <wp:docPr id="866496" name="Рисунок 1" descr="Зображення, що містить текст, знімок екрана, калькулятор&#10;&#10;Вміст, створений ШІ, може бути неправильним."/>
             <wp:cNvGraphicFramePr>
@@ -1597,7 +1975,7 @@
                     <pic:cNvPicPr/>
                   </pic:nvPicPr>
                   <pic:blipFill>
-                    <a:blip r:embed="rId13"/>
+                    <a:blip r:embed="rId15"/>
                     <a:stretch>
                       <a:fillRect/>
                     </a:stretch>
@@ -1605,7 +1983,7 @@
                   <pic:spPr>
                     <a:xfrm>
                       <a:off x="0" y="0"/>
-                      <a:ext cx="5343973" cy="8508175"/>
+                      <a:ext cx="4931832" cy="7852002"/>
                     </a:xfrm>
                     <a:prstGeom prst="rect">
                       <a:avLst/>
@@ -1623,7 +2001,13 @@
         <w:pStyle w:val="IMG"/>
       </w:pPr>
       <w:r>
-        <w:t>Рисунок 3.1 – Відкритий замок</w:t>
+        <w:t xml:space="preserve">Рисунок </w:t>
+      </w:r>
+      <w:r>
+        <w:t>5</w:t>
+      </w:r>
+      <w:r>
+        <w:t>.1 – Відкритий замок</w:t>
       </w:r>
     </w:p>
     <w:p>
@@ -1636,6 +2020,7 @@
         <w:pStyle w:val="IMG"/>
       </w:pPr>
       <w:r>
+        <w:lastRenderedPageBreak/>
         <w:drawing>
           <wp:inline distT="0" distB="0" distL="0" distR="0" wp14:anchorId="4606F1FB" wp14:editId="137DF976">
             <wp:extent cx="5010090" cy="8191500"/>
@@ -1652,7 +2037,7 @@
                     <pic:cNvPicPr/>
                   </pic:nvPicPr>
                   <pic:blipFill>
-                    <a:blip r:embed="rId14"/>
+                    <a:blip r:embed="rId16"/>
                     <a:stretch>
                       <a:fillRect/>
                     </a:stretch>
@@ -1678,7 +2063,13 @@
         <w:pStyle w:val="IMG"/>
       </w:pPr>
       <w:r>
-        <w:t>Рисунок 3.2 – Закритий замок</w:t>
+        <w:t xml:space="preserve">Рисунок </w:t>
+      </w:r>
+      <w:r>
+        <w:t>5</w:t>
+      </w:r>
+      <w:r>
+        <w:t>.2 – Закритий замок</w:t>
       </w:r>
     </w:p>
     <w:p>
@@ -1691,6 +2082,7 @@
         <w:pStyle w:val="H3"/>
       </w:pPr>
       <w:r>
+        <w:lastRenderedPageBreak/>
         <w:t>Код</w:t>
       </w:r>
     </w:p>
@@ -2087,23 +2479,23 @@
         <w:pStyle w:val="Code"/>
       </w:pPr>
       <w:r>
+        <w:t xml:space="preserve">  char key=k.getKey();</w:t>
+      </w:r>
+    </w:p>
+    <w:p>
+      <w:pPr>
+        <w:pStyle w:val="Code"/>
+      </w:pPr>
+      <w:r>
+        <w:t xml:space="preserve">  if (key!=NO_KEY) {</w:t>
+      </w:r>
+    </w:p>
+    <w:p>
+      <w:pPr>
+        <w:pStyle w:val="Code"/>
+      </w:pPr>
+      <w:r>
         <w:lastRenderedPageBreak/>
-        <w:t xml:space="preserve">  char key=k.getKey();</w:t>
-      </w:r>
-    </w:p>
-    <w:p>
-      <w:pPr>
-        <w:pStyle w:val="Code"/>
-      </w:pPr>
-      <w:r>
-        <w:t xml:space="preserve">  if (key!=NO_KEY) {</w:t>
-      </w:r>
-    </w:p>
-    <w:p>
-      <w:pPr>
-        <w:pStyle w:val="Code"/>
-      </w:pPr>
-      <w:r>
         <w:t xml:space="preserve">    Serial.print("Pressed ");</w:t>
       </w:r>
     </w:p>
@@ -2372,35 +2764,57 @@
         </w:rPr>
       </w:pPr>
       <w:r>
-        <w:t>5 Датчик руху і п’єзо</w:t>
-      </w:r>
-    </w:p>
-    <w:p>
-      <w:pPr>
-        <w:pStyle w:val="H3"/>
-      </w:pPr>
-      <w:r>
-        <w:t>Посилання</w:t>
-      </w:r>
+        <w:t>6</w:t>
+      </w:r>
+      <w:r>
+        <w:t xml:space="preserve"> Датчик руху і п’єзо</w:t>
+      </w:r>
+    </w:p>
+    <w:p>
+      <w:pPr>
+        <w:pStyle w:val="P"/>
+      </w:pPr>
     </w:p>
     <w:p>
       <w:pPr>
         <w:pStyle w:val="P"/>
         <w:rPr>
-          <w:lang w:val="en-US"/>
+          <w:i/>
+          <w:iCs/>
         </w:rPr>
       </w:pPr>
-    </w:p>
-    <w:p>
-      <w:pPr>
-        <w:pStyle w:val="P"/>
-      </w:pPr>
-      <w:hyperlink r:id="rId15" w:history="1">
+      <w:r>
+        <w:rPr>
+          <w:i/>
+          <w:iCs/>
+        </w:rPr>
+        <w:t>Додайте в проєкт 5.3.4 датчик руху та п</w:t>
+      </w:r>
+      <w:r>
+        <w:rPr>
+          <w:i/>
+          <w:iCs/>
+        </w:rPr>
+        <w:t>’</w:t>
+      </w:r>
+      <w:r>
+        <w:rPr>
+          <w:i/>
+          <w:iCs/>
+        </w:rPr>
+        <w:t>єзо. Коли сервомотор у закритому положенні та датчик руху виявляє деякий рух, п’єзо вмикає сирену.</w:t>
+      </w:r>
+    </w:p>
+    <w:p>
+      <w:pPr>
+        <w:pStyle w:val="P"/>
+      </w:pPr>
+      <w:hyperlink r:id="rId17" w:history="1">
         <w:r>
           <w:rPr>
             <w:rStyle w:val="a4"/>
           </w:rPr>
-          <w:t>Посилання</w:t>
+          <w:t>Проєкт</w:t>
         </w:r>
       </w:hyperlink>
       <w:r>
@@ -2447,7 +2861,7 @@
                     <pic:cNvPicPr/>
                   </pic:nvPicPr>
                   <pic:blipFill>
-                    <a:blip r:embed="rId16"/>
+                    <a:blip r:embed="rId18"/>
                     <a:stretch>
                       <a:fillRect/>
                     </a:stretch>
@@ -2473,7 +2887,13 @@
         <w:pStyle w:val="IMG"/>
       </w:pPr>
       <w:r>
-        <w:t>Рисунок 5.1 – Схема в роботі</w:t>
+        <w:t xml:space="preserve">Рисунок </w:t>
+      </w:r>
+      <w:r>
+        <w:t>6</w:t>
+      </w:r>
+      <w:r>
+        <w:t>.1 – Схема в роботі</w:t>
       </w:r>
     </w:p>
     <w:p>
@@ -3264,6 +3684,47 @@
       <w:r>
         <w:t>}</w:t>
       </w:r>
+    </w:p>
+    <w:p>
+      <w:pPr>
+        <w:pStyle w:val="P"/>
+      </w:pPr>
+    </w:p>
+    <w:p>
+      <w:pPr>
+        <w:pStyle w:val="H1"/>
+      </w:pPr>
+      <w:r>
+        <w:t xml:space="preserve">Висновки </w:t>
+      </w:r>
+    </w:p>
+    <w:p>
+      <w:pPr>
+        <w:pStyle w:val="P"/>
+      </w:pPr>
+    </w:p>
+    <w:p>
+      <w:pPr>
+        <w:pStyle w:val="P"/>
+      </w:pPr>
+      <w:r>
+        <w:lastRenderedPageBreak/>
+        <w:t xml:space="preserve">Таким чином, було ознайомлено </w:t>
+      </w:r>
+      <w:r>
+        <w:t>з датчиком руху та клавіатурою, навч</w:t>
+      </w:r>
+      <w:r>
+        <w:t>ено</w:t>
+      </w:r>
+      <w:r>
+        <w:t xml:space="preserve"> створювати схеми Arduino з використанням датчика руху та клавіатури в середовищі Tinkercad.</w:t>
+      </w:r>
+    </w:p>
+    <w:p>
+      <w:pPr>
+        <w:pStyle w:val="P"/>
+      </w:pPr>
     </w:p>
     <w:sectPr>
       <w:pgSz w:w="11906" w:h="16838"/>
